--- a/tips/変数整理表.docx
+++ b/tips/変数整理表.docx
@@ -96,91 +96,6 @@
           <w:rFonts w:hint="eastAsia"/>
         </w:rPr>
         <w:t>を省略している</w:t>
-      </w:r>
-    </w:p>
-    <w:p>
-      <w:pPr>
-        <w:pStyle w:val="a7"/>
-        <w:numPr>
-          <w:ilvl w:val="1"/>
-          <w:numId w:val="1"/>
-        </w:numPr>
-        <w:ind w:leftChars="0"/>
-        <w:rPr>
-          <w:rFonts w:hint="eastAsia"/>
-        </w:rPr>
-      </w:pPr>
-      <w:r>
-        <w:rPr>
-          <w:rFonts w:hint="eastAsia"/>
-        </w:rPr>
-        <w:t>理想の自然観光と神の子池の観光を比較する質問（</w:t>
-      </w:r>
-      <w:r>
-        <w:rPr>
-          <w:rFonts w:hint="eastAsia"/>
-        </w:rPr>
-        <w:t>7</w:t>
-      </w:r>
-      <w:r>
-        <w:rPr>
-          <w:rFonts w:hint="eastAsia"/>
-        </w:rPr>
-        <w:t>月調査分）</w:t>
-      </w:r>
-      <w:r>
-        <w:rPr>
-          <w:rFonts w:hint="eastAsia"/>
-        </w:rPr>
-        <w:t>：</w:t>
-      </w:r>
-      <w:r>
-        <w:rPr>
-          <w:rFonts w:hint="eastAsia"/>
-        </w:rPr>
-        <w:t>調査直前</w:t>
-      </w:r>
-      <w:r>
-        <w:rPr>
-          <w:rFonts w:hint="eastAsia"/>
-        </w:rPr>
-        <w:t>に急遽追加した</w:t>
-      </w:r>
-      <w:r>
-        <w:rPr>
-          <w:rFonts w:hint="eastAsia"/>
-        </w:rPr>
-        <w:t>質問のため</w:t>
-      </w:r>
-      <w:r>
-        <w:rPr>
-          <w:rFonts w:hint="eastAsia"/>
-        </w:rPr>
-        <w:t>出来が悪い</w:t>
-      </w:r>
-      <w:r>
-        <w:rPr>
-          <w:rFonts w:hint="eastAsia"/>
-        </w:rPr>
-        <w:t>。簡単に分析したところあまり意味のある結果が得られなかっ</w:t>
-      </w:r>
-      <w:r>
-        <w:rPr>
-          <w:rFonts w:hint="eastAsia"/>
-        </w:rPr>
-        <w:t>た</w:t>
-      </w:r>
-      <w:r>
-        <w:rPr>
-          <w:rFonts w:hint="eastAsia"/>
-        </w:rPr>
-        <w:t>→</w:t>
-      </w:r>
-      <w:r>
-        <w:rPr>
-          <w:rFonts w:hint="eastAsia"/>
-        </w:rPr>
-        <w:t>省略</w:t>
       </w:r>
     </w:p>
     <w:p>
@@ -429,7 +344,7 @@
     </w:p>
     <w:tbl>
       <w:tblPr>
-        <w:tblW w:w="9609" w:type="dxa"/>
+        <w:tblW w:w="9619" w:type="dxa"/>
         <w:tblInd w:w="24" w:type="dxa"/>
         <w:tblBorders>
           <w:top w:val="single" w:sz="4" w:space="0" w:color="auto"/>
@@ -447,15 +362,15 @@
         <w:tblLook w:val="04A0" w:firstRow="1" w:lastRow="0" w:firstColumn="1" w:lastColumn="0" w:noHBand="0" w:noVBand="1"/>
       </w:tblPr>
       <w:tblGrid>
-        <w:gridCol w:w="1591"/>
-        <w:gridCol w:w="3143"/>
-        <w:gridCol w:w="1817"/>
-        <w:gridCol w:w="3058"/>
+        <w:gridCol w:w="1593"/>
+        <w:gridCol w:w="3146"/>
+        <w:gridCol w:w="1819"/>
+        <w:gridCol w:w="3061"/>
       </w:tblGrid>
       <w:tr>
         <w:tc>
           <w:tcPr>
-            <w:tcW w:w="1591" w:type="dxa"/>
+            <w:tcW w:w="1593" w:type="dxa"/>
             <w:tcMar>
               <w:top w:w="28" w:type="dxa"/>
               <w:left w:w="28" w:type="dxa"/>
@@ -493,7 +408,7 @@
         </w:tc>
         <w:tc>
           <w:tcPr>
-            <w:tcW w:w="3143" w:type="dxa"/>
+            <w:tcW w:w="3146" w:type="dxa"/>
             <w:tcMar>
               <w:top w:w="28" w:type="dxa"/>
               <w:left w:w="28" w:type="dxa"/>
@@ -529,7 +444,7 @@
         </w:tc>
         <w:tc>
           <w:tcPr>
-            <w:tcW w:w="1817" w:type="dxa"/>
+            <w:tcW w:w="1819" w:type="dxa"/>
             <w:tcMar>
               <w:top w:w="28" w:type="dxa"/>
               <w:left w:w="28" w:type="dxa"/>
@@ -565,7 +480,7 @@
         </w:tc>
         <w:tc>
           <w:tcPr>
-            <w:tcW w:w="3058" w:type="dxa"/>
+            <w:tcW w:w="3061" w:type="dxa"/>
             <w:tcMar>
               <w:top w:w="28" w:type="dxa"/>
               <w:left w:w="28" w:type="dxa"/>
@@ -607,7 +522,7 @@
       <w:tr>
         <w:tc>
           <w:tcPr>
-            <w:tcW w:w="1591" w:type="dxa"/>
+            <w:tcW w:w="1593" w:type="dxa"/>
             <w:tcMar>
               <w:top w:w="28" w:type="dxa"/>
               <w:left w:w="28" w:type="dxa"/>
@@ -644,7 +559,7 @@
         </w:tc>
         <w:tc>
           <w:tcPr>
-            <w:tcW w:w="3143" w:type="dxa"/>
+            <w:tcW w:w="3146" w:type="dxa"/>
             <w:tcMar>
               <w:top w:w="28" w:type="dxa"/>
               <w:left w:w="28" w:type="dxa"/>
@@ -690,7 +605,7 @@
         </w:tc>
         <w:tc>
           <w:tcPr>
-            <w:tcW w:w="1817" w:type="dxa"/>
+            <w:tcW w:w="1819" w:type="dxa"/>
             <w:tcMar>
               <w:top w:w="28" w:type="dxa"/>
               <w:left w:w="28" w:type="dxa"/>
@@ -720,7 +635,7 @@
         </w:tc>
         <w:tc>
           <w:tcPr>
-            <w:tcW w:w="3058" w:type="dxa"/>
+            <w:tcW w:w="3061" w:type="dxa"/>
             <w:tcMar>
               <w:top w:w="28" w:type="dxa"/>
               <w:left w:w="28" w:type="dxa"/>
@@ -760,7 +675,7 @@
       <w:tr>
         <w:tc>
           <w:tcPr>
-            <w:tcW w:w="1591" w:type="dxa"/>
+            <w:tcW w:w="1593" w:type="dxa"/>
             <w:tcMar>
               <w:top w:w="28" w:type="dxa"/>
               <w:left w:w="28" w:type="dxa"/>
@@ -790,7 +705,7 @@
         </w:tc>
         <w:tc>
           <w:tcPr>
-            <w:tcW w:w="3143" w:type="dxa"/>
+            <w:tcW w:w="3146" w:type="dxa"/>
             <w:tcMar>
               <w:top w:w="28" w:type="dxa"/>
               <w:left w:w="28" w:type="dxa"/>
@@ -827,7 +742,7 @@
         </w:tc>
         <w:tc>
           <w:tcPr>
-            <w:tcW w:w="1817" w:type="dxa"/>
+            <w:tcW w:w="1819" w:type="dxa"/>
             <w:tcMar>
               <w:top w:w="28" w:type="dxa"/>
               <w:left w:w="28" w:type="dxa"/>
@@ -856,7 +771,7 @@
         </w:tc>
         <w:tc>
           <w:tcPr>
-            <w:tcW w:w="3058" w:type="dxa"/>
+            <w:tcW w:w="3061" w:type="dxa"/>
             <w:tcMar>
               <w:top w:w="28" w:type="dxa"/>
               <w:left w:w="28" w:type="dxa"/>
@@ -888,7 +803,7 @@
       <w:tr>
         <w:tc>
           <w:tcPr>
-            <w:tcW w:w="1591" w:type="dxa"/>
+            <w:tcW w:w="1593" w:type="dxa"/>
             <w:tcMar>
               <w:top w:w="28" w:type="dxa"/>
               <w:left w:w="28" w:type="dxa"/>
@@ -921,7 +836,7 @@
         </w:tc>
         <w:tc>
           <w:tcPr>
-            <w:tcW w:w="3143" w:type="dxa"/>
+            <w:tcW w:w="3146" w:type="dxa"/>
             <w:tcMar>
               <w:top w:w="28" w:type="dxa"/>
               <w:left w:w="28" w:type="dxa"/>
@@ -954,7 +869,7 @@
         </w:tc>
         <w:tc>
           <w:tcPr>
-            <w:tcW w:w="1817" w:type="dxa"/>
+            <w:tcW w:w="1819" w:type="dxa"/>
             <w:tcMar>
               <w:top w:w="28" w:type="dxa"/>
               <w:left w:w="28" w:type="dxa"/>
@@ -987,7 +902,7 @@
         </w:tc>
         <w:tc>
           <w:tcPr>
-            <w:tcW w:w="3058" w:type="dxa"/>
+            <w:tcW w:w="3061" w:type="dxa"/>
             <w:tcMar>
               <w:top w:w="28" w:type="dxa"/>
               <w:left w:w="28" w:type="dxa"/>
@@ -1017,7 +932,7 @@
       <w:tr>
         <w:tc>
           <w:tcPr>
-            <w:tcW w:w="1591" w:type="dxa"/>
+            <w:tcW w:w="1593" w:type="dxa"/>
             <w:tcMar>
               <w:top w:w="28" w:type="dxa"/>
               <w:left w:w="28" w:type="dxa"/>
@@ -1050,7 +965,7 @@
         </w:tc>
         <w:tc>
           <w:tcPr>
-            <w:tcW w:w="3143" w:type="dxa"/>
+            <w:tcW w:w="3146" w:type="dxa"/>
             <w:tcMar>
               <w:top w:w="28" w:type="dxa"/>
               <w:left w:w="28" w:type="dxa"/>
@@ -1086,16 +1001,6 @@
               </w:rPr>
               <w:t>：</w:t>
             </w:r>
-          </w:p>
-          <w:p>
-            <w:pPr>
-              <w:pStyle w:val="TableContents"/>
-              <w:rPr>
-                <w:rFonts w:hint="eastAsia"/>
-                <w:sz w:val="21"/>
-                <w:szCs w:val="21"/>
-              </w:rPr>
-            </w:pPr>
             <w:r>
               <w:rPr>
                 <w:rFonts w:hint="eastAsia"/>
@@ -1118,6 +1023,48 @@
                 <w:sz w:val="21"/>
                 <w:szCs w:val="21"/>
               </w:rPr>
+              <w:t>8</w:t>
+            </w:r>
+            <w:r>
+              <w:rPr>
+                <w:rFonts w:hint="eastAsia"/>
+                <w:sz w:val="21"/>
+                <w:szCs w:val="21"/>
+              </w:rPr>
+              <w:t>日</w:t>
+            </w:r>
+          </w:p>
+          <w:p>
+            <w:pPr>
+              <w:pStyle w:val="TableContents"/>
+              <w:rPr>
+                <w:rFonts w:hint="eastAsia"/>
+                <w:sz w:val="21"/>
+                <w:szCs w:val="21"/>
+              </w:rPr>
+            </w:pPr>
+            <w:r>
+              <w:rPr>
+                <w:rFonts w:hint="eastAsia"/>
+                <w:sz w:val="21"/>
+                <w:szCs w:val="21"/>
+              </w:rPr>
+              <w:t>6</w:t>
+            </w:r>
+            <w:r>
+              <w:rPr>
+                <w:rFonts w:hint="eastAsia"/>
+                <w:sz w:val="21"/>
+                <w:szCs w:val="21"/>
+              </w:rPr>
+              <w:t>月</w:t>
+            </w:r>
+            <w:r>
+              <w:rPr>
+                <w:rFonts w:hint="eastAsia"/>
+                <w:sz w:val="21"/>
+                <w:szCs w:val="21"/>
+              </w:rPr>
               <w:t>14-15</w:t>
             </w:r>
             <w:r>
@@ -1155,7 +1102,7 @@
                 <w:sz w:val="21"/>
                 <w:szCs w:val="21"/>
               </w:rPr>
-              <w:t>19</w:t>
+              <w:t>20</w:t>
             </w:r>
             <w:r>
               <w:rPr>
@@ -1170,7 +1117,14 @@
                 <w:sz w:val="21"/>
                 <w:szCs w:val="21"/>
               </w:rPr>
-              <w:t>20</w:t>
+              <w:t>2</w:t>
+            </w:r>
+            <w:r>
+              <w:rPr>
+                <w:sz w:val="21"/>
+                <w:szCs w:val="21"/>
+              </w:rPr>
+              <w:t>1</w:t>
             </w:r>
             <w:r>
               <w:rPr>
@@ -1183,7 +1137,7 @@
         </w:tc>
         <w:tc>
           <w:tcPr>
-            <w:tcW w:w="1817" w:type="dxa"/>
+            <w:tcW w:w="1819" w:type="dxa"/>
             <w:tcMar>
               <w:top w:w="28" w:type="dxa"/>
               <w:left w:w="28" w:type="dxa"/>
@@ -1216,7 +1170,7 @@
         </w:tc>
         <w:tc>
           <w:tcPr>
-            <w:tcW w:w="3058" w:type="dxa"/>
+            <w:tcW w:w="3061" w:type="dxa"/>
             <w:tcMar>
               <w:top w:w="28" w:type="dxa"/>
               <w:left w:w="28" w:type="dxa"/>
@@ -1379,7 +1333,7 @@
                 <w:sz w:val="21"/>
                 <w:szCs w:val="21"/>
               </w:rPr>
-              <w:t>19</w:t>
+              <w:t>20</w:t>
             </w:r>
             <w:r>
               <w:rPr>
@@ -1401,7 +1355,7 @@
                 <w:sz w:val="21"/>
                 <w:szCs w:val="21"/>
               </w:rPr>
-              <w:t>0</w:t>
+              <w:t>1</w:t>
             </w:r>
             <w:r>
               <w:rPr>
@@ -1416,7 +1370,7 @@
       <w:tr>
         <w:tc>
           <w:tcPr>
-            <w:tcW w:w="1591" w:type="dxa"/>
+            <w:tcW w:w="1593" w:type="dxa"/>
             <w:tcMar>
               <w:top w:w="28" w:type="dxa"/>
               <w:left w:w="28" w:type="dxa"/>
@@ -1453,7 +1407,7 @@
         </w:tc>
         <w:tc>
           <w:tcPr>
-            <w:tcW w:w="3143" w:type="dxa"/>
+            <w:tcW w:w="3146" w:type="dxa"/>
             <w:tcMar>
               <w:top w:w="28" w:type="dxa"/>
               <w:left w:w="28" w:type="dxa"/>
@@ -1486,7 +1440,7 @@
         </w:tc>
         <w:tc>
           <w:tcPr>
-            <w:tcW w:w="1817" w:type="dxa"/>
+            <w:tcW w:w="1819" w:type="dxa"/>
             <w:tcMar>
               <w:top w:w="28" w:type="dxa"/>
               <w:left w:w="28" w:type="dxa"/>
@@ -1519,7 +1473,7 @@
         </w:tc>
         <w:tc>
           <w:tcPr>
-            <w:tcW w:w="3058" w:type="dxa"/>
+            <w:tcW w:w="3061" w:type="dxa"/>
             <w:tcMar>
               <w:top w:w="28" w:type="dxa"/>
               <w:left w:w="28" w:type="dxa"/>
@@ -1549,7 +1503,7 @@
       <w:tr>
         <w:tc>
           <w:tcPr>
-            <w:tcW w:w="1591" w:type="dxa"/>
+            <w:tcW w:w="1593" w:type="dxa"/>
             <w:tcMar>
               <w:top w:w="28" w:type="dxa"/>
               <w:left w:w="28" w:type="dxa"/>
@@ -1585,7 +1539,7 @@
         </w:tc>
         <w:tc>
           <w:tcPr>
-            <w:tcW w:w="3143" w:type="dxa"/>
+            <w:tcW w:w="3146" w:type="dxa"/>
             <w:tcMar>
               <w:top w:w="28" w:type="dxa"/>
               <w:left w:w="28" w:type="dxa"/>
@@ -1646,7 +1600,7 @@
         </w:tc>
         <w:tc>
           <w:tcPr>
-            <w:tcW w:w="1817" w:type="dxa"/>
+            <w:tcW w:w="1819" w:type="dxa"/>
             <w:tcMar>
               <w:top w:w="28" w:type="dxa"/>
               <w:left w:w="28" w:type="dxa"/>
@@ -1679,7 +1633,7 @@
         </w:tc>
         <w:tc>
           <w:tcPr>
-            <w:tcW w:w="3058" w:type="dxa"/>
+            <w:tcW w:w="3061" w:type="dxa"/>
             <w:tcMar>
               <w:top w:w="28" w:type="dxa"/>
               <w:left w:w="28" w:type="dxa"/>
@@ -1709,7 +1663,7 @@
       <w:tr>
         <w:tc>
           <w:tcPr>
-            <w:tcW w:w="1591" w:type="dxa"/>
+            <w:tcW w:w="1593" w:type="dxa"/>
             <w:tcMar>
               <w:top w:w="28" w:type="dxa"/>
               <w:left w:w="28" w:type="dxa"/>
@@ -1745,7 +1699,7 @@
         </w:tc>
         <w:tc>
           <w:tcPr>
-            <w:tcW w:w="3143" w:type="dxa"/>
+            <w:tcW w:w="3146" w:type="dxa"/>
             <w:tcMar>
               <w:top w:w="28" w:type="dxa"/>
               <w:left w:w="28" w:type="dxa"/>
@@ -1778,7 +1732,7 @@
         </w:tc>
         <w:tc>
           <w:tcPr>
-            <w:tcW w:w="1817" w:type="dxa"/>
+            <w:tcW w:w="1819" w:type="dxa"/>
             <w:tcMar>
               <w:top w:w="28" w:type="dxa"/>
               <w:left w:w="28" w:type="dxa"/>
@@ -1811,7 +1765,7 @@
         </w:tc>
         <w:tc>
           <w:tcPr>
-            <w:tcW w:w="3058" w:type="dxa"/>
+            <w:tcW w:w="3061" w:type="dxa"/>
             <w:tcMar>
               <w:top w:w="28" w:type="dxa"/>
               <w:left w:w="28" w:type="dxa"/>
@@ -1841,7 +1795,7 @@
       <w:tr>
         <w:tc>
           <w:tcPr>
-            <w:tcW w:w="1591" w:type="dxa"/>
+            <w:tcW w:w="1593" w:type="dxa"/>
             <w:tcMar>
               <w:top w:w="28" w:type="dxa"/>
               <w:left w:w="28" w:type="dxa"/>
@@ -1888,7 +1842,7 @@
         </w:tc>
         <w:tc>
           <w:tcPr>
-            <w:tcW w:w="3143" w:type="dxa"/>
+            <w:tcW w:w="3146" w:type="dxa"/>
             <w:tcMar>
               <w:top w:w="28" w:type="dxa"/>
               <w:left w:w="28" w:type="dxa"/>
@@ -1921,7 +1875,7 @@
         </w:tc>
         <w:tc>
           <w:tcPr>
-            <w:tcW w:w="1817" w:type="dxa"/>
+            <w:tcW w:w="1819" w:type="dxa"/>
             <w:tcMar>
               <w:top w:w="28" w:type="dxa"/>
               <w:left w:w="28" w:type="dxa"/>
@@ -1954,7 +1908,7 @@
         </w:tc>
         <w:tc>
           <w:tcPr>
-            <w:tcW w:w="3058" w:type="dxa"/>
+            <w:tcW w:w="3061" w:type="dxa"/>
             <w:tcMar>
               <w:top w:w="28" w:type="dxa"/>
               <w:left w:w="28" w:type="dxa"/>
@@ -1991,7 +1945,7 @@
       <w:tr>
         <w:tc>
           <w:tcPr>
-            <w:tcW w:w="1591" w:type="dxa"/>
+            <w:tcW w:w="1593" w:type="dxa"/>
             <w:tcMar>
               <w:top w:w="28" w:type="dxa"/>
               <w:left w:w="28" w:type="dxa"/>
@@ -2034,7 +1988,7 @@
         </w:tc>
         <w:tc>
           <w:tcPr>
-            <w:tcW w:w="3143" w:type="dxa"/>
+            <w:tcW w:w="3146" w:type="dxa"/>
             <w:tcMar>
               <w:top w:w="28" w:type="dxa"/>
               <w:left w:w="28" w:type="dxa"/>
@@ -2071,7 +2025,7 @@
         </w:tc>
         <w:tc>
           <w:tcPr>
-            <w:tcW w:w="1817" w:type="dxa"/>
+            <w:tcW w:w="1819" w:type="dxa"/>
             <w:tcMar>
               <w:top w:w="28" w:type="dxa"/>
               <w:left w:w="28" w:type="dxa"/>
@@ -2104,7 +2058,7 @@
         </w:tc>
         <w:tc>
           <w:tcPr>
-            <w:tcW w:w="3058" w:type="dxa"/>
+            <w:tcW w:w="3061" w:type="dxa"/>
             <w:tcMar>
               <w:top w:w="28" w:type="dxa"/>
               <w:left w:w="28" w:type="dxa"/>
@@ -2141,7 +2095,7 @@
       <w:tr>
         <w:tc>
           <w:tcPr>
-            <w:tcW w:w="1591" w:type="dxa"/>
+            <w:tcW w:w="1593" w:type="dxa"/>
             <w:tcMar>
               <w:top w:w="28" w:type="dxa"/>
               <w:left w:w="28" w:type="dxa"/>
@@ -2177,7 +2131,7 @@
         </w:tc>
         <w:tc>
           <w:tcPr>
-            <w:tcW w:w="3143" w:type="dxa"/>
+            <w:tcW w:w="3146" w:type="dxa"/>
             <w:tcMar>
               <w:top w:w="28" w:type="dxa"/>
               <w:left w:w="28" w:type="dxa"/>
@@ -2206,7 +2160,7 @@
         </w:tc>
         <w:tc>
           <w:tcPr>
-            <w:tcW w:w="1817" w:type="dxa"/>
+            <w:tcW w:w="1819" w:type="dxa"/>
             <w:tcMar>
               <w:top w:w="28" w:type="dxa"/>
               <w:left w:w="28" w:type="dxa"/>
@@ -2235,7 +2189,7 @@
         </w:tc>
         <w:tc>
           <w:tcPr>
-            <w:tcW w:w="3058" w:type="dxa"/>
+            <w:tcW w:w="3061" w:type="dxa"/>
             <w:tcMar>
               <w:top w:w="28" w:type="dxa"/>
               <w:left w:w="28" w:type="dxa"/>
@@ -2289,7 +2243,7 @@
       <w:tr>
         <w:tc>
           <w:tcPr>
-            <w:tcW w:w="1591" w:type="dxa"/>
+            <w:tcW w:w="1593" w:type="dxa"/>
             <w:tcMar>
               <w:top w:w="28" w:type="dxa"/>
               <w:left w:w="28" w:type="dxa"/>
@@ -2329,7 +2283,7 @@
         </w:tc>
         <w:tc>
           <w:tcPr>
-            <w:tcW w:w="3143" w:type="dxa"/>
+            <w:tcW w:w="3146" w:type="dxa"/>
             <w:tcMar>
               <w:top w:w="28" w:type="dxa"/>
               <w:left w:w="28" w:type="dxa"/>
@@ -2362,7 +2316,7 @@
         </w:tc>
         <w:tc>
           <w:tcPr>
-            <w:tcW w:w="1817" w:type="dxa"/>
+            <w:tcW w:w="1819" w:type="dxa"/>
             <w:tcMar>
               <w:top w:w="28" w:type="dxa"/>
               <w:left w:w="28" w:type="dxa"/>
@@ -2395,7 +2349,7 @@
         </w:tc>
         <w:tc>
           <w:tcPr>
-            <w:tcW w:w="3058" w:type="dxa"/>
+            <w:tcW w:w="3061" w:type="dxa"/>
             <w:tcMar>
               <w:top w:w="28" w:type="dxa"/>
               <w:left w:w="28" w:type="dxa"/>
@@ -2419,7 +2373,7 @@
       <w:tr>
         <w:tc>
           <w:tcPr>
-            <w:tcW w:w="1591" w:type="dxa"/>
+            <w:tcW w:w="1593" w:type="dxa"/>
             <w:tcMar>
               <w:top w:w="28" w:type="dxa"/>
               <w:left w:w="28" w:type="dxa"/>
@@ -2459,7 +2413,7 @@
         </w:tc>
         <w:tc>
           <w:tcPr>
-            <w:tcW w:w="3143" w:type="dxa"/>
+            <w:tcW w:w="3146" w:type="dxa"/>
             <w:tcMar>
               <w:top w:w="28" w:type="dxa"/>
               <w:left w:w="28" w:type="dxa"/>
@@ -2527,7 +2481,7 @@
         </w:tc>
         <w:tc>
           <w:tcPr>
-            <w:tcW w:w="1817" w:type="dxa"/>
+            <w:tcW w:w="1819" w:type="dxa"/>
             <w:tcMar>
               <w:top w:w="28" w:type="dxa"/>
               <w:left w:w="28" w:type="dxa"/>
@@ -2556,7 +2510,7 @@
         </w:tc>
         <w:tc>
           <w:tcPr>
-            <w:tcW w:w="3058" w:type="dxa"/>
+            <w:tcW w:w="3061" w:type="dxa"/>
             <w:tcMar>
               <w:top w:w="28" w:type="dxa"/>
               <w:left w:w="28" w:type="dxa"/>
@@ -2593,16 +2547,7 @@
                 <w:sz w:val="21"/>
                 <w:szCs w:val="21"/>
               </w:rPr>
-              <w:t>の</w:t>
-            </w:r>
-            <w:r>
-              <w:rPr>
-                <w:rFonts w:hint="eastAsia"/>
-                <w:sz w:val="21"/>
-                <w:szCs w:val="21"/>
-              </w:rPr>
-              <w:lastRenderedPageBreak/>
-              <w:t>でそろえた</w:t>
+              <w:t>のでそろえた</w:t>
             </w:r>
             <w:r>
               <w:rPr>
@@ -2666,30 +2611,29 @@
       <w:tr>
         <w:tc>
           <w:tcPr>
-            <w:tcW w:w="1591" w:type="dxa"/>
-            <w:tcMar>
-              <w:top w:w="28" w:type="dxa"/>
-              <w:left w:w="28" w:type="dxa"/>
-              <w:bottom w:w="28" w:type="dxa"/>
-              <w:right w:w="28" w:type="dxa"/>
-            </w:tcMar>
-            <w:vAlign w:val="center"/>
-          </w:tcPr>
-          <w:p>
-            <w:pPr>
-              <w:pStyle w:val="TableContents"/>
-              <w:rPr>
-                <w:rFonts w:hint="eastAsia"/>
-                <w:sz w:val="21"/>
-                <w:szCs w:val="21"/>
-              </w:rPr>
-            </w:pPr>
-            <w:r>
-              <w:rPr>
-                <w:sz w:val="21"/>
-                <w:szCs w:val="21"/>
-              </w:rPr>
-              <w:lastRenderedPageBreak/>
+            <w:tcW w:w="1593" w:type="dxa"/>
+            <w:tcMar>
+              <w:top w:w="28" w:type="dxa"/>
+              <w:left w:w="28" w:type="dxa"/>
+              <w:bottom w:w="28" w:type="dxa"/>
+              <w:right w:w="28" w:type="dxa"/>
+            </w:tcMar>
+            <w:vAlign w:val="center"/>
+          </w:tcPr>
+          <w:p>
+            <w:pPr>
+              <w:pStyle w:val="TableContents"/>
+              <w:rPr>
+                <w:rFonts w:hint="eastAsia"/>
+                <w:sz w:val="21"/>
+                <w:szCs w:val="21"/>
+              </w:rPr>
+            </w:pPr>
+            <w:r>
+              <w:rPr>
+                <w:sz w:val="21"/>
+                <w:szCs w:val="21"/>
+              </w:rPr>
               <w:t>v</w:t>
             </w:r>
             <w:r>
@@ -2697,7 +2641,7 @@
                 <w:sz w:val="21"/>
                 <w:szCs w:val="21"/>
               </w:rPr>
-              <w:t>7_town_web</w:t>
+              <w:t>7_web</w:t>
             </w:r>
             <w:bookmarkStart w:id="82" w:name="TJU__Copy_19"/>
             <w:bookmarkStart w:id="83" w:name="TJU__Copy_20"/>
@@ -2707,7 +2651,7 @@
         </w:tc>
         <w:tc>
           <w:tcPr>
-            <w:tcW w:w="3143" w:type="dxa"/>
+            <w:tcW w:w="3146" w:type="dxa"/>
             <w:tcMar>
               <w:top w:w="28" w:type="dxa"/>
               <w:left w:w="28" w:type="dxa"/>
@@ -2744,7 +2688,15 @@
                 <w:sz w:val="21"/>
                 <w:szCs w:val="21"/>
               </w:rPr>
-              <w:t>清里町・観光協会の</w:t>
+              <w:t>清</w:t>
+            </w:r>
+            <w:r>
+              <w:rPr>
+                <w:sz w:val="21"/>
+                <w:szCs w:val="21"/>
+              </w:rPr>
+              <w:lastRenderedPageBreak/>
+              <w:t>里町・観光協会の</w:t>
             </w:r>
             <w:r>
               <w:rPr>
@@ -2786,7 +2738,7 @@
         </w:tc>
         <w:tc>
           <w:tcPr>
-            <w:tcW w:w="1817" w:type="dxa"/>
+            <w:tcW w:w="1819" w:type="dxa"/>
             <w:tcMar>
               <w:top w:w="28" w:type="dxa"/>
               <w:left w:w="28" w:type="dxa"/>
@@ -2819,6 +2771,7 @@
                 <w:sz w:val="21"/>
                 <w:szCs w:val="21"/>
               </w:rPr>
+              <w:lastRenderedPageBreak/>
               <w:t>7</w:t>
             </w:r>
             <w:r>
@@ -2826,13 +2779,21 @@
                 <w:sz w:val="21"/>
                 <w:szCs w:val="21"/>
               </w:rPr>
-              <w:t>月調査票には含まれていない</w:t>
-            </w:r>
-          </w:p>
-        </w:tc>
-        <w:tc>
-          <w:tcPr>
-            <w:tcW w:w="3058" w:type="dxa"/>
+              <w:t>月調査票には含</w:t>
+            </w:r>
+            <w:r>
+              <w:rPr>
+                <w:sz w:val="21"/>
+                <w:szCs w:val="21"/>
+              </w:rPr>
+              <w:lastRenderedPageBreak/>
+              <w:t>まれていない</w:t>
+            </w:r>
+          </w:p>
+        </w:tc>
+        <w:tc>
+          <w:tcPr>
+            <w:tcW w:w="3061" w:type="dxa"/>
             <w:tcMar>
               <w:top w:w="28" w:type="dxa"/>
               <w:left w:w="28" w:type="dxa"/>
@@ -2856,7 +2817,7 @@
       <w:tr>
         <w:tc>
           <w:tcPr>
-            <w:tcW w:w="1591" w:type="dxa"/>
+            <w:tcW w:w="1593" w:type="dxa"/>
             <w:tcMar>
               <w:top w:w="28" w:type="dxa"/>
               <w:left w:w="28" w:type="dxa"/>
@@ -2896,7 +2857,7 @@
         </w:tc>
         <w:tc>
           <w:tcPr>
-            <w:tcW w:w="3143" w:type="dxa"/>
+            <w:tcW w:w="3146" w:type="dxa"/>
             <w:tcMar>
               <w:top w:w="28" w:type="dxa"/>
               <w:left w:w="28" w:type="dxa"/>
@@ -2964,7 +2925,7 @@
         </w:tc>
         <w:tc>
           <w:tcPr>
-            <w:tcW w:w="1817" w:type="dxa"/>
+            <w:tcW w:w="1819" w:type="dxa"/>
             <w:tcMar>
               <w:top w:w="28" w:type="dxa"/>
               <w:left w:w="28" w:type="dxa"/>
@@ -3008,7 +2969,7 @@
         </w:tc>
         <w:tc>
           <w:tcPr>
-            <w:tcW w:w="3058" w:type="dxa"/>
+            <w:tcW w:w="3061" w:type="dxa"/>
             <w:tcMar>
               <w:top w:w="28" w:type="dxa"/>
               <w:left w:w="28" w:type="dxa"/>
@@ -3032,7 +2993,7 @@
       <w:tr>
         <w:tc>
           <w:tcPr>
-            <w:tcW w:w="1591" w:type="dxa"/>
+            <w:tcW w:w="1593" w:type="dxa"/>
             <w:tcMar>
               <w:top w:w="28" w:type="dxa"/>
               <w:left w:w="28" w:type="dxa"/>
@@ -3072,7 +3033,7 @@
         </w:tc>
         <w:tc>
           <w:tcPr>
-            <w:tcW w:w="3143" w:type="dxa"/>
+            <w:tcW w:w="3146" w:type="dxa"/>
             <w:tcMar>
               <w:top w:w="28" w:type="dxa"/>
               <w:left w:w="28" w:type="dxa"/>
@@ -3147,7 +3108,7 @@
         </w:tc>
         <w:tc>
           <w:tcPr>
-            <w:tcW w:w="1817" w:type="dxa"/>
+            <w:tcW w:w="1819" w:type="dxa"/>
             <w:tcMar>
               <w:top w:w="28" w:type="dxa"/>
               <w:left w:w="28" w:type="dxa"/>
@@ -3191,7 +3152,7 @@
         </w:tc>
         <w:tc>
           <w:tcPr>
-            <w:tcW w:w="3058" w:type="dxa"/>
+            <w:tcW w:w="3061" w:type="dxa"/>
             <w:tcMar>
               <w:top w:w="28" w:type="dxa"/>
               <w:left w:w="28" w:type="dxa"/>
@@ -3215,7 +3176,7 @@
       <w:tr>
         <w:tc>
           <w:tcPr>
-            <w:tcW w:w="1591" w:type="dxa"/>
+            <w:tcW w:w="1593" w:type="dxa"/>
             <w:tcMar>
               <w:top w:w="28" w:type="dxa"/>
               <w:left w:w="28" w:type="dxa"/>
@@ -3255,7 +3216,7 @@
         </w:tc>
         <w:tc>
           <w:tcPr>
-            <w:tcW w:w="3143" w:type="dxa"/>
+            <w:tcW w:w="3146" w:type="dxa"/>
             <w:tcMar>
               <w:top w:w="28" w:type="dxa"/>
               <w:left w:w="28" w:type="dxa"/>
@@ -3320,7 +3281,7 @@
         </w:tc>
         <w:tc>
           <w:tcPr>
-            <w:tcW w:w="1817" w:type="dxa"/>
+            <w:tcW w:w="1819" w:type="dxa"/>
             <w:tcMar>
               <w:top w:w="28" w:type="dxa"/>
               <w:left w:w="28" w:type="dxa"/>
@@ -3364,7 +3325,7 @@
         </w:tc>
         <w:tc>
           <w:tcPr>
-            <w:tcW w:w="3058" w:type="dxa"/>
+            <w:tcW w:w="3061" w:type="dxa"/>
             <w:tcMar>
               <w:top w:w="28" w:type="dxa"/>
               <w:left w:w="28" w:type="dxa"/>
@@ -3388,7 +3349,7 @@
       <w:tr>
         <w:tc>
           <w:tcPr>
-            <w:tcW w:w="1591" w:type="dxa"/>
+            <w:tcW w:w="1593" w:type="dxa"/>
             <w:tcMar>
               <w:top w:w="28" w:type="dxa"/>
               <w:left w:w="28" w:type="dxa"/>
@@ -3428,7 +3389,7 @@
         </w:tc>
         <w:tc>
           <w:tcPr>
-            <w:tcW w:w="3143" w:type="dxa"/>
+            <w:tcW w:w="3146" w:type="dxa"/>
             <w:tcMar>
               <w:top w:w="28" w:type="dxa"/>
               <w:left w:w="28" w:type="dxa"/>
@@ -3493,7 +3454,7 @@
         </w:tc>
         <w:tc>
           <w:tcPr>
-            <w:tcW w:w="1817" w:type="dxa"/>
+            <w:tcW w:w="1819" w:type="dxa"/>
             <w:tcMar>
               <w:top w:w="28" w:type="dxa"/>
               <w:left w:w="28" w:type="dxa"/>
@@ -3537,7 +3498,7 @@
         </w:tc>
         <w:tc>
           <w:tcPr>
-            <w:tcW w:w="3058" w:type="dxa"/>
+            <w:tcW w:w="3061" w:type="dxa"/>
             <w:tcMar>
               <w:top w:w="28" w:type="dxa"/>
               <w:left w:w="28" w:type="dxa"/>
@@ -3604,7 +3565,7 @@
       <w:tr>
         <w:tc>
           <w:tcPr>
-            <w:tcW w:w="1591" w:type="dxa"/>
+            <w:tcW w:w="1593" w:type="dxa"/>
             <w:tcMar>
               <w:top w:w="28" w:type="dxa"/>
               <w:left w:w="28" w:type="dxa"/>
@@ -3644,7 +3605,7 @@
         </w:tc>
         <w:tc>
           <w:tcPr>
-            <w:tcW w:w="3143" w:type="dxa"/>
+            <w:tcW w:w="3146" w:type="dxa"/>
             <w:tcMar>
               <w:top w:w="28" w:type="dxa"/>
               <w:left w:w="28" w:type="dxa"/>
@@ -3710,7 +3671,7 @@
         </w:tc>
         <w:tc>
           <w:tcPr>
-            <w:tcW w:w="1817" w:type="dxa"/>
+            <w:tcW w:w="1819" w:type="dxa"/>
             <w:tcMar>
               <w:top w:w="28" w:type="dxa"/>
               <w:left w:w="28" w:type="dxa"/>
@@ -3754,7 +3715,7 @@
         </w:tc>
         <w:tc>
           <w:tcPr>
-            <w:tcW w:w="3058" w:type="dxa"/>
+            <w:tcW w:w="3061" w:type="dxa"/>
             <w:tcMar>
               <w:top w:w="28" w:type="dxa"/>
               <w:left w:w="28" w:type="dxa"/>
@@ -3778,7 +3739,7 @@
       <w:tr>
         <w:tc>
           <w:tcPr>
-            <w:tcW w:w="1591" w:type="dxa"/>
+            <w:tcW w:w="1593" w:type="dxa"/>
             <w:tcMar>
               <w:top w:w="28" w:type="dxa"/>
               <w:left w:w="28" w:type="dxa"/>
@@ -3818,7 +3779,7 @@
         </w:tc>
         <w:tc>
           <w:tcPr>
-            <w:tcW w:w="3143" w:type="dxa"/>
+            <w:tcW w:w="3146" w:type="dxa"/>
             <w:tcMar>
               <w:top w:w="28" w:type="dxa"/>
               <w:left w:w="28" w:type="dxa"/>
@@ -3884,7 +3845,7 @@
         </w:tc>
         <w:tc>
           <w:tcPr>
-            <w:tcW w:w="1817" w:type="dxa"/>
+            <w:tcW w:w="1819" w:type="dxa"/>
             <w:tcMar>
               <w:top w:w="28" w:type="dxa"/>
               <w:left w:w="28" w:type="dxa"/>
@@ -3928,7 +3889,7 @@
         </w:tc>
         <w:tc>
           <w:tcPr>
-            <w:tcW w:w="3058" w:type="dxa"/>
+            <w:tcW w:w="3061" w:type="dxa"/>
             <w:tcMar>
               <w:top w:w="28" w:type="dxa"/>
               <w:left w:w="28" w:type="dxa"/>
@@ -3952,7 +3913,7 @@
       <w:tr>
         <w:tc>
           <w:tcPr>
-            <w:tcW w:w="1591" w:type="dxa"/>
+            <w:tcW w:w="1593" w:type="dxa"/>
             <w:tcMar>
               <w:top w:w="28" w:type="dxa"/>
               <w:left w:w="28" w:type="dxa"/>
@@ -3999,7 +3960,7 @@
         </w:tc>
         <w:tc>
           <w:tcPr>
-            <w:tcW w:w="3143" w:type="dxa"/>
+            <w:tcW w:w="3146" w:type="dxa"/>
             <w:tcMar>
               <w:top w:w="28" w:type="dxa"/>
               <w:left w:w="28" w:type="dxa"/>
@@ -4067,7 +4028,7 @@
         </w:tc>
         <w:tc>
           <w:tcPr>
-            <w:tcW w:w="1817" w:type="dxa"/>
+            <w:tcW w:w="1819" w:type="dxa"/>
             <w:tcMar>
               <w:top w:w="28" w:type="dxa"/>
               <w:left w:w="28" w:type="dxa"/>
@@ -4111,7 +4072,7 @@
         </w:tc>
         <w:tc>
           <w:tcPr>
-            <w:tcW w:w="3058" w:type="dxa"/>
+            <w:tcW w:w="3061" w:type="dxa"/>
             <w:tcMar>
               <w:top w:w="28" w:type="dxa"/>
               <w:left w:w="28" w:type="dxa"/>
@@ -4135,7 +4096,7 @@
       <w:tr>
         <w:tc>
           <w:tcPr>
-            <w:tcW w:w="1591" w:type="dxa"/>
+            <w:tcW w:w="1593" w:type="dxa"/>
             <w:tcMar>
               <w:top w:w="28" w:type="dxa"/>
               <w:left w:w="28" w:type="dxa"/>
@@ -4171,7 +4132,7 @@
         </w:tc>
         <w:tc>
           <w:tcPr>
-            <w:tcW w:w="3143" w:type="dxa"/>
+            <w:tcW w:w="3146" w:type="dxa"/>
             <w:tcMar>
               <w:top w:w="28" w:type="dxa"/>
               <w:left w:w="28" w:type="dxa"/>
@@ -4214,7 +4175,7 @@
         </w:tc>
         <w:tc>
           <w:tcPr>
-            <w:tcW w:w="1817" w:type="dxa"/>
+            <w:tcW w:w="1819" w:type="dxa"/>
             <w:tcMar>
               <w:top w:w="28" w:type="dxa"/>
               <w:left w:w="28" w:type="dxa"/>
@@ -4258,7 +4219,7 @@
         </w:tc>
         <w:tc>
           <w:tcPr>
-            <w:tcW w:w="3058" w:type="dxa"/>
+            <w:tcW w:w="3061" w:type="dxa"/>
             <w:tcMar>
               <w:top w:w="28" w:type="dxa"/>
               <w:left w:w="28" w:type="dxa"/>
@@ -4282,7 +4243,7 @@
       <w:tr>
         <w:tc>
           <w:tcPr>
-            <w:tcW w:w="1591" w:type="dxa"/>
+            <w:tcW w:w="1593" w:type="dxa"/>
             <w:tcMar>
               <w:top w:w="28" w:type="dxa"/>
               <w:left w:w="28" w:type="dxa"/>
@@ -4318,7 +4279,7 @@
         </w:tc>
         <w:tc>
           <w:tcPr>
-            <w:tcW w:w="3143" w:type="dxa"/>
+            <w:tcW w:w="3146" w:type="dxa"/>
             <w:tcMar>
               <w:top w:w="28" w:type="dxa"/>
               <w:left w:w="28" w:type="dxa"/>
@@ -4361,7 +4322,7 @@
         </w:tc>
         <w:tc>
           <w:tcPr>
-            <w:tcW w:w="1817" w:type="dxa"/>
+            <w:tcW w:w="1819" w:type="dxa"/>
             <w:tcMar>
               <w:top w:w="28" w:type="dxa"/>
               <w:left w:w="28" w:type="dxa"/>
@@ -4405,7 +4366,7 @@
         </w:tc>
         <w:tc>
           <w:tcPr>
-            <w:tcW w:w="3058" w:type="dxa"/>
+            <w:tcW w:w="3061" w:type="dxa"/>
             <w:tcMar>
               <w:top w:w="28" w:type="dxa"/>
               <w:left w:w="28" w:type="dxa"/>
@@ -4429,7 +4390,7 @@
       <w:tr>
         <w:tc>
           <w:tcPr>
-            <w:tcW w:w="1591" w:type="dxa"/>
+            <w:tcW w:w="1593" w:type="dxa"/>
             <w:tcMar>
               <w:top w:w="28" w:type="dxa"/>
               <w:left w:w="28" w:type="dxa"/>
@@ -4461,11 +4422,18 @@
               </w:rPr>
               <w:t>9_scenery_satis</w:t>
             </w:r>
-          </w:p>
-        </w:tc>
-        <w:tc>
-          <w:tcPr>
-            <w:tcW w:w="3143" w:type="dxa"/>
+            <w:r>
+              <w:rPr>
+                <w:sz w:val="21"/>
+                <w:szCs w:val="21"/>
+              </w:rPr>
+              <w:t>faction</w:t>
+            </w:r>
+          </w:p>
+        </w:tc>
+        <w:tc>
+          <w:tcPr>
+            <w:tcW w:w="3146" w:type="dxa"/>
             <w:tcMar>
               <w:top w:w="28" w:type="dxa"/>
               <w:left w:w="28" w:type="dxa"/>
@@ -4508,7 +4476,7 @@
         </w:tc>
         <w:tc>
           <w:tcPr>
-            <w:tcW w:w="1817" w:type="dxa"/>
+            <w:tcW w:w="1819" w:type="dxa"/>
             <w:tcMar>
               <w:top w:w="28" w:type="dxa"/>
               <w:left w:w="28" w:type="dxa"/>
@@ -4537,7 +4505,7 @@
         </w:tc>
         <w:tc>
           <w:tcPr>
-            <w:tcW w:w="3058" w:type="dxa"/>
+            <w:tcW w:w="3061" w:type="dxa"/>
             <w:tcMar>
               <w:top w:w="28" w:type="dxa"/>
               <w:left w:w="28" w:type="dxa"/>
@@ -4561,7 +4529,7 @@
       <w:tr>
         <w:tc>
           <w:tcPr>
-            <w:tcW w:w="1591" w:type="dxa"/>
+            <w:tcW w:w="1593" w:type="dxa"/>
             <w:tcMar>
               <w:top w:w="28" w:type="dxa"/>
               <w:left w:w="28" w:type="dxa"/>
@@ -4591,13 +4559,20 @@
                 <w:sz w:val="21"/>
                 <w:szCs w:val="21"/>
               </w:rPr>
-              <w:t>9_access_satis</w:t>
-            </w:r>
-          </w:p>
-        </w:tc>
-        <w:tc>
-          <w:tcPr>
-            <w:tcW w:w="3143" w:type="dxa"/>
+              <w:t>9_access_</w:t>
+            </w:r>
+            <w:r>
+              <w:rPr>
+                <w:sz w:val="21"/>
+                <w:szCs w:val="21"/>
+              </w:rPr>
+              <w:t>satisfaction</w:t>
+            </w:r>
+          </w:p>
+        </w:tc>
+        <w:tc>
+          <w:tcPr>
+            <w:tcW w:w="3146" w:type="dxa"/>
             <w:tcMar>
               <w:top w:w="28" w:type="dxa"/>
               <w:left w:w="28" w:type="dxa"/>
@@ -4647,7 +4622,7 @@
         </w:tc>
         <w:tc>
           <w:tcPr>
-            <w:tcW w:w="1817" w:type="dxa"/>
+            <w:tcW w:w="1819" w:type="dxa"/>
             <w:tcMar>
               <w:top w:w="28" w:type="dxa"/>
               <w:left w:w="28" w:type="dxa"/>
@@ -4676,7 +4651,7 @@
         </w:tc>
         <w:tc>
           <w:tcPr>
-            <w:tcW w:w="3058" w:type="dxa"/>
+            <w:tcW w:w="3061" w:type="dxa"/>
             <w:tcMar>
               <w:top w:w="28" w:type="dxa"/>
               <w:left w:w="28" w:type="dxa"/>
@@ -4700,7 +4675,7 @@
       <w:tr>
         <w:tc>
           <w:tcPr>
-            <w:tcW w:w="1591" w:type="dxa"/>
+            <w:tcW w:w="1593" w:type="dxa"/>
             <w:tcMar>
               <w:top w:w="28" w:type="dxa"/>
               <w:left w:w="28" w:type="dxa"/>
@@ -4730,13 +4705,20 @@
                 <w:sz w:val="21"/>
                 <w:szCs w:val="21"/>
               </w:rPr>
-              <w:t>9_facility_satis</w:t>
-            </w:r>
-          </w:p>
-        </w:tc>
-        <w:tc>
-          <w:tcPr>
-            <w:tcW w:w="3143" w:type="dxa"/>
+              <w:t>9_facility_</w:t>
+            </w:r>
+            <w:r>
+              <w:rPr>
+                <w:sz w:val="21"/>
+                <w:szCs w:val="21"/>
+              </w:rPr>
+              <w:t>satisfaction</w:t>
+            </w:r>
+          </w:p>
+        </w:tc>
+        <w:tc>
+          <w:tcPr>
+            <w:tcW w:w="3146" w:type="dxa"/>
             <w:tcMar>
               <w:top w:w="28" w:type="dxa"/>
               <w:left w:w="28" w:type="dxa"/>
@@ -4779,7 +4761,7 @@
         </w:tc>
         <w:tc>
           <w:tcPr>
-            <w:tcW w:w="1817" w:type="dxa"/>
+            <w:tcW w:w="1819" w:type="dxa"/>
             <w:tcMar>
               <w:top w:w="28" w:type="dxa"/>
               <w:left w:w="28" w:type="dxa"/>
@@ -4808,7 +4790,7 @@
         </w:tc>
         <w:tc>
           <w:tcPr>
-            <w:tcW w:w="3058" w:type="dxa"/>
+            <w:tcW w:w="3061" w:type="dxa"/>
             <w:tcMar>
               <w:top w:w="28" w:type="dxa"/>
               <w:left w:w="28" w:type="dxa"/>
@@ -4832,7 +4814,7 @@
       <w:tr>
         <w:tc>
           <w:tcPr>
-            <w:tcW w:w="1591" w:type="dxa"/>
+            <w:tcW w:w="1593" w:type="dxa"/>
             <w:tcMar>
               <w:top w:w="28" w:type="dxa"/>
               <w:left w:w="28" w:type="dxa"/>
@@ -4862,20 +4844,20 @@
                 <w:sz w:val="21"/>
                 <w:szCs w:val="21"/>
               </w:rPr>
-              <w:t>9_tourist_spot_sati</w:t>
-            </w:r>
-            <w:r>
-              <w:rPr>
-                <w:sz w:val="21"/>
-                <w:szCs w:val="21"/>
-              </w:rPr>
-              <w:t>s</w:t>
-            </w:r>
-          </w:p>
-        </w:tc>
-        <w:tc>
-          <w:tcPr>
-            <w:tcW w:w="3143" w:type="dxa"/>
+              <w:t>9_tourist_spot_</w:t>
+            </w:r>
+            <w:r>
+              <w:rPr>
+                <w:sz w:val="21"/>
+                <w:szCs w:val="21"/>
+              </w:rPr>
+              <w:t>satisfaction</w:t>
+            </w:r>
+          </w:p>
+        </w:tc>
+        <w:tc>
+          <w:tcPr>
+            <w:tcW w:w="3146" w:type="dxa"/>
             <w:tcMar>
               <w:top w:w="28" w:type="dxa"/>
               <w:left w:w="28" w:type="dxa"/>
@@ -4918,7 +4900,7 @@
         </w:tc>
         <w:tc>
           <w:tcPr>
-            <w:tcW w:w="1817" w:type="dxa"/>
+            <w:tcW w:w="1819" w:type="dxa"/>
             <w:tcMar>
               <w:top w:w="28" w:type="dxa"/>
               <w:left w:w="28" w:type="dxa"/>
@@ -4947,7 +4929,7 @@
         </w:tc>
         <w:tc>
           <w:tcPr>
-            <w:tcW w:w="3058" w:type="dxa"/>
+            <w:tcW w:w="3061" w:type="dxa"/>
             <w:tcMar>
               <w:top w:w="28" w:type="dxa"/>
               <w:left w:w="28" w:type="dxa"/>
@@ -4971,7 +4953,7 @@
       <w:tr>
         <w:tc>
           <w:tcPr>
-            <w:tcW w:w="1591" w:type="dxa"/>
+            <w:tcW w:w="1593" w:type="dxa"/>
             <w:tcMar>
               <w:top w:w="28" w:type="dxa"/>
               <w:left w:w="28" w:type="dxa"/>
@@ -5003,18 +4985,11 @@
               </w:rPr>
               <w:t>9_general_satisfaction</w:t>
             </w:r>
-            <w:r>
-              <w:rPr>
-                <w:sz w:val="21"/>
-                <w:szCs w:val="21"/>
-              </w:rPr>
-              <w:t>_satis</w:t>
-            </w:r>
-          </w:p>
-        </w:tc>
-        <w:tc>
-          <w:tcPr>
-            <w:tcW w:w="3143" w:type="dxa"/>
+          </w:p>
+        </w:tc>
+        <w:tc>
+          <w:tcPr>
+            <w:tcW w:w="3146" w:type="dxa"/>
             <w:tcMar>
               <w:top w:w="28" w:type="dxa"/>
               <w:left w:w="28" w:type="dxa"/>
@@ -5057,7 +5032,7 @@
         </w:tc>
         <w:tc>
           <w:tcPr>
-            <w:tcW w:w="1817" w:type="dxa"/>
+            <w:tcW w:w="1819" w:type="dxa"/>
             <w:tcMar>
               <w:top w:w="28" w:type="dxa"/>
               <w:left w:w="28" w:type="dxa"/>
@@ -5086,7 +5061,7 @@
         </w:tc>
         <w:tc>
           <w:tcPr>
-            <w:tcW w:w="3058" w:type="dxa"/>
+            <w:tcW w:w="3061" w:type="dxa"/>
             <w:tcMar>
               <w:top w:w="28" w:type="dxa"/>
               <w:left w:w="28" w:type="dxa"/>
@@ -5110,7 +5085,159 @@
       <w:tr>
         <w:tc>
           <w:tcPr>
-            <w:tcW w:w="1591" w:type="dxa"/>
+            <w:tcW w:w="1593" w:type="dxa"/>
+            <w:tcMar>
+              <w:top w:w="28" w:type="dxa"/>
+              <w:left w:w="28" w:type="dxa"/>
+              <w:bottom w:w="28" w:type="dxa"/>
+              <w:right w:w="28" w:type="dxa"/>
+            </w:tcMar>
+            <w:vAlign w:val="center"/>
+          </w:tcPr>
+          <w:p>
+            <w:pPr>
+              <w:pStyle w:val="TableContents"/>
+              <w:rPr>
+                <w:rFonts w:hint="eastAsia"/>
+                <w:sz w:val="21"/>
+                <w:szCs w:val="21"/>
+              </w:rPr>
+            </w:pPr>
+            <w:r>
+              <w:rPr>
+                <w:rFonts w:hint="eastAsia"/>
+                <w:sz w:val="21"/>
+                <w:szCs w:val="21"/>
+              </w:rPr>
+              <w:t>v</w:t>
+            </w:r>
+            <w:r>
+              <w:rPr>
+                <w:sz w:val="21"/>
+                <w:szCs w:val="21"/>
+              </w:rPr>
+              <w:t>10_kaminoko_scenery</w:t>
+            </w:r>
+            <w:r>
+              <w:rPr>
+                <w:sz w:val="21"/>
+                <w:szCs w:val="21"/>
+              </w:rPr>
+              <w:t>_satis</w:t>
+            </w:r>
+          </w:p>
+        </w:tc>
+        <w:tc>
+          <w:tcPr>
+            <w:tcW w:w="3146" w:type="dxa"/>
+            <w:tcMar>
+              <w:top w:w="28" w:type="dxa"/>
+              <w:left w:w="28" w:type="dxa"/>
+              <w:bottom w:w="28" w:type="dxa"/>
+              <w:right w:w="28" w:type="dxa"/>
+            </w:tcMar>
+            <w:vAlign w:val="center"/>
+          </w:tcPr>
+          <w:p>
+            <w:pPr>
+              <w:pStyle w:val="TableContents"/>
+              <w:rPr>
+                <w:rFonts w:hint="eastAsia"/>
+                <w:sz w:val="21"/>
+                <w:szCs w:val="21"/>
+              </w:rPr>
+            </w:pPr>
+            <w:r>
+              <w:rPr>
+                <w:rFonts w:hint="eastAsia"/>
+                <w:sz w:val="21"/>
+                <w:szCs w:val="21"/>
+              </w:rPr>
+              <w:t>神の子池の美しさに対する満足度：</w:t>
+            </w:r>
+            <w:r>
+              <w:rPr>
+                <w:rFonts w:hint="eastAsia"/>
+                <w:sz w:val="21"/>
+                <w:szCs w:val="21"/>
+              </w:rPr>
+              <w:t>10</w:t>
+            </w:r>
+            <w:r>
+              <w:rPr>
+                <w:rFonts w:hint="eastAsia"/>
+                <w:sz w:val="21"/>
+                <w:szCs w:val="21"/>
+              </w:rPr>
+              <w:t>段階</w:t>
+            </w:r>
+          </w:p>
+        </w:tc>
+        <w:tc>
+          <w:tcPr>
+            <w:tcW w:w="1819" w:type="dxa"/>
+            <w:tcMar>
+              <w:top w:w="28" w:type="dxa"/>
+              <w:left w:w="28" w:type="dxa"/>
+              <w:bottom w:w="28" w:type="dxa"/>
+              <w:right w:w="28" w:type="dxa"/>
+            </w:tcMar>
+            <w:vAlign w:val="center"/>
+          </w:tcPr>
+          <w:p>
+            <w:pPr>
+              <w:pStyle w:val="TableContents"/>
+              <w:rPr>
+                <w:rFonts w:hint="eastAsia"/>
+                <w:sz w:val="21"/>
+                <w:szCs w:val="21"/>
+              </w:rPr>
+            </w:pPr>
+            <w:r>
+              <w:rPr>
+                <w:rFonts w:hint="eastAsia"/>
+                <w:sz w:val="21"/>
+                <w:szCs w:val="21"/>
+              </w:rPr>
+              <w:t>7</w:t>
+            </w:r>
+            <w:r>
+              <w:rPr>
+                <w:rFonts w:hint="eastAsia"/>
+                <w:sz w:val="21"/>
+                <w:szCs w:val="21"/>
+              </w:rPr>
+              <w:t>月調査票のみ</w:t>
+            </w:r>
+          </w:p>
+        </w:tc>
+        <w:tc>
+          <w:tcPr>
+            <w:tcW w:w="3061" w:type="dxa"/>
+            <w:tcMar>
+              <w:top w:w="28" w:type="dxa"/>
+              <w:left w:w="28" w:type="dxa"/>
+              <w:bottom w:w="28" w:type="dxa"/>
+              <w:right w:w="28" w:type="dxa"/>
+            </w:tcMar>
+            <w:vAlign w:val="center"/>
+          </w:tcPr>
+          <w:p>
+            <w:pPr>
+              <w:pStyle w:val="TableContents"/>
+              <w:rPr>
+                <w:rFonts w:hint="eastAsia"/>
+                <w:sz w:val="21"/>
+                <w:szCs w:val="21"/>
+              </w:rPr>
+            </w:pPr>
+          </w:p>
+        </w:tc>
+      </w:tr>
+      <w:tr>
+        <w:tc>
+          <w:tcPr>
+            <w:tcW w:w="1593" w:type="dxa"/>
             <w:tcMar>
               <w:top w:w="28" w:type="dxa"/>
               <w:left w:w="28" w:type="dxa"/>
@@ -5142,7 +5269,7 @@
                 <w:sz w:val="21"/>
                 <w:szCs w:val="21"/>
               </w:rPr>
-              <w:t>10_kaminoko_scenery</w:t>
+              <w:t>10_kaminoko_silence</w:t>
             </w:r>
             <w:r>
               <w:rPr>
@@ -5155,31 +5282,31 @@
         </w:tc>
         <w:tc>
           <w:tcPr>
-            <w:tcW w:w="3143" w:type="dxa"/>
-            <w:tcMar>
-              <w:top w:w="28" w:type="dxa"/>
-              <w:left w:w="28" w:type="dxa"/>
-              <w:bottom w:w="28" w:type="dxa"/>
-              <w:right w:w="28" w:type="dxa"/>
-            </w:tcMar>
-            <w:vAlign w:val="center"/>
-          </w:tcPr>
-          <w:p>
-            <w:pPr>
-              <w:pStyle w:val="TableContents"/>
-              <w:rPr>
-                <w:rFonts w:hint="eastAsia"/>
-                <w:sz w:val="21"/>
-                <w:szCs w:val="21"/>
-              </w:rPr>
-            </w:pPr>
-            <w:r>
-              <w:rPr>
-                <w:rFonts w:hint="eastAsia"/>
-                <w:sz w:val="21"/>
-                <w:szCs w:val="21"/>
-              </w:rPr>
-              <w:t>神の子池の美しさに対する満足度：</w:t>
+            <w:tcW w:w="3146" w:type="dxa"/>
+            <w:tcMar>
+              <w:top w:w="28" w:type="dxa"/>
+              <w:left w:w="28" w:type="dxa"/>
+              <w:bottom w:w="28" w:type="dxa"/>
+              <w:right w:w="28" w:type="dxa"/>
+            </w:tcMar>
+            <w:vAlign w:val="center"/>
+          </w:tcPr>
+          <w:p>
+            <w:pPr>
+              <w:pStyle w:val="TableContents"/>
+              <w:rPr>
+                <w:rFonts w:hint="eastAsia"/>
+                <w:sz w:val="21"/>
+                <w:szCs w:val="21"/>
+              </w:rPr>
+            </w:pPr>
+            <w:r>
+              <w:rPr>
+                <w:rFonts w:hint="eastAsia"/>
+                <w:sz w:val="21"/>
+                <w:szCs w:val="21"/>
+              </w:rPr>
+              <w:t>神の子池の静けさに対する満足度：</w:t>
             </w:r>
             <w:r>
               <w:rPr>
@@ -5201,7 +5328,7 @@
         </w:tc>
         <w:tc>
           <w:tcPr>
-            <w:tcW w:w="1817" w:type="dxa"/>
+            <w:tcW w:w="1819" w:type="dxa"/>
             <w:tcMar>
               <w:top w:w="28" w:type="dxa"/>
               <w:left w:w="28" w:type="dxa"/>
@@ -5239,7 +5366,7 @@
         </w:tc>
         <w:tc>
           <w:tcPr>
-            <w:tcW w:w="3058" w:type="dxa"/>
+            <w:tcW w:w="3061" w:type="dxa"/>
             <w:tcMar>
               <w:top w:w="28" w:type="dxa"/>
               <w:left w:w="28" w:type="dxa"/>
@@ -5263,7 +5390,7 @@
       <w:tr>
         <w:tc>
           <w:tcPr>
-            <w:tcW w:w="1591" w:type="dxa"/>
+            <w:tcW w:w="1593" w:type="dxa"/>
             <w:tcMar>
               <w:top w:w="28" w:type="dxa"/>
               <w:left w:w="28" w:type="dxa"/>
@@ -5294,7 +5421,7 @@
                 <w:sz w:val="21"/>
                 <w:szCs w:val="21"/>
               </w:rPr>
-              <w:t>10_kaminoko_silence</w:t>
+              <w:t>10_kaminoko_forest</w:t>
             </w:r>
             <w:r>
               <w:rPr>
@@ -5307,31 +5434,31 @@
         </w:tc>
         <w:tc>
           <w:tcPr>
-            <w:tcW w:w="3143" w:type="dxa"/>
-            <w:tcMar>
-              <w:top w:w="28" w:type="dxa"/>
-              <w:left w:w="28" w:type="dxa"/>
-              <w:bottom w:w="28" w:type="dxa"/>
-              <w:right w:w="28" w:type="dxa"/>
-            </w:tcMar>
-            <w:vAlign w:val="center"/>
-          </w:tcPr>
-          <w:p>
-            <w:pPr>
-              <w:pStyle w:val="TableContents"/>
-              <w:rPr>
-                <w:rFonts w:hint="eastAsia"/>
-                <w:sz w:val="21"/>
-                <w:szCs w:val="21"/>
-              </w:rPr>
-            </w:pPr>
-            <w:r>
-              <w:rPr>
-                <w:rFonts w:hint="eastAsia"/>
-                <w:sz w:val="21"/>
-                <w:szCs w:val="21"/>
-              </w:rPr>
-              <w:t>神の子池の静けさに対する満足度：</w:t>
+            <w:tcW w:w="3146" w:type="dxa"/>
+            <w:tcMar>
+              <w:top w:w="28" w:type="dxa"/>
+              <w:left w:w="28" w:type="dxa"/>
+              <w:bottom w:w="28" w:type="dxa"/>
+              <w:right w:w="28" w:type="dxa"/>
+            </w:tcMar>
+            <w:vAlign w:val="center"/>
+          </w:tcPr>
+          <w:p>
+            <w:pPr>
+              <w:pStyle w:val="TableContents"/>
+              <w:rPr>
+                <w:rFonts w:hint="eastAsia"/>
+                <w:sz w:val="21"/>
+                <w:szCs w:val="21"/>
+              </w:rPr>
+            </w:pPr>
+            <w:r>
+              <w:rPr>
+                <w:rFonts w:hint="eastAsia"/>
+                <w:sz w:val="21"/>
+                <w:szCs w:val="21"/>
+              </w:rPr>
+              <w:t>神の子池周囲の森の豊かさに対する満足度：</w:t>
             </w:r>
             <w:r>
               <w:rPr>
@@ -5353,7 +5480,7 @@
         </w:tc>
         <w:tc>
           <w:tcPr>
-            <w:tcW w:w="1817" w:type="dxa"/>
+            <w:tcW w:w="1819" w:type="dxa"/>
             <w:tcMar>
               <w:top w:w="28" w:type="dxa"/>
               <w:left w:w="28" w:type="dxa"/>
@@ -5391,7 +5518,7 @@
         </w:tc>
         <w:tc>
           <w:tcPr>
-            <w:tcW w:w="3058" w:type="dxa"/>
+            <w:tcW w:w="3061" w:type="dxa"/>
             <w:tcMar>
               <w:top w:w="28" w:type="dxa"/>
               <w:left w:w="28" w:type="dxa"/>
@@ -5415,7 +5542,7 @@
       <w:tr>
         <w:tc>
           <w:tcPr>
-            <w:tcW w:w="1591" w:type="dxa"/>
+            <w:tcW w:w="1593" w:type="dxa"/>
             <w:tcMar>
               <w:top w:w="28" w:type="dxa"/>
               <w:left w:w="28" w:type="dxa"/>
@@ -5446,44 +5573,44 @@
                 <w:sz w:val="21"/>
                 <w:szCs w:val="21"/>
               </w:rPr>
-              <w:t>10_kaminoko_forest</w:t>
-            </w:r>
-            <w:r>
-              <w:rPr>
-                <w:sz w:val="21"/>
-                <w:szCs w:val="21"/>
-              </w:rPr>
-              <w:t>_satis</w:t>
-            </w:r>
-          </w:p>
-        </w:tc>
-        <w:tc>
-          <w:tcPr>
-            <w:tcW w:w="3143" w:type="dxa"/>
-            <w:tcMar>
-              <w:top w:w="28" w:type="dxa"/>
-              <w:left w:w="28" w:type="dxa"/>
-              <w:bottom w:w="28" w:type="dxa"/>
-              <w:right w:w="28" w:type="dxa"/>
-            </w:tcMar>
-            <w:vAlign w:val="center"/>
-          </w:tcPr>
-          <w:p>
-            <w:pPr>
-              <w:pStyle w:val="TableContents"/>
-              <w:rPr>
-                <w:rFonts w:hint="eastAsia"/>
-                <w:sz w:val="21"/>
-                <w:szCs w:val="21"/>
-              </w:rPr>
-            </w:pPr>
-            <w:r>
-              <w:rPr>
-                <w:rFonts w:hint="eastAsia"/>
-                <w:sz w:val="21"/>
-                <w:szCs w:val="21"/>
-              </w:rPr>
-              <w:t>神の子池周囲の森の豊かさに対する満足度：</w:t>
+              <w:t>10_kaminoko_</w:t>
+            </w:r>
+            <w:r>
+              <w:rPr>
+                <w:sz w:val="21"/>
+                <w:szCs w:val="21"/>
+              </w:rPr>
+              <w:t>achievement_satis</w:t>
+            </w:r>
+          </w:p>
+        </w:tc>
+        <w:tc>
+          <w:tcPr>
+            <w:tcW w:w="3146" w:type="dxa"/>
+            <w:tcMar>
+              <w:top w:w="28" w:type="dxa"/>
+              <w:left w:w="28" w:type="dxa"/>
+              <w:bottom w:w="28" w:type="dxa"/>
+              <w:right w:w="28" w:type="dxa"/>
+            </w:tcMar>
+            <w:vAlign w:val="center"/>
+          </w:tcPr>
+          <w:p>
+            <w:pPr>
+              <w:pStyle w:val="TableContents"/>
+              <w:rPr>
+                <w:rFonts w:hint="eastAsia"/>
+                <w:sz w:val="21"/>
+                <w:szCs w:val="21"/>
+              </w:rPr>
+            </w:pPr>
+            <w:r>
+              <w:rPr>
+                <w:rFonts w:hint="eastAsia"/>
+                <w:sz w:val="21"/>
+                <w:szCs w:val="21"/>
+              </w:rPr>
+              <w:t>神の子池にたどり着いた達成感に対する満足度：</w:t>
             </w:r>
             <w:r>
               <w:rPr>
@@ -5505,7 +5632,7 @@
         </w:tc>
         <w:tc>
           <w:tcPr>
-            <w:tcW w:w="1817" w:type="dxa"/>
+            <w:tcW w:w="1819" w:type="dxa"/>
             <w:tcMar>
               <w:top w:w="28" w:type="dxa"/>
               <w:left w:w="28" w:type="dxa"/>
@@ -5543,7 +5670,7 @@
         </w:tc>
         <w:tc>
           <w:tcPr>
-            <w:tcW w:w="3058" w:type="dxa"/>
+            <w:tcW w:w="3061" w:type="dxa"/>
             <w:tcMar>
               <w:top w:w="28" w:type="dxa"/>
               <w:left w:w="28" w:type="dxa"/>
@@ -5567,27 +5694,26 @@
       <w:tr>
         <w:tc>
           <w:tcPr>
-            <w:tcW w:w="1591" w:type="dxa"/>
-            <w:tcMar>
-              <w:top w:w="28" w:type="dxa"/>
-              <w:left w:w="28" w:type="dxa"/>
-              <w:bottom w:w="28" w:type="dxa"/>
-              <w:right w:w="28" w:type="dxa"/>
-            </w:tcMar>
-            <w:vAlign w:val="center"/>
-          </w:tcPr>
-          <w:p>
-            <w:pPr>
-              <w:pStyle w:val="TableContents"/>
-              <w:rPr>
-                <w:rFonts w:hint="eastAsia"/>
-                <w:sz w:val="21"/>
-                <w:szCs w:val="21"/>
-              </w:rPr>
-            </w:pPr>
-            <w:r>
-              <w:rPr>
-                <w:rFonts w:hint="eastAsia"/>
+            <w:tcW w:w="1593" w:type="dxa"/>
+            <w:tcMar>
+              <w:top w:w="28" w:type="dxa"/>
+              <w:left w:w="28" w:type="dxa"/>
+              <w:bottom w:w="28" w:type="dxa"/>
+              <w:right w:w="28" w:type="dxa"/>
+            </w:tcMar>
+            <w:vAlign w:val="center"/>
+          </w:tcPr>
+          <w:p>
+            <w:pPr>
+              <w:pStyle w:val="TableContents"/>
+              <w:rPr>
+                <w:rFonts w:hint="eastAsia"/>
+                <w:sz w:val="21"/>
+                <w:szCs w:val="21"/>
+              </w:rPr>
+            </w:pPr>
+            <w:r>
+              <w:rPr>
                 <w:sz w:val="21"/>
                 <w:szCs w:val="21"/>
               </w:rPr>
@@ -5598,157 +5724,6 @@
                 <w:sz w:val="21"/>
                 <w:szCs w:val="21"/>
               </w:rPr>
-              <w:t>10_kaminoko_</w:t>
-            </w:r>
-            <w:r>
-              <w:rPr>
-                <w:sz w:val="21"/>
-                <w:szCs w:val="21"/>
-              </w:rPr>
-              <w:t>achievement_satis</w:t>
-            </w:r>
-          </w:p>
-        </w:tc>
-        <w:tc>
-          <w:tcPr>
-            <w:tcW w:w="3143" w:type="dxa"/>
-            <w:tcMar>
-              <w:top w:w="28" w:type="dxa"/>
-              <w:left w:w="28" w:type="dxa"/>
-              <w:bottom w:w="28" w:type="dxa"/>
-              <w:right w:w="28" w:type="dxa"/>
-            </w:tcMar>
-            <w:vAlign w:val="center"/>
-          </w:tcPr>
-          <w:p>
-            <w:pPr>
-              <w:pStyle w:val="TableContents"/>
-              <w:rPr>
-                <w:rFonts w:hint="eastAsia"/>
-                <w:sz w:val="21"/>
-                <w:szCs w:val="21"/>
-              </w:rPr>
-            </w:pPr>
-            <w:r>
-              <w:rPr>
-                <w:rFonts w:hint="eastAsia"/>
-                <w:sz w:val="21"/>
-                <w:szCs w:val="21"/>
-              </w:rPr>
-              <w:t>神の子池にたどり着いた達成感に対する満足度：</w:t>
-            </w:r>
-            <w:r>
-              <w:rPr>
-                <w:rFonts w:hint="eastAsia"/>
-                <w:sz w:val="21"/>
-                <w:szCs w:val="21"/>
-              </w:rPr>
-              <w:t>10</w:t>
-            </w:r>
-            <w:r>
-              <w:rPr>
-                <w:rFonts w:hint="eastAsia"/>
-                <w:sz w:val="21"/>
-                <w:szCs w:val="21"/>
-              </w:rPr>
-              <w:t>段階</w:t>
-            </w:r>
-          </w:p>
-        </w:tc>
-        <w:tc>
-          <w:tcPr>
-            <w:tcW w:w="1817" w:type="dxa"/>
-            <w:tcMar>
-              <w:top w:w="28" w:type="dxa"/>
-              <w:left w:w="28" w:type="dxa"/>
-              <w:bottom w:w="28" w:type="dxa"/>
-              <w:right w:w="28" w:type="dxa"/>
-            </w:tcMar>
-            <w:vAlign w:val="center"/>
-          </w:tcPr>
-          <w:p>
-            <w:pPr>
-              <w:pStyle w:val="TableContents"/>
-              <w:rPr>
-                <w:rFonts w:hint="eastAsia"/>
-                <w:sz w:val="21"/>
-                <w:szCs w:val="21"/>
-              </w:rPr>
-            </w:pPr>
-            <w:r>
-              <w:rPr>
-                <w:rFonts w:hint="eastAsia"/>
-                <w:sz w:val="21"/>
-                <w:szCs w:val="21"/>
-              </w:rPr>
-              <w:t>7</w:t>
-            </w:r>
-            <w:r>
-              <w:rPr>
-                <w:rFonts w:hint="eastAsia"/>
-                <w:sz w:val="21"/>
-                <w:szCs w:val="21"/>
-              </w:rPr>
-              <w:t>月調査票のみ</w:t>
-            </w:r>
-          </w:p>
-        </w:tc>
-        <w:tc>
-          <w:tcPr>
-            <w:tcW w:w="3058" w:type="dxa"/>
-            <w:tcMar>
-              <w:top w:w="28" w:type="dxa"/>
-              <w:left w:w="28" w:type="dxa"/>
-              <w:bottom w:w="28" w:type="dxa"/>
-              <w:right w:w="28" w:type="dxa"/>
-            </w:tcMar>
-            <w:vAlign w:val="center"/>
-          </w:tcPr>
-          <w:p>
-            <w:pPr>
-              <w:pStyle w:val="TableContents"/>
-              <w:rPr>
-                <w:rFonts w:hint="eastAsia"/>
-                <w:sz w:val="21"/>
-                <w:szCs w:val="21"/>
-              </w:rPr>
-            </w:pPr>
-          </w:p>
-        </w:tc>
-      </w:tr>
-      <w:tr>
-        <w:tc>
-          <w:tcPr>
-            <w:tcW w:w="1591" w:type="dxa"/>
-            <w:tcMar>
-              <w:top w:w="28" w:type="dxa"/>
-              <w:left w:w="28" w:type="dxa"/>
-              <w:bottom w:w="28" w:type="dxa"/>
-              <w:right w:w="28" w:type="dxa"/>
-            </w:tcMar>
-            <w:vAlign w:val="center"/>
-          </w:tcPr>
-          <w:p>
-            <w:pPr>
-              <w:pStyle w:val="TableContents"/>
-              <w:rPr>
-                <w:rFonts w:hint="eastAsia"/>
-                <w:sz w:val="21"/>
-                <w:szCs w:val="21"/>
-              </w:rPr>
-            </w:pPr>
-            <w:r>
-              <w:rPr>
-                <w:sz w:val="21"/>
-                <w:szCs w:val="21"/>
-              </w:rPr>
-              <w:t>v</w:t>
-            </w:r>
-            <w:r>
-              <w:rPr>
-                <w:sz w:val="21"/>
-                <w:szCs w:val="21"/>
-              </w:rPr>
               <w:t>1</w:t>
             </w:r>
             <w:r>
@@ -5769,7 +5744,7 @@
         </w:tc>
         <w:tc>
           <w:tcPr>
-            <w:tcW w:w="3143" w:type="dxa"/>
+            <w:tcW w:w="3146" w:type="dxa"/>
             <w:tcMar>
               <w:top w:w="28" w:type="dxa"/>
               <w:left w:w="28" w:type="dxa"/>
@@ -5831,7 +5806,7 @@
         </w:tc>
         <w:tc>
           <w:tcPr>
-            <w:tcW w:w="1817" w:type="dxa"/>
+            <w:tcW w:w="1819" w:type="dxa"/>
             <w:tcMar>
               <w:top w:w="28" w:type="dxa"/>
               <w:left w:w="28" w:type="dxa"/>
@@ -5871,7 +5846,7 @@
         </w:tc>
         <w:tc>
           <w:tcPr>
-            <w:tcW w:w="3058" w:type="dxa"/>
+            <w:tcW w:w="3061" w:type="dxa"/>
             <w:tcMar>
               <w:top w:w="28" w:type="dxa"/>
               <w:left w:w="28" w:type="dxa"/>
@@ -5902,7 +5877,7 @@
       <w:tr>
         <w:tc>
           <w:tcPr>
-            <w:tcW w:w="1591" w:type="dxa"/>
+            <w:tcW w:w="1593" w:type="dxa"/>
             <w:tcMar>
               <w:top w:w="28" w:type="dxa"/>
               <w:left w:w="28" w:type="dxa"/>
@@ -5952,7 +5927,7 @@
         </w:tc>
         <w:tc>
           <w:tcPr>
-            <w:tcW w:w="3143" w:type="dxa"/>
+            <w:tcW w:w="3146" w:type="dxa"/>
             <w:tcMar>
               <w:top w:w="28" w:type="dxa"/>
               <w:left w:w="28" w:type="dxa"/>
@@ -5988,7 +5963,7 @@
         </w:tc>
         <w:tc>
           <w:tcPr>
-            <w:tcW w:w="1817" w:type="dxa"/>
+            <w:tcW w:w="1819" w:type="dxa"/>
             <w:tcMar>
               <w:top w:w="28" w:type="dxa"/>
               <w:left w:w="28" w:type="dxa"/>
@@ -6024,7 +5999,7 @@
         </w:tc>
         <w:tc>
           <w:tcPr>
-            <w:tcW w:w="3058" w:type="dxa"/>
+            <w:tcW w:w="3061" w:type="dxa"/>
             <w:tcMar>
               <w:top w:w="28" w:type="dxa"/>
               <w:left w:w="28" w:type="dxa"/>
@@ -6048,7 +6023,7 @@
       <w:tr>
         <w:tc>
           <w:tcPr>
-            <w:tcW w:w="1591" w:type="dxa"/>
+            <w:tcW w:w="1593" w:type="dxa"/>
             <w:tcMar>
               <w:top w:w="28" w:type="dxa"/>
               <w:left w:w="28" w:type="dxa"/>
@@ -6098,7 +6073,7 @@
         </w:tc>
         <w:tc>
           <w:tcPr>
-            <w:tcW w:w="3143" w:type="dxa"/>
+            <w:tcW w:w="3146" w:type="dxa"/>
             <w:tcMar>
               <w:top w:w="28" w:type="dxa"/>
               <w:left w:w="28" w:type="dxa"/>
@@ -6134,7 +6109,7 @@
         </w:tc>
         <w:tc>
           <w:tcPr>
-            <w:tcW w:w="1817" w:type="dxa"/>
+            <w:tcW w:w="1819" w:type="dxa"/>
             <w:tcMar>
               <w:top w:w="28" w:type="dxa"/>
               <w:left w:w="28" w:type="dxa"/>
@@ -6170,7 +6145,7 @@
         </w:tc>
         <w:tc>
           <w:tcPr>
-            <w:tcW w:w="3058" w:type="dxa"/>
+            <w:tcW w:w="3061" w:type="dxa"/>
             <w:tcMar>
               <w:top w:w="28" w:type="dxa"/>
               <w:left w:w="28" w:type="dxa"/>
@@ -6194,7 +6169,7 @@
       <w:tr>
         <w:tc>
           <w:tcPr>
-            <w:tcW w:w="1591" w:type="dxa"/>
+            <w:tcW w:w="1593" w:type="dxa"/>
             <w:tcMar>
               <w:top w:w="28" w:type="dxa"/>
               <w:left w:w="28" w:type="dxa"/>
@@ -6244,7 +6219,7 @@
         </w:tc>
         <w:tc>
           <w:tcPr>
-            <w:tcW w:w="3143" w:type="dxa"/>
+            <w:tcW w:w="3146" w:type="dxa"/>
             <w:tcMar>
               <w:top w:w="28" w:type="dxa"/>
               <w:left w:w="28" w:type="dxa"/>
@@ -6281,7 +6256,7 @@
         </w:tc>
         <w:tc>
           <w:tcPr>
-            <w:tcW w:w="1817" w:type="dxa"/>
+            <w:tcW w:w="1819" w:type="dxa"/>
             <w:tcMar>
               <w:top w:w="28" w:type="dxa"/>
               <w:left w:w="28" w:type="dxa"/>
@@ -6317,7 +6292,7 @@
         </w:tc>
         <w:tc>
           <w:tcPr>
-            <w:tcW w:w="3058" w:type="dxa"/>
+            <w:tcW w:w="3061" w:type="dxa"/>
             <w:tcMar>
               <w:top w:w="28" w:type="dxa"/>
               <w:left w:w="28" w:type="dxa"/>
@@ -6341,7 +6316,7 @@
       <w:tr>
         <w:tc>
           <w:tcPr>
-            <w:tcW w:w="1591" w:type="dxa"/>
+            <w:tcW w:w="1593" w:type="dxa"/>
             <w:tcMar>
               <w:top w:w="28" w:type="dxa"/>
               <w:left w:w="28" w:type="dxa"/>
@@ -6391,7 +6366,7 @@
         </w:tc>
         <w:tc>
           <w:tcPr>
-            <w:tcW w:w="3143" w:type="dxa"/>
+            <w:tcW w:w="3146" w:type="dxa"/>
             <w:tcMar>
               <w:top w:w="28" w:type="dxa"/>
               <w:left w:w="28" w:type="dxa"/>
@@ -6428,7 +6403,7 @@
         </w:tc>
         <w:tc>
           <w:tcPr>
-            <w:tcW w:w="1817" w:type="dxa"/>
+            <w:tcW w:w="1819" w:type="dxa"/>
             <w:tcMar>
               <w:top w:w="28" w:type="dxa"/>
               <w:left w:w="28" w:type="dxa"/>
@@ -6464,7 +6439,7 @@
         </w:tc>
         <w:tc>
           <w:tcPr>
-            <w:tcW w:w="3058" w:type="dxa"/>
+            <w:tcW w:w="3061" w:type="dxa"/>
             <w:tcMar>
               <w:top w:w="28" w:type="dxa"/>
               <w:left w:w="28" w:type="dxa"/>
@@ -6491,7 +6466,7 @@
         </w:trPr>
         <w:tc>
           <w:tcPr>
-            <w:tcW w:w="1591" w:type="dxa"/>
+            <w:tcW w:w="1593" w:type="dxa"/>
             <w:tcMar>
               <w:top w:w="28" w:type="dxa"/>
               <w:left w:w="28" w:type="dxa"/>
@@ -6541,7 +6516,7 @@
         </w:tc>
         <w:tc>
           <w:tcPr>
-            <w:tcW w:w="3143" w:type="dxa"/>
+            <w:tcW w:w="3146" w:type="dxa"/>
             <w:tcMar>
               <w:top w:w="28" w:type="dxa"/>
               <w:left w:w="28" w:type="dxa"/>
@@ -6578,7 +6553,7 @@
         </w:tc>
         <w:tc>
           <w:tcPr>
-            <w:tcW w:w="1817" w:type="dxa"/>
+            <w:tcW w:w="1819" w:type="dxa"/>
             <w:tcMar>
               <w:top w:w="28" w:type="dxa"/>
               <w:left w:w="28" w:type="dxa"/>
@@ -6624,7 +6599,7 @@
         </w:tc>
         <w:tc>
           <w:tcPr>
-            <w:tcW w:w="3058" w:type="dxa"/>
+            <w:tcW w:w="3061" w:type="dxa"/>
             <w:tcMar>
               <w:top w:w="28" w:type="dxa"/>
               <w:left w:w="28" w:type="dxa"/>
@@ -6651,7 +6626,7 @@
         </w:trPr>
         <w:tc>
           <w:tcPr>
-            <w:tcW w:w="1591" w:type="dxa"/>
+            <w:tcW w:w="1593" w:type="dxa"/>
             <w:tcMar>
               <w:top w:w="28" w:type="dxa"/>
               <w:left w:w="28" w:type="dxa"/>
@@ -6701,7 +6676,7 @@
         </w:tc>
         <w:tc>
           <w:tcPr>
-            <w:tcW w:w="3143" w:type="dxa"/>
+            <w:tcW w:w="3146" w:type="dxa"/>
             <w:tcMar>
               <w:top w:w="28" w:type="dxa"/>
               <w:left w:w="28" w:type="dxa"/>
@@ -6768,7 +6743,7 @@
         </w:tc>
         <w:tc>
           <w:tcPr>
-            <w:tcW w:w="1817" w:type="dxa"/>
+            <w:tcW w:w="1819" w:type="dxa"/>
             <w:tcMar>
               <w:top w:w="28" w:type="dxa"/>
               <w:left w:w="28" w:type="dxa"/>
@@ -6797,7 +6772,7 @@
         </w:tc>
         <w:tc>
           <w:tcPr>
-            <w:tcW w:w="3058" w:type="dxa"/>
+            <w:tcW w:w="3061" w:type="dxa"/>
             <w:tcMar>
               <w:top w:w="28" w:type="dxa"/>
               <w:left w:w="28" w:type="dxa"/>
@@ -6824,7 +6799,7 @@
         </w:trPr>
         <w:tc>
           <w:tcPr>
-            <w:tcW w:w="1591" w:type="dxa"/>
+            <w:tcW w:w="1593" w:type="dxa"/>
             <w:tcMar>
               <w:top w:w="28" w:type="dxa"/>
               <w:left w:w="28" w:type="dxa"/>
@@ -6874,7 +6849,7 @@
         </w:tc>
         <w:tc>
           <w:tcPr>
-            <w:tcW w:w="3143" w:type="dxa"/>
+            <w:tcW w:w="3146" w:type="dxa"/>
             <w:tcMar>
               <w:top w:w="28" w:type="dxa"/>
               <w:left w:w="28" w:type="dxa"/>
@@ -6924,7 +6899,7 @@
         </w:tc>
         <w:tc>
           <w:tcPr>
-            <w:tcW w:w="1817" w:type="dxa"/>
+            <w:tcW w:w="1819" w:type="dxa"/>
             <w:tcMar>
               <w:top w:w="28" w:type="dxa"/>
               <w:left w:w="28" w:type="dxa"/>
@@ -6953,7 +6928,7 @@
         </w:tc>
         <w:tc>
           <w:tcPr>
-            <w:tcW w:w="3058" w:type="dxa"/>
+            <w:tcW w:w="3061" w:type="dxa"/>
             <w:tcMar>
               <w:top w:w="28" w:type="dxa"/>
               <w:left w:w="28" w:type="dxa"/>
@@ -6980,7 +6955,7 @@
         </w:trPr>
         <w:tc>
           <w:tcPr>
-            <w:tcW w:w="1591" w:type="dxa"/>
+            <w:tcW w:w="1593" w:type="dxa"/>
             <w:tcMar>
               <w:top w:w="28" w:type="dxa"/>
               <w:left w:w="28" w:type="dxa"/>
@@ -7030,7 +7005,7 @@
         </w:tc>
         <w:tc>
           <w:tcPr>
-            <w:tcW w:w="3143" w:type="dxa"/>
+            <w:tcW w:w="3146" w:type="dxa"/>
             <w:tcMar>
               <w:top w:w="28" w:type="dxa"/>
               <w:left w:w="28" w:type="dxa"/>
@@ -7111,7 +7086,7 @@
         </w:tc>
         <w:tc>
           <w:tcPr>
-            <w:tcW w:w="1817" w:type="dxa"/>
+            <w:tcW w:w="1819" w:type="dxa"/>
             <w:tcMar>
               <w:top w:w="28" w:type="dxa"/>
               <w:left w:w="28" w:type="dxa"/>
@@ -7140,7 +7115,7 @@
         </w:tc>
         <w:tc>
           <w:tcPr>
-            <w:tcW w:w="3058" w:type="dxa"/>
+            <w:tcW w:w="3061" w:type="dxa"/>
             <w:tcMar>
               <w:top w:w="28" w:type="dxa"/>
               <w:left w:w="28" w:type="dxa"/>
@@ -7167,7 +7142,7 @@
         </w:trPr>
         <w:tc>
           <w:tcPr>
-            <w:tcW w:w="1591" w:type="dxa"/>
+            <w:tcW w:w="1593" w:type="dxa"/>
             <w:tcMar>
               <w:top w:w="28" w:type="dxa"/>
               <w:left w:w="28" w:type="dxa"/>
@@ -7231,7 +7206,7 @@
         </w:tc>
         <w:tc>
           <w:tcPr>
-            <w:tcW w:w="3143" w:type="dxa"/>
+            <w:tcW w:w="3146" w:type="dxa"/>
             <w:tcMar>
               <w:top w:w="28" w:type="dxa"/>
               <w:left w:w="28" w:type="dxa"/>
@@ -7312,7 +7287,7 @@
         </w:tc>
         <w:tc>
           <w:tcPr>
-            <w:tcW w:w="1817" w:type="dxa"/>
+            <w:tcW w:w="1819" w:type="dxa"/>
             <w:tcMar>
               <w:top w:w="28" w:type="dxa"/>
               <w:left w:w="28" w:type="dxa"/>
@@ -7341,7 +7316,7 @@
         </w:tc>
         <w:tc>
           <w:tcPr>
-            <w:tcW w:w="3058" w:type="dxa"/>
+            <w:tcW w:w="3061" w:type="dxa"/>
             <w:tcMar>
               <w:top w:w="28" w:type="dxa"/>
               <w:left w:w="28" w:type="dxa"/>
@@ -7368,7 +7343,7 @@
         </w:trPr>
         <w:tc>
           <w:tcPr>
-            <w:tcW w:w="1591" w:type="dxa"/>
+            <w:tcW w:w="1593" w:type="dxa"/>
             <w:tcMar>
               <w:top w:w="28" w:type="dxa"/>
               <w:left w:w="28" w:type="dxa"/>
@@ -7425,7 +7400,7 @@
         </w:tc>
         <w:tc>
           <w:tcPr>
-            <w:tcW w:w="3143" w:type="dxa"/>
+            <w:tcW w:w="3146" w:type="dxa"/>
             <w:tcMar>
               <w:top w:w="28" w:type="dxa"/>
               <w:left w:w="28" w:type="dxa"/>
@@ -7537,7 +7512,7 @@
         </w:tc>
         <w:tc>
           <w:tcPr>
-            <w:tcW w:w="1817" w:type="dxa"/>
+            <w:tcW w:w="1819" w:type="dxa"/>
             <w:tcMar>
               <w:top w:w="28" w:type="dxa"/>
               <w:left w:w="28" w:type="dxa"/>
@@ -7566,7 +7541,7 @@
         </w:tc>
         <w:tc>
           <w:tcPr>
-            <w:tcW w:w="3058" w:type="dxa"/>
+            <w:tcW w:w="3061" w:type="dxa"/>
             <w:tcMar>
               <w:top w:w="28" w:type="dxa"/>
               <w:left w:w="28" w:type="dxa"/>
@@ -7593,7 +7568,7 @@
         </w:trPr>
         <w:tc>
           <w:tcPr>
-            <w:tcW w:w="1591" w:type="dxa"/>
+            <w:tcW w:w="1593" w:type="dxa"/>
             <w:tcMar>
               <w:top w:w="28" w:type="dxa"/>
               <w:left w:w="28" w:type="dxa"/>
@@ -7671,7 +7646,7 @@
         </w:tc>
         <w:tc>
           <w:tcPr>
-            <w:tcW w:w="3143" w:type="dxa"/>
+            <w:tcW w:w="3146" w:type="dxa"/>
             <w:tcMar>
               <w:top w:w="28" w:type="dxa"/>
               <w:left w:w="28" w:type="dxa"/>
@@ -7768,7 +7743,7 @@
         </w:tc>
         <w:tc>
           <w:tcPr>
-            <w:tcW w:w="1817" w:type="dxa"/>
+            <w:tcW w:w="1819" w:type="dxa"/>
             <w:tcMar>
               <w:top w:w="28" w:type="dxa"/>
               <w:left w:w="28" w:type="dxa"/>
@@ -7797,7 +7772,7 @@
         </w:tc>
         <w:tc>
           <w:tcPr>
-            <w:tcW w:w="3058" w:type="dxa"/>
+            <w:tcW w:w="3061" w:type="dxa"/>
             <w:tcMar>
               <w:top w:w="28" w:type="dxa"/>
               <w:left w:w="28" w:type="dxa"/>
@@ -7824,15 +7799,106 @@
         </w:trPr>
         <w:tc>
           <w:tcPr>
-            <w:tcW w:w="1591" w:type="dxa"/>
-            <w:tcMar>
-              <w:top w:w="28" w:type="dxa"/>
-              <w:left w:w="28" w:type="dxa"/>
-              <w:bottom w:w="28" w:type="dxa"/>
-              <w:right w:w="28" w:type="dxa"/>
-            </w:tcMar>
-            <w:vAlign w:val="center"/>
-          </w:tcPr>
+            <w:tcW w:w="1593" w:type="dxa"/>
+            <w:tcMar>
+              <w:top w:w="28" w:type="dxa"/>
+              <w:left w:w="28" w:type="dxa"/>
+              <w:bottom w:w="28" w:type="dxa"/>
+              <w:right w:w="28" w:type="dxa"/>
+            </w:tcMar>
+            <w:vAlign w:val="center"/>
+          </w:tcPr>
+          <w:p>
+            <w:pPr>
+              <w:pStyle w:val="TableContents"/>
+              <w:rPr>
+                <w:rFonts w:hint="eastAsia"/>
+                <w:sz w:val="21"/>
+                <w:szCs w:val="21"/>
+              </w:rPr>
+            </w:pPr>
+            <w:r>
+              <w:rPr>
+                <w:sz w:val="21"/>
+                <w:szCs w:val="21"/>
+              </w:rPr>
+              <w:t>v14_bid2_no</w:t>
+            </w:r>
+          </w:p>
+        </w:tc>
+        <w:tc>
+          <w:tcPr>
+            <w:tcW w:w="3146" w:type="dxa"/>
+            <w:tcMar>
+              <w:top w:w="28" w:type="dxa"/>
+              <w:left w:w="28" w:type="dxa"/>
+              <w:bottom w:w="28" w:type="dxa"/>
+              <w:right w:w="28" w:type="dxa"/>
+            </w:tcMar>
+            <w:vAlign w:val="center"/>
+          </w:tcPr>
+          <w:p>
+            <w:pPr>
+              <w:pStyle w:val="TableContents"/>
+              <w:rPr>
+                <w:rFonts w:hint="eastAsia"/>
+                <w:sz w:val="21"/>
+                <w:szCs w:val="21"/>
+              </w:rPr>
+            </w:pPr>
+            <w:r>
+              <w:rPr>
+                <w:sz w:val="21"/>
+                <w:szCs w:val="21"/>
+              </w:rPr>
+              <w:t>支払い意思</w:t>
+            </w:r>
+            <w:r>
+              <w:rPr>
+                <w:sz w:val="21"/>
+                <w:szCs w:val="21"/>
+              </w:rPr>
+              <w:t>2</w:t>
+            </w:r>
+            <w:r>
+              <w:rPr>
+                <w:sz w:val="21"/>
+                <w:szCs w:val="21"/>
+              </w:rPr>
+              <w:t>回目</w:t>
+            </w:r>
+            <w:r>
+              <w:rPr>
+                <w:rFonts w:hint="eastAsia"/>
+                <w:sz w:val="21"/>
+                <w:szCs w:val="21"/>
+              </w:rPr>
+              <w:t>（</w:t>
+            </w:r>
+            <w:r>
+              <w:rPr>
+                <w:rFonts w:hint="eastAsia"/>
+                <w:sz w:val="21"/>
+                <w:szCs w:val="21"/>
+              </w:rPr>
+              <w:t>1</w:t>
+            </w:r>
+            <w:r>
+              <w:rPr>
+                <w:rFonts w:hint="eastAsia"/>
+                <w:sz w:val="21"/>
+                <w:szCs w:val="21"/>
+              </w:rPr>
+              <w:t>回目支払わない場合）</w:t>
+            </w:r>
+            <w:r>
+              <w:rPr>
+                <w:sz w:val="21"/>
+                <w:szCs w:val="21"/>
+              </w:rPr>
+              <w:t>：</w:t>
+            </w:r>
+          </w:p>
           <w:p>
             <w:pPr>
               <w:pStyle w:val="TableContents"/>
@@ -7848,97 +7914,6 @@
                 <w:szCs w:val="21"/>
               </w:rPr>
               <w:lastRenderedPageBreak/>
-              <w:t>v14_bid2_no</w:t>
-            </w:r>
-          </w:p>
-        </w:tc>
-        <w:tc>
-          <w:tcPr>
-            <w:tcW w:w="3143" w:type="dxa"/>
-            <w:tcMar>
-              <w:top w:w="28" w:type="dxa"/>
-              <w:left w:w="28" w:type="dxa"/>
-              <w:bottom w:w="28" w:type="dxa"/>
-              <w:right w:w="28" w:type="dxa"/>
-            </w:tcMar>
-            <w:vAlign w:val="center"/>
-          </w:tcPr>
-          <w:p>
-            <w:pPr>
-              <w:pStyle w:val="TableContents"/>
-              <w:rPr>
-                <w:rFonts w:hint="eastAsia"/>
-                <w:sz w:val="21"/>
-                <w:szCs w:val="21"/>
-              </w:rPr>
-            </w:pPr>
-            <w:r>
-              <w:rPr>
-                <w:sz w:val="21"/>
-                <w:szCs w:val="21"/>
-              </w:rPr>
-              <w:t>支払い意思</w:t>
-            </w:r>
-            <w:r>
-              <w:rPr>
-                <w:sz w:val="21"/>
-                <w:szCs w:val="21"/>
-              </w:rPr>
-              <w:t>2</w:t>
-            </w:r>
-            <w:r>
-              <w:rPr>
-                <w:sz w:val="21"/>
-                <w:szCs w:val="21"/>
-              </w:rPr>
-              <w:t>回目</w:t>
-            </w:r>
-            <w:r>
-              <w:rPr>
-                <w:rFonts w:hint="eastAsia"/>
-                <w:sz w:val="21"/>
-                <w:szCs w:val="21"/>
-              </w:rPr>
-              <w:t>（</w:t>
-            </w:r>
-            <w:r>
-              <w:rPr>
-                <w:rFonts w:hint="eastAsia"/>
-                <w:sz w:val="21"/>
-                <w:szCs w:val="21"/>
-              </w:rPr>
-              <w:t>1</w:t>
-            </w:r>
-            <w:r>
-              <w:rPr>
-                <w:rFonts w:hint="eastAsia"/>
-                <w:sz w:val="21"/>
-                <w:szCs w:val="21"/>
-              </w:rPr>
-              <w:t>回目支払わない場合）</w:t>
-            </w:r>
-            <w:r>
-              <w:rPr>
-                <w:sz w:val="21"/>
-                <w:szCs w:val="21"/>
-              </w:rPr>
-              <w:t>：</w:t>
-            </w:r>
-          </w:p>
-          <w:p>
-            <w:pPr>
-              <w:pStyle w:val="TableContents"/>
-              <w:rPr>
-                <w:rFonts w:hint="eastAsia"/>
-                <w:sz w:val="21"/>
-                <w:szCs w:val="21"/>
-              </w:rPr>
-            </w:pPr>
-            <w:r>
-              <w:rPr>
-                <w:sz w:val="21"/>
-                <w:szCs w:val="21"/>
-              </w:rPr>
               <w:t>支払う</w:t>
             </w:r>
             <w:r>
@@ -7966,36 +7941,37 @@
         </w:tc>
         <w:tc>
           <w:tcPr>
-            <w:tcW w:w="1817" w:type="dxa"/>
-            <w:tcMar>
-              <w:top w:w="28" w:type="dxa"/>
-              <w:left w:w="28" w:type="dxa"/>
-              <w:bottom w:w="28" w:type="dxa"/>
-              <w:right w:w="28" w:type="dxa"/>
-            </w:tcMar>
-            <w:vAlign w:val="center"/>
-          </w:tcPr>
-          <w:p>
-            <w:pPr>
-              <w:pStyle w:val="TableContents"/>
-              <w:rPr>
-                <w:rFonts w:hint="eastAsia"/>
-                <w:sz w:val="21"/>
-                <w:szCs w:val="21"/>
-              </w:rPr>
-            </w:pPr>
-            <w:r>
-              <w:rPr>
-                <w:sz w:val="21"/>
-                <w:szCs w:val="21"/>
-              </w:rPr>
+            <w:tcW w:w="1819" w:type="dxa"/>
+            <w:tcMar>
+              <w:top w:w="28" w:type="dxa"/>
+              <w:left w:w="28" w:type="dxa"/>
+              <w:bottom w:w="28" w:type="dxa"/>
+              <w:right w:w="28" w:type="dxa"/>
+            </w:tcMar>
+            <w:vAlign w:val="center"/>
+          </w:tcPr>
+          <w:p>
+            <w:pPr>
+              <w:pStyle w:val="TableContents"/>
+              <w:rPr>
+                <w:rFonts w:hint="eastAsia"/>
+                <w:sz w:val="21"/>
+                <w:szCs w:val="21"/>
+              </w:rPr>
+            </w:pPr>
+            <w:r>
+              <w:rPr>
+                <w:sz w:val="21"/>
+                <w:szCs w:val="21"/>
+              </w:rPr>
+              <w:lastRenderedPageBreak/>
               <w:t>すべて</w:t>
             </w:r>
           </w:p>
         </w:tc>
         <w:tc>
           <w:tcPr>
-            <w:tcW w:w="3058" w:type="dxa"/>
+            <w:tcW w:w="3061" w:type="dxa"/>
             <w:tcMar>
               <w:top w:w="28" w:type="dxa"/>
               <w:left w:w="28" w:type="dxa"/>
@@ -8023,7 +7999,7 @@
         </w:trPr>
         <w:tc>
           <w:tcPr>
-            <w:tcW w:w="1591" w:type="dxa"/>
+            <w:tcW w:w="1593" w:type="dxa"/>
             <w:tcMar>
               <w:top w:w="28" w:type="dxa"/>
               <w:left w:w="28" w:type="dxa"/>
@@ -8071,17 +8047,16 @@
             </w:r>
             <w:r>
               <w:rPr>
-                <w:rFonts w:hint="eastAsia"/>
-                <w:sz w:val="21"/>
-                <w:szCs w:val="21"/>
-              </w:rPr>
-              <w:t>no_need_for_maintenance</w:t>
-            </w:r>
-          </w:p>
-        </w:tc>
-        <w:tc>
-          <w:tcPr>
-            <w:tcW w:w="3143" w:type="dxa"/>
+                <w:sz w:val="21"/>
+                <w:szCs w:val="21"/>
+              </w:rPr>
+              <w:t>reason</w:t>
+            </w:r>
+          </w:p>
+        </w:tc>
+        <w:tc>
+          <w:tcPr>
+            <w:tcW w:w="3146" w:type="dxa"/>
             <w:tcMar>
               <w:top w:w="28" w:type="dxa"/>
               <w:left w:w="28" w:type="dxa"/>
@@ -8106,56 +8081,11 @@
               </w:rPr>
               <w:t>支払いたくない理由</w:t>
             </w:r>
-            <w:r>
-              <w:rPr>
-                <w:rFonts w:hint="eastAsia"/>
-                <w:sz w:val="21"/>
-                <w:szCs w:val="21"/>
-              </w:rPr>
-              <w:t>=</w:t>
-            </w:r>
-            <w:r>
-              <w:rPr>
-                <w:rFonts w:hint="eastAsia"/>
-                <w:sz w:val="21"/>
-                <w:szCs w:val="21"/>
-              </w:rPr>
-              <w:t>神の子池を整備する必要を感じないから</w:t>
-            </w:r>
-            <w:r>
-              <w:rPr>
-                <w:sz w:val="21"/>
-                <w:szCs w:val="21"/>
-              </w:rPr>
-              <w:t>：</w:t>
-            </w:r>
-            <w:r>
-              <w:rPr>
-                <w:sz w:val="21"/>
-                <w:szCs w:val="21"/>
-              </w:rPr>
-              <w:br/>
-            </w:r>
-            <w:r>
-              <w:rPr>
-                <w:rFonts w:hint="eastAsia"/>
-                <w:sz w:val="21"/>
-                <w:szCs w:val="21"/>
-              </w:rPr>
-              <w:t>y</w:t>
-            </w:r>
-            <w:r>
-              <w:rPr>
-                <w:sz w:val="21"/>
-                <w:szCs w:val="21"/>
-              </w:rPr>
-              <w:t>es = 1, no = 0</w:t>
-            </w:r>
-          </w:p>
-        </w:tc>
-        <w:tc>
-          <w:tcPr>
-            <w:tcW w:w="1817" w:type="dxa"/>
+          </w:p>
+        </w:tc>
+        <w:tc>
+          <w:tcPr>
+            <w:tcW w:w="1819" w:type="dxa"/>
             <w:tcMar>
               <w:top w:w="28" w:type="dxa"/>
               <w:left w:w="28" w:type="dxa"/>
@@ -8184,182 +8114,296 @@
         </w:tc>
         <w:tc>
           <w:tcPr>
-            <w:tcW w:w="3058" w:type="dxa"/>
-            <w:tcMar>
-              <w:top w:w="28" w:type="dxa"/>
-              <w:left w:w="28" w:type="dxa"/>
-              <w:bottom w:w="28" w:type="dxa"/>
-              <w:right w:w="28" w:type="dxa"/>
-            </w:tcMar>
-            <w:vAlign w:val="center"/>
-          </w:tcPr>
-          <w:p>
-            <w:pPr>
-              <w:pStyle w:val="TableContents"/>
-              <w:rPr>
-                <w:rFonts w:hint="eastAsia"/>
-                <w:sz w:val="21"/>
-                <w:szCs w:val="21"/>
-              </w:rPr>
-            </w:pPr>
+            <w:tcW w:w="3061" w:type="dxa"/>
+            <w:tcMar>
+              <w:top w:w="28" w:type="dxa"/>
+              <w:left w:w="28" w:type="dxa"/>
+              <w:bottom w:w="28" w:type="dxa"/>
+              <w:right w:w="28" w:type="dxa"/>
+            </w:tcMar>
+            <w:vAlign w:val="center"/>
+          </w:tcPr>
+          <w:p>
+            <w:pPr>
+              <w:pStyle w:val="TableContents"/>
+              <w:rPr>
+                <w:rFonts w:hint="eastAsia"/>
+                <w:sz w:val="21"/>
+                <w:szCs w:val="21"/>
+              </w:rPr>
+            </w:pPr>
+            <w:r>
+              <w:rPr>
+                <w:rFonts w:hint="eastAsia"/>
+                <w:sz w:val="21"/>
+                <w:szCs w:val="21"/>
+              </w:rPr>
+              <w:t>記入した回答が</w:t>
+            </w:r>
+            <w:r>
+              <w:rPr>
+                <w:rFonts w:hint="eastAsia"/>
+                <w:sz w:val="21"/>
+                <w:szCs w:val="21"/>
+              </w:rPr>
+              <w:t>4</w:t>
+            </w:r>
+            <w:r>
+              <w:rPr>
+                <w:sz w:val="21"/>
+                <w:szCs w:val="21"/>
+              </w:rPr>
+              <w:t>0</w:t>
+            </w:r>
+            <w:r>
+              <w:rPr>
+                <w:rFonts w:hint="eastAsia"/>
+                <w:sz w:val="21"/>
+                <w:szCs w:val="21"/>
+              </w:rPr>
+              <w:t>程度しかなくあまり使い道がないので、ダミー変数にはしない。</w:t>
+            </w:r>
           </w:p>
         </w:tc>
       </w:tr>
       <w:tr>
         <w:trPr>
+          <w:cantSplit/>
           <w:trHeight w:val="349"/>
         </w:trPr>
         <w:tc>
           <w:tcPr>
-            <w:tcW w:w="1591" w:type="dxa"/>
-            <w:tcMar>
-              <w:top w:w="28" w:type="dxa"/>
-              <w:left w:w="28" w:type="dxa"/>
-              <w:bottom w:w="28" w:type="dxa"/>
-              <w:right w:w="28" w:type="dxa"/>
-            </w:tcMar>
-            <w:vAlign w:val="center"/>
-          </w:tcPr>
-          <w:p>
-            <w:pPr>
-              <w:pStyle w:val="TableContents"/>
-              <w:rPr>
-                <w:rFonts w:hint="eastAsia"/>
-                <w:sz w:val="21"/>
-                <w:szCs w:val="21"/>
-              </w:rPr>
-            </w:pPr>
-            <w:r>
-              <w:rPr>
-                <w:rFonts w:hint="eastAsia"/>
-                <w:sz w:val="21"/>
-                <w:szCs w:val="21"/>
-              </w:rPr>
-              <w:t>v</w:t>
-            </w:r>
-            <w:r>
-              <w:rPr>
-                <w:sz w:val="21"/>
-                <w:szCs w:val="21"/>
-              </w:rPr>
-              <w:t>14_</w:t>
-            </w:r>
-            <w:r>
-              <w:rPr>
-                <w:rFonts w:hint="eastAsia"/>
-                <w:sz w:val="21"/>
-                <w:szCs w:val="21"/>
-              </w:rPr>
-              <w:t>lack_of_attractiveness</w:t>
-            </w:r>
-          </w:p>
-        </w:tc>
-        <w:tc>
-          <w:tcPr>
-            <w:tcW w:w="3143" w:type="dxa"/>
-            <w:tcMar>
-              <w:top w:w="28" w:type="dxa"/>
-              <w:left w:w="28" w:type="dxa"/>
-              <w:bottom w:w="28" w:type="dxa"/>
-              <w:right w:w="28" w:type="dxa"/>
-            </w:tcMar>
-            <w:vAlign w:val="center"/>
-          </w:tcPr>
-          <w:p>
-            <w:pPr>
-              <w:pStyle w:val="TableContents"/>
-              <w:rPr>
-                <w:rFonts w:hint="eastAsia"/>
-                <w:sz w:val="21"/>
-                <w:szCs w:val="21"/>
-              </w:rPr>
-            </w:pPr>
-            <w:r>
-              <w:rPr>
-                <w:sz w:val="21"/>
-                <w:szCs w:val="21"/>
-              </w:rPr>
-              <w:t>支払いたくない理由</w:t>
-            </w:r>
-            <w:r>
-              <w:rPr>
-                <w:rFonts w:hint="eastAsia"/>
-                <w:sz w:val="21"/>
-                <w:szCs w:val="21"/>
-              </w:rPr>
-              <w:t>=</w:t>
-            </w:r>
-            <w:r>
-              <w:rPr>
-                <w:rFonts w:hint="eastAsia"/>
-                <w:sz w:val="21"/>
-                <w:szCs w:val="21"/>
-              </w:rPr>
-              <w:t>入域料を支払って訪問するほど魅力がないから</w:t>
-            </w:r>
-            <w:r>
-              <w:rPr>
-                <w:sz w:val="21"/>
-                <w:szCs w:val="21"/>
-              </w:rPr>
-              <w:t>：</w:t>
-            </w:r>
-            <w:r>
-              <w:rPr>
-                <w:sz w:val="21"/>
-                <w:szCs w:val="21"/>
-              </w:rPr>
-              <w:br/>
-            </w:r>
-            <w:r>
-              <w:rPr>
-                <w:rFonts w:hint="eastAsia"/>
-                <w:sz w:val="21"/>
-                <w:szCs w:val="21"/>
-              </w:rPr>
-              <w:t>y</w:t>
-            </w:r>
-            <w:r>
-              <w:rPr>
-                <w:sz w:val="21"/>
-                <w:szCs w:val="21"/>
-              </w:rPr>
-              <w:t>es = 1, no = 0</w:t>
-            </w:r>
-          </w:p>
-        </w:tc>
-        <w:tc>
-          <w:tcPr>
-            <w:tcW w:w="1817" w:type="dxa"/>
-            <w:tcMar>
-              <w:top w:w="28" w:type="dxa"/>
-              <w:left w:w="28" w:type="dxa"/>
-              <w:bottom w:w="28" w:type="dxa"/>
-              <w:right w:w="28" w:type="dxa"/>
-            </w:tcMar>
-            <w:vAlign w:val="center"/>
-          </w:tcPr>
-          <w:p>
-            <w:pPr>
-              <w:pStyle w:val="TableContents"/>
-              <w:rPr>
-                <w:rFonts w:hint="eastAsia"/>
-                <w:sz w:val="21"/>
-                <w:szCs w:val="21"/>
-              </w:rPr>
-            </w:pPr>
-            <w:r>
-              <w:rPr>
-                <w:sz w:val="21"/>
-                <w:szCs w:val="21"/>
-              </w:rPr>
-              <w:t>すべて</w:t>
-            </w:r>
-          </w:p>
-        </w:tc>
-        <w:tc>
-          <w:tcPr>
-            <w:tcW w:w="3058" w:type="dxa"/>
+            <w:tcW w:w="1593" w:type="dxa"/>
+            <w:tcMar>
+              <w:top w:w="28" w:type="dxa"/>
+              <w:left w:w="28" w:type="dxa"/>
+              <w:bottom w:w="28" w:type="dxa"/>
+              <w:right w:w="28" w:type="dxa"/>
+            </w:tcMar>
+            <w:vAlign w:val="center"/>
+          </w:tcPr>
+          <w:p>
+            <w:pPr>
+              <w:pStyle w:val="TableContents"/>
+              <w:rPr>
+                <w:sz w:val="21"/>
+                <w:szCs w:val="21"/>
+              </w:rPr>
+            </w:pPr>
+            <w:r>
+              <w:rPr>
+                <w:sz w:val="21"/>
+                <w:szCs w:val="21"/>
+              </w:rPr>
+              <w:t>v15_</w:t>
+            </w:r>
+            <w:r>
+              <w:rPr>
+                <w:rFonts w:hint="eastAsia"/>
+                <w:sz w:val="21"/>
+                <w:szCs w:val="21"/>
+              </w:rPr>
+              <w:t>critical_access_attitude</w:t>
+            </w:r>
+          </w:p>
+        </w:tc>
+        <w:tc>
+          <w:tcPr>
+            <w:tcW w:w="3146" w:type="dxa"/>
+            <w:tcMar>
+              <w:top w:w="28" w:type="dxa"/>
+              <w:left w:w="28" w:type="dxa"/>
+              <w:bottom w:w="28" w:type="dxa"/>
+              <w:right w:w="28" w:type="dxa"/>
+            </w:tcMar>
+            <w:vAlign w:val="center"/>
+          </w:tcPr>
+          <w:p>
+            <w:pPr>
+              <w:pStyle w:val="TableContents"/>
+              <w:rPr>
+                <w:sz w:val="21"/>
+                <w:szCs w:val="21"/>
+              </w:rPr>
+            </w:pPr>
+            <w:r>
+              <w:rPr>
+                <w:rFonts w:hint="eastAsia"/>
+                <w:sz w:val="21"/>
+                <w:szCs w:val="21"/>
+              </w:rPr>
+              <w:t>アクセスの良さに対する否定的態度：</w:t>
+            </w:r>
+            <w:r>
+              <w:rPr>
+                <w:rFonts w:hint="eastAsia"/>
+                <w:sz w:val="21"/>
+                <w:szCs w:val="21"/>
+              </w:rPr>
+              <w:t>強く妨げる</w:t>
+            </w:r>
+            <w:r>
+              <w:rPr>
+                <w:rFonts w:hint="eastAsia"/>
+                <w:sz w:val="21"/>
+                <w:szCs w:val="21"/>
+              </w:rPr>
+              <w:t xml:space="preserve"> </w:t>
+            </w:r>
+            <w:r>
+              <w:rPr>
+                <w:rFonts w:hint="eastAsia"/>
+                <w:sz w:val="21"/>
+                <w:szCs w:val="21"/>
+              </w:rPr>
+              <w:t>妨げる</w:t>
+            </w:r>
+            <w:r>
+              <w:rPr>
+                <w:rFonts w:hint="eastAsia"/>
+                <w:sz w:val="21"/>
+                <w:szCs w:val="21"/>
+              </w:rPr>
+              <w:t xml:space="preserve"> </w:t>
+            </w:r>
+            <w:r>
+              <w:rPr>
+                <w:rFonts w:hint="eastAsia"/>
+                <w:sz w:val="21"/>
+                <w:szCs w:val="21"/>
+              </w:rPr>
+              <w:t>少し妨げる</w:t>
+            </w:r>
+            <w:r>
+              <w:rPr>
+                <w:rFonts w:hint="eastAsia"/>
+                <w:sz w:val="21"/>
+                <w:szCs w:val="21"/>
+              </w:rPr>
+              <w:t xml:space="preserve"> </w:t>
+            </w:r>
+            <w:r>
+              <w:rPr>
+                <w:rFonts w:hint="eastAsia"/>
+                <w:sz w:val="21"/>
+                <w:szCs w:val="21"/>
+              </w:rPr>
+              <w:t>どちらでもない</w:t>
+            </w:r>
+            <w:r>
+              <w:rPr>
+                <w:rFonts w:hint="eastAsia"/>
+                <w:sz w:val="21"/>
+                <w:szCs w:val="21"/>
+              </w:rPr>
+              <w:t xml:space="preserve"> </w:t>
+            </w:r>
+            <w:r>
+              <w:rPr>
+                <w:rFonts w:hint="eastAsia"/>
+                <w:sz w:val="21"/>
+                <w:szCs w:val="21"/>
+              </w:rPr>
+              <w:t>あまり妨げない</w:t>
+            </w:r>
+            <w:r>
+              <w:rPr>
+                <w:rFonts w:hint="eastAsia"/>
+                <w:sz w:val="21"/>
+                <w:szCs w:val="21"/>
+              </w:rPr>
+              <w:t xml:space="preserve"> </w:t>
+            </w:r>
+            <w:r>
+              <w:rPr>
+                <w:rFonts w:hint="eastAsia"/>
+                <w:sz w:val="21"/>
+                <w:szCs w:val="21"/>
+              </w:rPr>
+              <w:t>妨げない</w:t>
+            </w:r>
+            <w:r>
+              <w:rPr>
+                <w:rFonts w:hint="eastAsia"/>
+                <w:sz w:val="21"/>
+                <w:szCs w:val="21"/>
+              </w:rPr>
+              <w:t xml:space="preserve"> </w:t>
+            </w:r>
+            <w:r>
+              <w:rPr>
+                <w:rFonts w:hint="eastAsia"/>
+                <w:sz w:val="21"/>
+                <w:szCs w:val="21"/>
+              </w:rPr>
+              <w:t>全く妨げない</w:t>
+            </w:r>
+            <w:r>
+              <w:rPr>
+                <w:rFonts w:hint="eastAsia"/>
+                <w:sz w:val="21"/>
+                <w:szCs w:val="21"/>
+              </w:rPr>
+              <w:t>の</w:t>
+            </w:r>
+            <w:r>
+              <w:rPr>
+                <w:rFonts w:hint="eastAsia"/>
+                <w:sz w:val="21"/>
+                <w:szCs w:val="21"/>
+              </w:rPr>
+              <w:t>7</w:t>
+            </w:r>
+            <w:r>
+              <w:rPr>
+                <w:rFonts w:hint="eastAsia"/>
+                <w:sz w:val="21"/>
+                <w:szCs w:val="21"/>
+              </w:rPr>
+              <w:t>件法（以下同様）</w:t>
+            </w:r>
+          </w:p>
+        </w:tc>
+        <w:tc>
+          <w:tcPr>
+            <w:tcW w:w="1819" w:type="dxa"/>
+            <w:tcMar>
+              <w:top w:w="28" w:type="dxa"/>
+              <w:left w:w="28" w:type="dxa"/>
+              <w:bottom w:w="28" w:type="dxa"/>
+              <w:right w:w="28" w:type="dxa"/>
+            </w:tcMar>
+            <w:vAlign w:val="center"/>
+          </w:tcPr>
+          <w:p>
+            <w:pPr>
+              <w:pStyle w:val="TableContents"/>
+              <w:rPr>
+                <w:sz w:val="21"/>
+                <w:szCs w:val="21"/>
+              </w:rPr>
+            </w:pPr>
+            <w:r>
+              <w:rPr>
+                <w:rFonts w:hint="eastAsia"/>
+                <w:sz w:val="21"/>
+                <w:szCs w:val="21"/>
+              </w:rPr>
+              <w:t>7</w:t>
+            </w:r>
+            <w:r>
+              <w:rPr>
+                <w:rFonts w:hint="eastAsia"/>
+                <w:sz w:val="21"/>
+                <w:szCs w:val="21"/>
+              </w:rPr>
+              <w:t>月調査票のみ</w:t>
+            </w:r>
+          </w:p>
+        </w:tc>
+        <w:tc>
+          <w:tcPr>
+            <w:tcW w:w="3061" w:type="dxa"/>
             <w:tcMar>
               <w:top w:w="28" w:type="dxa"/>
               <w:left w:w="28" w:type="dxa"/>
@@ -8382,159 +8426,646 @@
       </w:tr>
       <w:tr>
         <w:trPr>
+          <w:cantSplit/>
           <w:trHeight w:val="349"/>
         </w:trPr>
         <w:tc>
           <w:tcPr>
-            <w:tcW w:w="1591" w:type="dxa"/>
-            <w:tcMar>
-              <w:top w:w="28" w:type="dxa"/>
-              <w:left w:w="28" w:type="dxa"/>
-              <w:bottom w:w="28" w:type="dxa"/>
-              <w:right w:w="28" w:type="dxa"/>
-            </w:tcMar>
-            <w:vAlign w:val="center"/>
-          </w:tcPr>
-          <w:p>
-            <w:pPr>
-              <w:pStyle w:val="TableContents"/>
-              <w:rPr>
-                <w:rFonts w:hint="eastAsia"/>
-                <w:sz w:val="21"/>
-                <w:szCs w:val="21"/>
-              </w:rPr>
-            </w:pPr>
-            <w:r>
-              <w:rPr>
-                <w:rFonts w:hint="eastAsia"/>
-                <w:sz w:val="21"/>
-                <w:szCs w:val="21"/>
-              </w:rPr>
-              <w:t>v</w:t>
-            </w:r>
-            <w:r>
-              <w:rPr>
-                <w:sz w:val="21"/>
-                <w:szCs w:val="21"/>
-              </w:rPr>
-              <w:t>14_</w:t>
-            </w:r>
-            <w:r>
-              <w:rPr>
-                <w:rFonts w:hint="eastAsia"/>
-                <w:sz w:val="21"/>
-                <w:szCs w:val="21"/>
-              </w:rPr>
-              <w:t>high_fee</w:t>
-            </w:r>
-          </w:p>
-        </w:tc>
-        <w:tc>
-          <w:tcPr>
-            <w:tcW w:w="3143" w:type="dxa"/>
-            <w:tcMar>
-              <w:top w:w="28" w:type="dxa"/>
-              <w:left w:w="28" w:type="dxa"/>
-              <w:bottom w:w="28" w:type="dxa"/>
-              <w:right w:w="28" w:type="dxa"/>
-            </w:tcMar>
-            <w:vAlign w:val="center"/>
-          </w:tcPr>
-          <w:p>
-            <w:pPr>
-              <w:pStyle w:val="TableContents"/>
-              <w:rPr>
-                <w:rFonts w:hint="eastAsia"/>
-                <w:sz w:val="21"/>
-                <w:szCs w:val="21"/>
-              </w:rPr>
-            </w:pPr>
-            <w:r>
-              <w:rPr>
-                <w:sz w:val="21"/>
-                <w:szCs w:val="21"/>
-              </w:rPr>
-              <w:t>支払いたくない理由</w:t>
-            </w:r>
-            <w:r>
-              <w:rPr>
-                <w:rFonts w:hint="eastAsia"/>
-                <w:sz w:val="21"/>
-                <w:szCs w:val="21"/>
-              </w:rPr>
-              <w:t>=</w:t>
-            </w:r>
-            <w:r>
-              <w:rPr>
-                <w:rFonts w:hint="eastAsia"/>
-                <w:sz w:val="21"/>
-                <w:szCs w:val="21"/>
-              </w:rPr>
-              <w:t>料金が高いから</w:t>
-            </w:r>
-            <w:r>
-              <w:rPr>
-                <w:sz w:val="21"/>
-                <w:szCs w:val="21"/>
-              </w:rPr>
-              <w:t>：</w:t>
-            </w:r>
-            <w:r>
-              <w:rPr>
-                <w:sz w:val="21"/>
-                <w:szCs w:val="21"/>
-              </w:rPr>
-              <w:br/>
-            </w:r>
-            <w:r>
-              <w:rPr>
-                <w:rFonts w:hint="eastAsia"/>
-                <w:sz w:val="21"/>
-                <w:szCs w:val="21"/>
-              </w:rPr>
-              <w:t>y</w:t>
-            </w:r>
-            <w:r>
-              <w:rPr>
-                <w:sz w:val="21"/>
-                <w:szCs w:val="21"/>
-              </w:rPr>
-              <w:t>es = 1, no = 0</w:t>
-            </w:r>
-          </w:p>
-        </w:tc>
-        <w:tc>
-          <w:tcPr>
-            <w:tcW w:w="1817" w:type="dxa"/>
-            <w:tcMar>
-              <w:top w:w="28" w:type="dxa"/>
-              <w:left w:w="28" w:type="dxa"/>
-              <w:bottom w:w="28" w:type="dxa"/>
-              <w:right w:w="28" w:type="dxa"/>
-            </w:tcMar>
-            <w:vAlign w:val="center"/>
-          </w:tcPr>
-          <w:p>
-            <w:pPr>
-              <w:pStyle w:val="TableContents"/>
-              <w:rPr>
-                <w:rFonts w:hint="eastAsia"/>
-                <w:sz w:val="21"/>
-                <w:szCs w:val="21"/>
-              </w:rPr>
-            </w:pPr>
-            <w:r>
-              <w:rPr>
-                <w:sz w:val="21"/>
-                <w:szCs w:val="21"/>
-              </w:rPr>
-              <w:t>すべて</w:t>
-            </w:r>
-          </w:p>
-        </w:tc>
-        <w:tc>
-          <w:tcPr>
-            <w:tcW w:w="3058" w:type="dxa"/>
+            <w:tcW w:w="1593" w:type="dxa"/>
+            <w:tcMar>
+              <w:top w:w="28" w:type="dxa"/>
+              <w:left w:w="28" w:type="dxa"/>
+              <w:bottom w:w="28" w:type="dxa"/>
+              <w:right w:w="28" w:type="dxa"/>
+            </w:tcMar>
+            <w:vAlign w:val="center"/>
+          </w:tcPr>
+          <w:p>
+            <w:pPr>
+              <w:pStyle w:val="TableContents"/>
+              <w:rPr>
+                <w:sz w:val="21"/>
+                <w:szCs w:val="21"/>
+              </w:rPr>
+            </w:pPr>
+            <w:r>
+              <w:rPr>
+                <w:sz w:val="21"/>
+                <w:szCs w:val="21"/>
+              </w:rPr>
+              <w:t>v15_</w:t>
+            </w:r>
+            <w:r>
+              <w:rPr>
+                <w:rFonts w:hint="eastAsia"/>
+                <w:sz w:val="21"/>
+                <w:szCs w:val="21"/>
+              </w:rPr>
+              <w:t>critical_</w:t>
+            </w:r>
+            <w:r>
+              <w:rPr>
+                <w:rFonts w:hint="eastAsia"/>
+                <w:sz w:val="21"/>
+                <w:szCs w:val="21"/>
+              </w:rPr>
+              <w:t>p</w:t>
+            </w:r>
+            <w:r>
+              <w:rPr>
+                <w:sz w:val="21"/>
+                <w:szCs w:val="21"/>
+              </w:rPr>
+              <w:t>arking</w:t>
+            </w:r>
+            <w:r>
+              <w:rPr>
+                <w:rFonts w:hint="eastAsia"/>
+                <w:sz w:val="21"/>
+                <w:szCs w:val="21"/>
+              </w:rPr>
+              <w:t>_attitude</w:t>
+            </w:r>
+          </w:p>
+        </w:tc>
+        <w:tc>
+          <w:tcPr>
+            <w:tcW w:w="3146" w:type="dxa"/>
+            <w:tcMar>
+              <w:top w:w="28" w:type="dxa"/>
+              <w:left w:w="28" w:type="dxa"/>
+              <w:bottom w:w="28" w:type="dxa"/>
+              <w:right w:w="28" w:type="dxa"/>
+            </w:tcMar>
+            <w:vAlign w:val="center"/>
+          </w:tcPr>
+          <w:p>
+            <w:pPr>
+              <w:pStyle w:val="TableContents"/>
+              <w:rPr>
+                <w:rFonts w:hint="eastAsia"/>
+                <w:sz w:val="21"/>
+                <w:szCs w:val="21"/>
+              </w:rPr>
+            </w:pPr>
+            <w:r>
+              <w:rPr>
+                <w:rFonts w:hint="eastAsia"/>
+                <w:sz w:val="21"/>
+                <w:szCs w:val="21"/>
+              </w:rPr>
+              <w:t>駐車場の整備</w:t>
+            </w:r>
+            <w:r>
+              <w:rPr>
+                <w:rFonts w:hint="eastAsia"/>
+                <w:sz w:val="21"/>
+                <w:szCs w:val="21"/>
+              </w:rPr>
+              <w:t>に対する否定的態度</w:t>
+            </w:r>
+          </w:p>
+        </w:tc>
+        <w:tc>
+          <w:tcPr>
+            <w:tcW w:w="1819" w:type="dxa"/>
+            <w:tcMar>
+              <w:top w:w="28" w:type="dxa"/>
+              <w:left w:w="28" w:type="dxa"/>
+              <w:bottom w:w="28" w:type="dxa"/>
+              <w:right w:w="28" w:type="dxa"/>
+            </w:tcMar>
+          </w:tcPr>
+          <w:p>
+            <w:pPr>
+              <w:pStyle w:val="TableContents"/>
+              <w:rPr>
+                <w:rFonts w:hint="eastAsia"/>
+                <w:sz w:val="21"/>
+                <w:szCs w:val="21"/>
+              </w:rPr>
+            </w:pPr>
+            <w:r>
+              <w:rPr>
+                <w:rFonts w:hint="eastAsia"/>
+                <w:sz w:val="21"/>
+                <w:szCs w:val="21"/>
+              </w:rPr>
+              <w:t>7</w:t>
+            </w:r>
+            <w:r>
+              <w:rPr>
+                <w:rFonts w:hint="eastAsia"/>
+                <w:sz w:val="21"/>
+                <w:szCs w:val="21"/>
+              </w:rPr>
+              <w:t>月調査票のみ</w:t>
+            </w:r>
+          </w:p>
+        </w:tc>
+        <w:tc>
+          <w:tcPr>
+            <w:tcW w:w="3061" w:type="dxa"/>
+            <w:tcMar>
+              <w:top w:w="28" w:type="dxa"/>
+              <w:left w:w="28" w:type="dxa"/>
+              <w:bottom w:w="28" w:type="dxa"/>
+              <w:right w:w="28" w:type="dxa"/>
+            </w:tcMar>
+            <w:vAlign w:val="center"/>
+          </w:tcPr>
+          <w:p>
+            <w:pPr>
+              <w:pStyle w:val="TableContents"/>
+              <w:rPr>
+                <w:rFonts w:hint="eastAsia"/>
+                <w:sz w:val="21"/>
+                <w:szCs w:val="21"/>
+              </w:rPr>
+            </w:pPr>
+          </w:p>
+        </w:tc>
+      </w:tr>
+      <w:tr>
+        <w:trPr>
+          <w:cantSplit/>
+          <w:trHeight w:val="657"/>
+        </w:trPr>
+        <w:tc>
+          <w:tcPr>
+            <w:tcW w:w="1593" w:type="dxa"/>
+            <w:tcMar>
+              <w:top w:w="28" w:type="dxa"/>
+              <w:left w:w="28" w:type="dxa"/>
+              <w:bottom w:w="28" w:type="dxa"/>
+              <w:right w:w="28" w:type="dxa"/>
+            </w:tcMar>
+            <w:vAlign w:val="center"/>
+          </w:tcPr>
+          <w:p>
+            <w:pPr>
+              <w:pStyle w:val="TableContents"/>
+              <w:rPr>
+                <w:sz w:val="21"/>
+                <w:szCs w:val="21"/>
+              </w:rPr>
+            </w:pPr>
+            <w:r>
+              <w:rPr>
+                <w:sz w:val="21"/>
+                <w:szCs w:val="21"/>
+              </w:rPr>
+              <w:t>v15_</w:t>
+            </w:r>
+            <w:r>
+              <w:rPr>
+                <w:rFonts w:hint="eastAsia"/>
+                <w:sz w:val="21"/>
+                <w:szCs w:val="21"/>
+              </w:rPr>
+              <w:t>critical_</w:t>
+            </w:r>
+            <w:r>
+              <w:rPr>
+                <w:rFonts w:hint="eastAsia"/>
+                <w:sz w:val="21"/>
+                <w:szCs w:val="21"/>
+              </w:rPr>
+              <w:t>c</w:t>
+            </w:r>
+            <w:r>
+              <w:rPr>
+                <w:sz w:val="21"/>
+                <w:szCs w:val="21"/>
+              </w:rPr>
+              <w:t>rowd_</w:t>
+            </w:r>
+            <w:r>
+              <w:rPr>
+                <w:rFonts w:hint="eastAsia"/>
+                <w:sz w:val="21"/>
+                <w:szCs w:val="21"/>
+              </w:rPr>
+              <w:t>attitude</w:t>
+            </w:r>
+          </w:p>
+        </w:tc>
+        <w:tc>
+          <w:tcPr>
+            <w:tcW w:w="3146" w:type="dxa"/>
+            <w:tcMar>
+              <w:top w:w="28" w:type="dxa"/>
+              <w:left w:w="28" w:type="dxa"/>
+              <w:bottom w:w="28" w:type="dxa"/>
+              <w:right w:w="28" w:type="dxa"/>
+            </w:tcMar>
+            <w:vAlign w:val="center"/>
+          </w:tcPr>
+          <w:p>
+            <w:pPr>
+              <w:pStyle w:val="TableContents"/>
+              <w:rPr>
+                <w:rFonts w:hint="eastAsia"/>
+                <w:sz w:val="21"/>
+                <w:szCs w:val="21"/>
+              </w:rPr>
+            </w:pPr>
+            <w:r>
+              <w:rPr>
+                <w:rFonts w:hint="eastAsia"/>
+                <w:sz w:val="21"/>
+                <w:szCs w:val="21"/>
+              </w:rPr>
+              <w:t>観光客の多さ</w:t>
+            </w:r>
+            <w:r>
+              <w:rPr>
+                <w:rFonts w:hint="eastAsia"/>
+                <w:sz w:val="21"/>
+                <w:szCs w:val="21"/>
+              </w:rPr>
+              <w:t>に対する否定的態度</w:t>
+            </w:r>
+          </w:p>
+        </w:tc>
+        <w:tc>
+          <w:tcPr>
+            <w:tcW w:w="1819" w:type="dxa"/>
+            <w:tcMar>
+              <w:top w:w="28" w:type="dxa"/>
+              <w:left w:w="28" w:type="dxa"/>
+              <w:bottom w:w="28" w:type="dxa"/>
+              <w:right w:w="28" w:type="dxa"/>
+            </w:tcMar>
+          </w:tcPr>
+          <w:p>
+            <w:pPr>
+              <w:pStyle w:val="TableContents"/>
+              <w:rPr>
+                <w:rFonts w:hint="eastAsia"/>
+                <w:sz w:val="21"/>
+                <w:szCs w:val="21"/>
+              </w:rPr>
+            </w:pPr>
+            <w:r>
+              <w:rPr>
+                <w:rFonts w:hint="eastAsia"/>
+                <w:sz w:val="21"/>
+                <w:szCs w:val="21"/>
+              </w:rPr>
+              <w:t>7</w:t>
+            </w:r>
+            <w:r>
+              <w:rPr>
+                <w:rFonts w:hint="eastAsia"/>
+                <w:sz w:val="21"/>
+                <w:szCs w:val="21"/>
+              </w:rPr>
+              <w:t>月調査票のみ</w:t>
+            </w:r>
+          </w:p>
+        </w:tc>
+        <w:tc>
+          <w:tcPr>
+            <w:tcW w:w="3061" w:type="dxa"/>
+            <w:tcMar>
+              <w:top w:w="28" w:type="dxa"/>
+              <w:left w:w="28" w:type="dxa"/>
+              <w:bottom w:w="28" w:type="dxa"/>
+              <w:right w:w="28" w:type="dxa"/>
+            </w:tcMar>
+            <w:vAlign w:val="center"/>
+          </w:tcPr>
+          <w:p>
+            <w:pPr>
+              <w:pStyle w:val="TableContents"/>
+              <w:rPr>
+                <w:rFonts w:hint="eastAsia"/>
+                <w:sz w:val="21"/>
+                <w:szCs w:val="21"/>
+              </w:rPr>
+            </w:pPr>
+          </w:p>
+        </w:tc>
+      </w:tr>
+      <w:tr>
+        <w:trPr>
+          <w:cantSplit/>
+          <w:trHeight w:val="657"/>
+        </w:trPr>
+        <w:tc>
+          <w:tcPr>
+            <w:tcW w:w="1593" w:type="dxa"/>
+            <w:tcMar>
+              <w:top w:w="28" w:type="dxa"/>
+              <w:left w:w="28" w:type="dxa"/>
+              <w:bottom w:w="28" w:type="dxa"/>
+              <w:right w:w="28" w:type="dxa"/>
+            </w:tcMar>
+            <w:vAlign w:val="center"/>
+          </w:tcPr>
+          <w:p>
+            <w:pPr>
+              <w:pStyle w:val="TableContents"/>
+              <w:rPr>
+                <w:sz w:val="21"/>
+                <w:szCs w:val="21"/>
+              </w:rPr>
+            </w:pPr>
+            <w:r>
+              <w:rPr>
+                <w:sz w:val="21"/>
+                <w:szCs w:val="21"/>
+              </w:rPr>
+              <w:t>v15_</w:t>
+            </w:r>
+            <w:r>
+              <w:rPr>
+                <w:rFonts w:hint="eastAsia"/>
+                <w:sz w:val="21"/>
+                <w:szCs w:val="21"/>
+              </w:rPr>
+              <w:t>critical_</w:t>
+            </w:r>
+            <w:r>
+              <w:rPr>
+                <w:rFonts w:hint="eastAsia"/>
+                <w:sz w:val="21"/>
+                <w:szCs w:val="21"/>
+              </w:rPr>
+              <w:t>s</w:t>
+            </w:r>
+            <w:r>
+              <w:rPr>
+                <w:sz w:val="21"/>
+                <w:szCs w:val="21"/>
+              </w:rPr>
+              <w:t>hop</w:t>
+            </w:r>
+            <w:r>
+              <w:rPr>
+                <w:sz w:val="21"/>
+                <w:szCs w:val="21"/>
+              </w:rPr>
+              <w:t>_</w:t>
+            </w:r>
+            <w:r>
+              <w:rPr>
+                <w:rFonts w:hint="eastAsia"/>
+                <w:sz w:val="21"/>
+                <w:szCs w:val="21"/>
+              </w:rPr>
+              <w:t>attitude</w:t>
+            </w:r>
+          </w:p>
+        </w:tc>
+        <w:tc>
+          <w:tcPr>
+            <w:tcW w:w="3146" w:type="dxa"/>
+            <w:tcMar>
+              <w:top w:w="28" w:type="dxa"/>
+              <w:left w:w="28" w:type="dxa"/>
+              <w:bottom w:w="28" w:type="dxa"/>
+              <w:right w:w="28" w:type="dxa"/>
+            </w:tcMar>
+            <w:vAlign w:val="center"/>
+          </w:tcPr>
+          <w:p>
+            <w:pPr>
+              <w:pStyle w:val="TableContents"/>
+              <w:rPr>
+                <w:rFonts w:hint="eastAsia"/>
+                <w:sz w:val="21"/>
+                <w:szCs w:val="21"/>
+              </w:rPr>
+            </w:pPr>
+            <w:r>
+              <w:rPr>
+                <w:rFonts w:hint="eastAsia"/>
+                <w:sz w:val="21"/>
+                <w:szCs w:val="21"/>
+              </w:rPr>
+              <w:t>売店</w:t>
+            </w:r>
+            <w:r>
+              <w:rPr>
+                <w:rFonts w:hint="eastAsia"/>
+                <w:sz w:val="21"/>
+                <w:szCs w:val="21"/>
+              </w:rPr>
+              <w:t>に対する否定的態度</w:t>
+            </w:r>
+          </w:p>
+        </w:tc>
+        <w:tc>
+          <w:tcPr>
+            <w:tcW w:w="1819" w:type="dxa"/>
+            <w:tcMar>
+              <w:top w:w="28" w:type="dxa"/>
+              <w:left w:w="28" w:type="dxa"/>
+              <w:bottom w:w="28" w:type="dxa"/>
+              <w:right w:w="28" w:type="dxa"/>
+            </w:tcMar>
+          </w:tcPr>
+          <w:p>
+            <w:pPr>
+              <w:pStyle w:val="TableContents"/>
+              <w:rPr>
+                <w:rFonts w:hint="eastAsia"/>
+                <w:sz w:val="21"/>
+                <w:szCs w:val="21"/>
+              </w:rPr>
+            </w:pPr>
+            <w:r>
+              <w:rPr>
+                <w:rFonts w:hint="eastAsia"/>
+                <w:sz w:val="21"/>
+                <w:szCs w:val="21"/>
+              </w:rPr>
+              <w:t>7</w:t>
+            </w:r>
+            <w:r>
+              <w:rPr>
+                <w:rFonts w:hint="eastAsia"/>
+                <w:sz w:val="21"/>
+                <w:szCs w:val="21"/>
+              </w:rPr>
+              <w:t>月調査票のみ</w:t>
+            </w:r>
+          </w:p>
+        </w:tc>
+        <w:tc>
+          <w:tcPr>
+            <w:tcW w:w="3061" w:type="dxa"/>
+            <w:tcMar>
+              <w:top w:w="28" w:type="dxa"/>
+              <w:left w:w="28" w:type="dxa"/>
+              <w:bottom w:w="28" w:type="dxa"/>
+              <w:right w:w="28" w:type="dxa"/>
+            </w:tcMar>
+            <w:vAlign w:val="center"/>
+          </w:tcPr>
+          <w:p>
+            <w:pPr>
+              <w:pStyle w:val="TableContents"/>
+              <w:rPr>
+                <w:rFonts w:hint="eastAsia"/>
+                <w:sz w:val="21"/>
+                <w:szCs w:val="21"/>
+              </w:rPr>
+            </w:pPr>
+          </w:p>
+        </w:tc>
+      </w:tr>
+      <w:tr>
+        <w:trPr>
+          <w:cantSplit/>
+          <w:trHeight w:val="657"/>
+        </w:trPr>
+        <w:tc>
+          <w:tcPr>
+            <w:tcW w:w="1593" w:type="dxa"/>
+            <w:tcMar>
+              <w:top w:w="28" w:type="dxa"/>
+              <w:left w:w="28" w:type="dxa"/>
+              <w:bottom w:w="28" w:type="dxa"/>
+              <w:right w:w="28" w:type="dxa"/>
+            </w:tcMar>
+            <w:vAlign w:val="center"/>
+          </w:tcPr>
+          <w:p>
+            <w:pPr>
+              <w:pStyle w:val="TableContents"/>
+              <w:rPr>
+                <w:sz w:val="21"/>
+                <w:szCs w:val="21"/>
+              </w:rPr>
+            </w:pPr>
+            <w:r>
+              <w:rPr>
+                <w:sz w:val="21"/>
+                <w:szCs w:val="21"/>
+              </w:rPr>
+              <w:t>v15_</w:t>
+            </w:r>
+            <w:r>
+              <w:rPr>
+                <w:rFonts w:hint="eastAsia"/>
+                <w:sz w:val="21"/>
+                <w:szCs w:val="21"/>
+              </w:rPr>
+              <w:t>critical_</w:t>
+            </w:r>
+            <w:r>
+              <w:rPr>
+                <w:rFonts w:hint="eastAsia"/>
+                <w:sz w:val="21"/>
+                <w:szCs w:val="21"/>
+              </w:rPr>
+              <w:t>p</w:t>
+            </w:r>
+            <w:r>
+              <w:rPr>
+                <w:sz w:val="21"/>
+                <w:szCs w:val="21"/>
+              </w:rPr>
+              <w:t>hotospot</w:t>
+            </w:r>
+            <w:r>
+              <w:rPr>
+                <w:sz w:val="21"/>
+                <w:szCs w:val="21"/>
+              </w:rPr>
+              <w:t>_</w:t>
+            </w:r>
+            <w:r>
+              <w:rPr>
+                <w:rFonts w:hint="eastAsia"/>
+                <w:sz w:val="21"/>
+                <w:szCs w:val="21"/>
+              </w:rPr>
+              <w:t>attitude</w:t>
+            </w:r>
+          </w:p>
+        </w:tc>
+        <w:tc>
+          <w:tcPr>
+            <w:tcW w:w="3146" w:type="dxa"/>
+            <w:tcMar>
+              <w:top w:w="28" w:type="dxa"/>
+              <w:left w:w="28" w:type="dxa"/>
+              <w:bottom w:w="28" w:type="dxa"/>
+              <w:right w:w="28" w:type="dxa"/>
+            </w:tcMar>
+            <w:vAlign w:val="center"/>
+          </w:tcPr>
+          <w:p>
+            <w:pPr>
+              <w:pStyle w:val="TableContents"/>
+              <w:rPr>
+                <w:rFonts w:hint="eastAsia"/>
+                <w:sz w:val="21"/>
+                <w:szCs w:val="21"/>
+              </w:rPr>
+            </w:pPr>
+            <w:r>
+              <w:rPr>
+                <w:rFonts w:hint="eastAsia"/>
+                <w:sz w:val="21"/>
+                <w:szCs w:val="21"/>
+              </w:rPr>
+              <w:t>撮影スポットの明示</w:t>
+            </w:r>
+            <w:r>
+              <w:rPr>
+                <w:rFonts w:hint="eastAsia"/>
+                <w:sz w:val="21"/>
+                <w:szCs w:val="21"/>
+              </w:rPr>
+              <w:t>に対する否定的態度</w:t>
+            </w:r>
+          </w:p>
+        </w:tc>
+        <w:tc>
+          <w:tcPr>
+            <w:tcW w:w="1819" w:type="dxa"/>
+            <w:tcMar>
+              <w:top w:w="28" w:type="dxa"/>
+              <w:left w:w="28" w:type="dxa"/>
+              <w:bottom w:w="28" w:type="dxa"/>
+              <w:right w:w="28" w:type="dxa"/>
+            </w:tcMar>
+          </w:tcPr>
+          <w:p>
+            <w:pPr>
+              <w:pStyle w:val="TableContents"/>
+              <w:rPr>
+                <w:rFonts w:hint="eastAsia"/>
+                <w:sz w:val="21"/>
+                <w:szCs w:val="21"/>
+              </w:rPr>
+            </w:pPr>
+            <w:r>
+              <w:rPr>
+                <w:rFonts w:hint="eastAsia"/>
+                <w:sz w:val="21"/>
+                <w:szCs w:val="21"/>
+              </w:rPr>
+              <w:t>7</w:t>
+            </w:r>
+            <w:r>
+              <w:rPr>
+                <w:rFonts w:hint="eastAsia"/>
+                <w:sz w:val="21"/>
+                <w:szCs w:val="21"/>
+              </w:rPr>
+              <w:t>月調査票のみ</w:t>
+            </w:r>
+          </w:p>
+        </w:tc>
+        <w:tc>
+          <w:tcPr>
+            <w:tcW w:w="3061" w:type="dxa"/>
             <w:tcMar>
               <w:top w:w="28" w:type="dxa"/>
               <w:left w:w="28" w:type="dxa"/>

--- a/tips/変数整理表.docx
+++ b/tips/変数整理表.docx
@@ -8186,6 +8186,7 @@
             <w:pPr>
               <w:pStyle w:val="TableContents"/>
               <w:rPr>
+                <w:rFonts w:hint="eastAsia"/>
                 <w:sz w:val="21"/>
                 <w:szCs w:val="21"/>
               </w:rPr>
@@ -8222,6 +8223,7 @@
             <w:pPr>
               <w:pStyle w:val="TableContents"/>
               <w:rPr>
+                <w:rFonts w:hint="eastAsia"/>
                 <w:sz w:val="21"/>
                 <w:szCs w:val="21"/>
               </w:rPr>
@@ -8379,6 +8381,7 @@
             <w:pPr>
               <w:pStyle w:val="TableContents"/>
               <w:rPr>
+                <w:rFonts w:hint="eastAsia"/>
                 <w:sz w:val="21"/>
                 <w:szCs w:val="21"/>
               </w:rPr>
@@ -8444,6 +8447,7 @@
             <w:pPr>
               <w:pStyle w:val="TableContents"/>
               <w:rPr>
+                <w:rFonts w:hint="eastAsia"/>
                 <w:sz w:val="21"/>
                 <w:szCs w:val="21"/>
               </w:rPr>
@@ -8514,15 +8518,7 @@
                 <w:sz w:val="21"/>
                 <w:szCs w:val="21"/>
               </w:rPr>
-              <w:t>駐車場の整備</w:t>
-            </w:r>
-            <w:r>
-              <w:rPr>
-                <w:rFonts w:hint="eastAsia"/>
-                <w:sz w:val="21"/>
-                <w:szCs w:val="21"/>
-              </w:rPr>
-              <w:t>に対する否定的態度</w:t>
+              <w:t>駐車場の整備に対する否定的態度</w:t>
             </w:r>
           </w:p>
         </w:tc>
@@ -8606,6 +8602,7 @@
             <w:pPr>
               <w:pStyle w:val="TableContents"/>
               <w:rPr>
+                <w:rFonts w:hint="eastAsia"/>
                 <w:sz w:val="21"/>
                 <w:szCs w:val="21"/>
               </w:rPr>
@@ -8676,15 +8673,7 @@
                 <w:sz w:val="21"/>
                 <w:szCs w:val="21"/>
               </w:rPr>
-              <w:t>観光客の多さ</w:t>
-            </w:r>
-            <w:r>
-              <w:rPr>
-                <w:rFonts w:hint="eastAsia"/>
-                <w:sz w:val="21"/>
-                <w:szCs w:val="21"/>
-              </w:rPr>
-              <w:t>に対する否定的態度</w:t>
+              <w:t>観光客の多さに対する否定的態度</w:t>
             </w:r>
           </w:p>
         </w:tc>
@@ -8768,6 +8757,7 @@
             <w:pPr>
               <w:pStyle w:val="TableContents"/>
               <w:rPr>
+                <w:rFonts w:hint="eastAsia"/>
                 <w:sz w:val="21"/>
                 <w:szCs w:val="21"/>
               </w:rPr>
@@ -8800,14 +8790,7 @@
                 <w:sz w:val="21"/>
                 <w:szCs w:val="21"/>
               </w:rPr>
-              <w:t>hop</w:t>
-            </w:r>
-            <w:r>
-              <w:rPr>
-                <w:sz w:val="21"/>
-                <w:szCs w:val="21"/>
-              </w:rPr>
-              <w:t>_</w:t>
+              <w:t>hop_</w:t>
             </w:r>
             <w:r>
               <w:rPr>
@@ -8845,15 +8828,7 @@
                 <w:sz w:val="21"/>
                 <w:szCs w:val="21"/>
               </w:rPr>
-              <w:t>売店</w:t>
-            </w:r>
-            <w:r>
-              <w:rPr>
-                <w:rFonts w:hint="eastAsia"/>
-                <w:sz w:val="21"/>
-                <w:szCs w:val="21"/>
-              </w:rPr>
-              <w:t>に対する否定的態度</w:t>
+              <w:t>売店に対する否定的態度</w:t>
             </w:r>
           </w:p>
         </w:tc>
@@ -8937,6 +8912,7 @@
             <w:pPr>
               <w:pStyle w:val="TableContents"/>
               <w:rPr>
+                <w:rFonts w:hint="eastAsia"/>
                 <w:sz w:val="21"/>
                 <w:szCs w:val="21"/>
               </w:rPr>
@@ -8969,14 +8945,7 @@
                 <w:sz w:val="21"/>
                 <w:szCs w:val="21"/>
               </w:rPr>
-              <w:t>hotospot</w:t>
-            </w:r>
-            <w:r>
-              <w:rPr>
-                <w:sz w:val="21"/>
-                <w:szCs w:val="21"/>
-              </w:rPr>
-              <w:t>_</w:t>
+              <w:t>hotospot_</w:t>
             </w:r>
             <w:r>
               <w:rPr>
@@ -9014,15 +8983,7 @@
                 <w:sz w:val="21"/>
                 <w:szCs w:val="21"/>
               </w:rPr>
-              <w:t>撮影スポットの明示</w:t>
-            </w:r>
-            <w:r>
-              <w:rPr>
-                <w:rFonts w:hint="eastAsia"/>
-                <w:sz w:val="21"/>
-                <w:szCs w:val="21"/>
-              </w:rPr>
-              <w:t>に対する否定的態度</w:t>
+              <w:t>撮影スポットの明示に対する否定的態度</w:t>
             </w:r>
           </w:p>
         </w:tc>
@@ -9061,6 +9022,1037 @@
               </w:rPr>
               <w:t>月調査票のみ</w:t>
             </w:r>
+          </w:p>
+        </w:tc>
+        <w:tc>
+          <w:tcPr>
+            <w:tcW w:w="3061" w:type="dxa"/>
+            <w:tcMar>
+              <w:top w:w="28" w:type="dxa"/>
+              <w:left w:w="28" w:type="dxa"/>
+              <w:bottom w:w="28" w:type="dxa"/>
+              <w:right w:w="28" w:type="dxa"/>
+            </w:tcMar>
+            <w:vAlign w:val="center"/>
+          </w:tcPr>
+          <w:p>
+            <w:pPr>
+              <w:pStyle w:val="TableContents"/>
+              <w:rPr>
+                <w:rFonts w:hint="eastAsia"/>
+                <w:sz w:val="21"/>
+                <w:szCs w:val="21"/>
+              </w:rPr>
+            </w:pPr>
+          </w:p>
+        </w:tc>
+      </w:tr>
+      <w:tr>
+        <w:trPr>
+          <w:cantSplit/>
+          <w:trHeight w:val="657"/>
+        </w:trPr>
+        <w:tc>
+          <w:tcPr>
+            <w:tcW w:w="1593" w:type="dxa"/>
+            <w:tcMar>
+              <w:top w:w="28" w:type="dxa"/>
+              <w:left w:w="28" w:type="dxa"/>
+              <w:bottom w:w="28" w:type="dxa"/>
+              <w:right w:w="28" w:type="dxa"/>
+            </w:tcMar>
+            <w:vAlign w:val="center"/>
+          </w:tcPr>
+          <w:p>
+            <w:pPr>
+              <w:pStyle w:val="TableContents"/>
+              <w:rPr>
+                <w:rFonts w:hint="eastAsia"/>
+                <w:sz w:val="21"/>
+                <w:szCs w:val="21"/>
+              </w:rPr>
+            </w:pPr>
+            <w:r>
+              <w:rPr>
+                <w:rFonts w:hint="eastAsia"/>
+                <w:sz w:val="21"/>
+                <w:szCs w:val="21"/>
+              </w:rPr>
+              <w:t>bid2_any_answer</w:t>
+            </w:r>
+          </w:p>
+        </w:tc>
+        <w:tc>
+          <w:tcPr>
+            <w:tcW w:w="3146" w:type="dxa"/>
+            <w:tcMar>
+              <w:top w:w="28" w:type="dxa"/>
+              <w:left w:w="28" w:type="dxa"/>
+              <w:bottom w:w="28" w:type="dxa"/>
+              <w:right w:w="28" w:type="dxa"/>
+            </w:tcMar>
+            <w:vAlign w:val="center"/>
+          </w:tcPr>
+          <w:p>
+            <w:pPr>
+              <w:pStyle w:val="TableContents"/>
+              <w:rPr>
+                <w:rFonts w:hint="eastAsia"/>
+                <w:sz w:val="21"/>
+                <w:szCs w:val="21"/>
+              </w:rPr>
+            </w:pPr>
+            <w:r>
+              <w:rPr>
+                <w:rFonts w:hint="eastAsia"/>
+                <w:sz w:val="21"/>
+                <w:szCs w:val="21"/>
+              </w:rPr>
+              <w:t>WTP</w:t>
+            </w:r>
+            <w:r>
+              <w:rPr>
+                <w:rFonts w:hint="eastAsia"/>
+                <w:sz w:val="21"/>
+                <w:szCs w:val="21"/>
+              </w:rPr>
+              <w:t>質問</w:t>
+            </w:r>
+            <w:r>
+              <w:rPr>
+                <w:rFonts w:hint="eastAsia"/>
+                <w:sz w:val="21"/>
+                <w:szCs w:val="21"/>
+              </w:rPr>
+              <w:t>2</w:t>
+            </w:r>
+            <w:r>
+              <w:rPr>
+                <w:rFonts w:hint="eastAsia"/>
+                <w:sz w:val="21"/>
+                <w:szCs w:val="21"/>
+              </w:rPr>
+              <w:t>問目でいずれかに回答している（両方回答も含む）</w:t>
+            </w:r>
+            <w:r>
+              <w:rPr>
+                <w:sz w:val="21"/>
+                <w:szCs w:val="21"/>
+              </w:rPr>
+              <w:t>：</w:t>
+            </w:r>
+            <w:r>
+              <w:rPr>
+                <w:sz w:val="21"/>
+                <w:szCs w:val="21"/>
+              </w:rPr>
+              <w:br/>
+              <w:t>yes = 1, no = 0</w:t>
+            </w:r>
+          </w:p>
+        </w:tc>
+        <w:tc>
+          <w:tcPr>
+            <w:tcW w:w="1819" w:type="dxa"/>
+            <w:tcMar>
+              <w:top w:w="28" w:type="dxa"/>
+              <w:left w:w="28" w:type="dxa"/>
+              <w:bottom w:w="28" w:type="dxa"/>
+              <w:right w:w="28" w:type="dxa"/>
+            </w:tcMar>
+          </w:tcPr>
+          <w:p>
+            <w:pPr>
+              <w:pStyle w:val="TableContents"/>
+              <w:rPr>
+                <w:rFonts w:hint="eastAsia"/>
+                <w:sz w:val="21"/>
+                <w:szCs w:val="21"/>
+              </w:rPr>
+            </w:pPr>
+          </w:p>
+        </w:tc>
+        <w:tc>
+          <w:tcPr>
+            <w:tcW w:w="3061" w:type="dxa"/>
+            <w:tcMar>
+              <w:top w:w="28" w:type="dxa"/>
+              <w:left w:w="28" w:type="dxa"/>
+              <w:bottom w:w="28" w:type="dxa"/>
+              <w:right w:w="28" w:type="dxa"/>
+            </w:tcMar>
+            <w:vAlign w:val="center"/>
+          </w:tcPr>
+          <w:p>
+            <w:pPr>
+              <w:pStyle w:val="TableContents"/>
+              <w:rPr>
+                <w:rFonts w:hint="eastAsia"/>
+                <w:sz w:val="21"/>
+                <w:szCs w:val="21"/>
+              </w:rPr>
+            </w:pPr>
+          </w:p>
+        </w:tc>
+      </w:tr>
+      <w:tr>
+        <w:trPr>
+          <w:cantSplit/>
+          <w:trHeight w:val="657"/>
+        </w:trPr>
+        <w:tc>
+          <w:tcPr>
+            <w:tcW w:w="1593" w:type="dxa"/>
+            <w:tcMar>
+              <w:top w:w="28" w:type="dxa"/>
+              <w:left w:w="28" w:type="dxa"/>
+              <w:bottom w:w="28" w:type="dxa"/>
+              <w:right w:w="28" w:type="dxa"/>
+            </w:tcMar>
+            <w:vAlign w:val="center"/>
+          </w:tcPr>
+          <w:p>
+            <w:pPr>
+              <w:pStyle w:val="TableContents"/>
+              <w:rPr>
+                <w:rFonts w:hint="eastAsia"/>
+                <w:sz w:val="21"/>
+                <w:szCs w:val="21"/>
+              </w:rPr>
+            </w:pPr>
+            <w:r>
+              <w:rPr>
+                <w:rFonts w:hint="eastAsia"/>
+                <w:sz w:val="21"/>
+                <w:szCs w:val="21"/>
+              </w:rPr>
+              <w:t>bid2_both_answer</w:t>
+            </w:r>
+          </w:p>
+        </w:tc>
+        <w:tc>
+          <w:tcPr>
+            <w:tcW w:w="3146" w:type="dxa"/>
+            <w:tcMar>
+              <w:top w:w="28" w:type="dxa"/>
+              <w:left w:w="28" w:type="dxa"/>
+              <w:bottom w:w="28" w:type="dxa"/>
+              <w:right w:w="28" w:type="dxa"/>
+            </w:tcMar>
+            <w:vAlign w:val="center"/>
+          </w:tcPr>
+          <w:p>
+            <w:pPr>
+              <w:pStyle w:val="TableContents"/>
+              <w:rPr>
+                <w:rFonts w:hint="eastAsia"/>
+                <w:sz w:val="21"/>
+                <w:szCs w:val="21"/>
+              </w:rPr>
+            </w:pPr>
+            <w:r>
+              <w:rPr>
+                <w:rFonts w:hint="eastAsia"/>
+                <w:sz w:val="21"/>
+                <w:szCs w:val="21"/>
+              </w:rPr>
+              <w:t>WTP</w:t>
+            </w:r>
+            <w:r>
+              <w:rPr>
+                <w:rFonts w:hint="eastAsia"/>
+                <w:sz w:val="21"/>
+                <w:szCs w:val="21"/>
+              </w:rPr>
+              <w:t>質問</w:t>
+            </w:r>
+            <w:r>
+              <w:rPr>
+                <w:rFonts w:hint="eastAsia"/>
+                <w:sz w:val="21"/>
+                <w:szCs w:val="21"/>
+              </w:rPr>
+              <w:t>2</w:t>
+            </w:r>
+            <w:r>
+              <w:rPr>
+                <w:rFonts w:hint="eastAsia"/>
+                <w:sz w:val="21"/>
+                <w:szCs w:val="21"/>
+              </w:rPr>
+              <w:t>問目で両方回答している（誤回答</w:t>
+            </w:r>
+            <w:r>
+              <w:rPr>
+                <w:rFonts w:hint="eastAsia"/>
+                <w:sz w:val="21"/>
+                <w:szCs w:val="21"/>
+              </w:rPr>
+              <w:t>NA</w:t>
+            </w:r>
+            <w:r>
+              <w:rPr>
+                <w:rFonts w:hint="eastAsia"/>
+                <w:sz w:val="21"/>
+                <w:szCs w:val="21"/>
+              </w:rPr>
+              <w:t>）</w:t>
+            </w:r>
+            <w:r>
+              <w:rPr>
+                <w:sz w:val="21"/>
+                <w:szCs w:val="21"/>
+              </w:rPr>
+              <w:t>：</w:t>
+            </w:r>
+            <w:r>
+              <w:rPr>
+                <w:sz w:val="21"/>
+                <w:szCs w:val="21"/>
+              </w:rPr>
+              <w:br/>
+              <w:t>yes = 1, no = 0</w:t>
+            </w:r>
+          </w:p>
+        </w:tc>
+        <w:tc>
+          <w:tcPr>
+            <w:tcW w:w="1819" w:type="dxa"/>
+            <w:tcMar>
+              <w:top w:w="28" w:type="dxa"/>
+              <w:left w:w="28" w:type="dxa"/>
+              <w:bottom w:w="28" w:type="dxa"/>
+              <w:right w:w="28" w:type="dxa"/>
+            </w:tcMar>
+          </w:tcPr>
+          <w:p>
+            <w:pPr>
+              <w:pStyle w:val="TableContents"/>
+              <w:rPr>
+                <w:rFonts w:hint="eastAsia"/>
+                <w:sz w:val="21"/>
+                <w:szCs w:val="21"/>
+              </w:rPr>
+            </w:pPr>
+          </w:p>
+        </w:tc>
+        <w:tc>
+          <w:tcPr>
+            <w:tcW w:w="3061" w:type="dxa"/>
+            <w:tcMar>
+              <w:top w:w="28" w:type="dxa"/>
+              <w:left w:w="28" w:type="dxa"/>
+              <w:bottom w:w="28" w:type="dxa"/>
+              <w:right w:w="28" w:type="dxa"/>
+            </w:tcMar>
+            <w:vAlign w:val="center"/>
+          </w:tcPr>
+          <w:p>
+            <w:pPr>
+              <w:pStyle w:val="TableContents"/>
+              <w:rPr>
+                <w:rFonts w:hint="eastAsia"/>
+                <w:sz w:val="21"/>
+                <w:szCs w:val="21"/>
+              </w:rPr>
+            </w:pPr>
+          </w:p>
+        </w:tc>
+      </w:tr>
+      <w:tr>
+        <w:trPr>
+          <w:cantSplit/>
+          <w:trHeight w:val="657"/>
+        </w:trPr>
+        <w:tc>
+          <w:tcPr>
+            <w:tcW w:w="1593" w:type="dxa"/>
+            <w:tcMar>
+              <w:top w:w="28" w:type="dxa"/>
+              <w:left w:w="28" w:type="dxa"/>
+              <w:bottom w:w="28" w:type="dxa"/>
+              <w:right w:w="28" w:type="dxa"/>
+            </w:tcMar>
+            <w:vAlign w:val="center"/>
+          </w:tcPr>
+          <w:p>
+            <w:pPr>
+              <w:pStyle w:val="TableContents"/>
+              <w:rPr>
+                <w:rFonts w:hint="eastAsia"/>
+                <w:sz w:val="21"/>
+                <w:szCs w:val="21"/>
+              </w:rPr>
+            </w:pPr>
+            <w:r>
+              <w:rPr>
+                <w:rFonts w:hint="eastAsia"/>
+                <w:sz w:val="21"/>
+                <w:szCs w:val="21"/>
+              </w:rPr>
+              <w:t>bid1_missing_only</w:t>
+            </w:r>
+          </w:p>
+        </w:tc>
+        <w:tc>
+          <w:tcPr>
+            <w:tcW w:w="3146" w:type="dxa"/>
+            <w:tcMar>
+              <w:top w:w="28" w:type="dxa"/>
+              <w:left w:w="28" w:type="dxa"/>
+              <w:bottom w:w="28" w:type="dxa"/>
+              <w:right w:w="28" w:type="dxa"/>
+            </w:tcMar>
+            <w:vAlign w:val="center"/>
+          </w:tcPr>
+          <w:p>
+            <w:pPr>
+              <w:pStyle w:val="TableContents"/>
+              <w:rPr>
+                <w:rFonts w:hint="eastAsia"/>
+                <w:sz w:val="21"/>
+                <w:szCs w:val="21"/>
+              </w:rPr>
+            </w:pPr>
+            <w:r>
+              <w:rPr>
+                <w:rFonts w:hint="eastAsia"/>
+                <w:sz w:val="21"/>
+                <w:szCs w:val="21"/>
+              </w:rPr>
+              <w:t>WTP</w:t>
+            </w:r>
+            <w:r>
+              <w:rPr>
+                <w:rFonts w:hint="eastAsia"/>
+                <w:sz w:val="21"/>
+                <w:szCs w:val="21"/>
+              </w:rPr>
+              <w:t>質問</w:t>
+            </w:r>
+            <w:r>
+              <w:rPr>
+                <w:rFonts w:hint="eastAsia"/>
+                <w:sz w:val="21"/>
+                <w:szCs w:val="21"/>
+              </w:rPr>
+              <w:t>1</w:t>
+            </w:r>
+            <w:r>
+              <w:rPr>
+                <w:rFonts w:hint="eastAsia"/>
+                <w:sz w:val="21"/>
+                <w:szCs w:val="21"/>
+              </w:rPr>
+              <w:t>問目は未回答で</w:t>
+            </w:r>
+            <w:r>
+              <w:rPr>
+                <w:rFonts w:hint="eastAsia"/>
+                <w:sz w:val="21"/>
+                <w:szCs w:val="21"/>
+              </w:rPr>
+              <w:t>2</w:t>
+            </w:r>
+            <w:r>
+              <w:rPr>
+                <w:rFonts w:hint="eastAsia"/>
+                <w:sz w:val="21"/>
+                <w:szCs w:val="21"/>
+              </w:rPr>
+              <w:t>問目は正しく回答している（未回答</w:t>
+            </w:r>
+            <w:r>
+              <w:rPr>
+                <w:rFonts w:hint="eastAsia"/>
+                <w:sz w:val="21"/>
+                <w:szCs w:val="21"/>
+              </w:rPr>
+              <w:t>NA</w:t>
+            </w:r>
+            <w:r>
+              <w:rPr>
+                <w:rFonts w:hint="eastAsia"/>
+                <w:sz w:val="21"/>
+                <w:szCs w:val="21"/>
+              </w:rPr>
+              <w:t>）</w:t>
+            </w:r>
+            <w:r>
+              <w:rPr>
+                <w:sz w:val="21"/>
+                <w:szCs w:val="21"/>
+              </w:rPr>
+              <w:t>：</w:t>
+            </w:r>
+            <w:r>
+              <w:rPr>
+                <w:sz w:val="21"/>
+                <w:szCs w:val="21"/>
+              </w:rPr>
+              <w:br/>
+              <w:t>yes = 1, no = 0</w:t>
+            </w:r>
+          </w:p>
+        </w:tc>
+        <w:tc>
+          <w:tcPr>
+            <w:tcW w:w="1819" w:type="dxa"/>
+            <w:tcMar>
+              <w:top w:w="28" w:type="dxa"/>
+              <w:left w:w="28" w:type="dxa"/>
+              <w:bottom w:w="28" w:type="dxa"/>
+              <w:right w:w="28" w:type="dxa"/>
+            </w:tcMar>
+          </w:tcPr>
+          <w:p>
+            <w:pPr>
+              <w:pStyle w:val="TableContents"/>
+              <w:rPr>
+                <w:rFonts w:hint="eastAsia"/>
+                <w:sz w:val="21"/>
+                <w:szCs w:val="21"/>
+              </w:rPr>
+            </w:pPr>
+          </w:p>
+        </w:tc>
+        <w:tc>
+          <w:tcPr>
+            <w:tcW w:w="3061" w:type="dxa"/>
+            <w:tcMar>
+              <w:top w:w="28" w:type="dxa"/>
+              <w:left w:w="28" w:type="dxa"/>
+              <w:bottom w:w="28" w:type="dxa"/>
+              <w:right w:w="28" w:type="dxa"/>
+            </w:tcMar>
+            <w:vAlign w:val="center"/>
+          </w:tcPr>
+          <w:p>
+            <w:pPr>
+              <w:pStyle w:val="TableContents"/>
+              <w:rPr>
+                <w:rFonts w:hint="eastAsia"/>
+                <w:sz w:val="21"/>
+                <w:szCs w:val="21"/>
+              </w:rPr>
+            </w:pPr>
+          </w:p>
+        </w:tc>
+      </w:tr>
+      <w:tr>
+        <w:trPr>
+          <w:cantSplit/>
+          <w:trHeight w:val="657"/>
+        </w:trPr>
+        <w:tc>
+          <w:tcPr>
+            <w:tcW w:w="1593" w:type="dxa"/>
+            <w:tcMar>
+              <w:top w:w="28" w:type="dxa"/>
+              <w:left w:w="28" w:type="dxa"/>
+              <w:bottom w:w="28" w:type="dxa"/>
+              <w:right w:w="28" w:type="dxa"/>
+            </w:tcMar>
+            <w:vAlign w:val="center"/>
+          </w:tcPr>
+          <w:p>
+            <w:pPr>
+              <w:pStyle w:val="TableContents"/>
+              <w:rPr>
+                <w:rFonts w:hint="eastAsia"/>
+                <w:sz w:val="21"/>
+                <w:szCs w:val="21"/>
+              </w:rPr>
+            </w:pPr>
+            <w:r>
+              <w:rPr>
+                <w:rFonts w:hint="eastAsia"/>
+                <w:sz w:val="21"/>
+                <w:szCs w:val="21"/>
+              </w:rPr>
+              <w:t>bid1_none_bid2_both</w:t>
+            </w:r>
+          </w:p>
+        </w:tc>
+        <w:tc>
+          <w:tcPr>
+            <w:tcW w:w="3146" w:type="dxa"/>
+            <w:tcMar>
+              <w:top w:w="28" w:type="dxa"/>
+              <w:left w:w="28" w:type="dxa"/>
+              <w:bottom w:w="28" w:type="dxa"/>
+              <w:right w:w="28" w:type="dxa"/>
+            </w:tcMar>
+            <w:vAlign w:val="center"/>
+          </w:tcPr>
+          <w:p>
+            <w:pPr>
+              <w:pStyle w:val="TableContents"/>
+              <w:rPr>
+                <w:rFonts w:hint="eastAsia"/>
+                <w:sz w:val="21"/>
+                <w:szCs w:val="21"/>
+              </w:rPr>
+            </w:pPr>
+            <w:r>
+              <w:rPr>
+                <w:rFonts w:hint="eastAsia"/>
+                <w:sz w:val="21"/>
+                <w:szCs w:val="21"/>
+              </w:rPr>
+              <w:t>WTP</w:t>
+            </w:r>
+            <w:r>
+              <w:rPr>
+                <w:rFonts w:hint="eastAsia"/>
+                <w:sz w:val="21"/>
+                <w:szCs w:val="21"/>
+              </w:rPr>
+              <w:t>質問</w:t>
+            </w:r>
+            <w:r>
+              <w:rPr>
+                <w:rFonts w:hint="eastAsia"/>
+                <w:sz w:val="21"/>
+                <w:szCs w:val="21"/>
+              </w:rPr>
+              <w:t>1</w:t>
+            </w:r>
+            <w:r>
+              <w:rPr>
+                <w:rFonts w:hint="eastAsia"/>
+                <w:sz w:val="21"/>
+                <w:szCs w:val="21"/>
+              </w:rPr>
+              <w:t>問目は未回答で</w:t>
+            </w:r>
+            <w:r>
+              <w:rPr>
+                <w:rFonts w:hint="eastAsia"/>
+                <w:sz w:val="21"/>
+                <w:szCs w:val="21"/>
+              </w:rPr>
+              <w:t>2</w:t>
+            </w:r>
+            <w:r>
+              <w:rPr>
+                <w:rFonts w:hint="eastAsia"/>
+                <w:sz w:val="21"/>
+                <w:szCs w:val="21"/>
+              </w:rPr>
+              <w:t>問目は両方回答している（未回答＆誤回答</w:t>
+            </w:r>
+            <w:r>
+              <w:rPr>
+                <w:rFonts w:hint="eastAsia"/>
+                <w:sz w:val="21"/>
+                <w:szCs w:val="21"/>
+              </w:rPr>
+              <w:t>NA</w:t>
+            </w:r>
+            <w:r>
+              <w:rPr>
+                <w:rFonts w:hint="eastAsia"/>
+                <w:sz w:val="21"/>
+                <w:szCs w:val="21"/>
+              </w:rPr>
+              <w:t>）</w:t>
+            </w:r>
+            <w:r>
+              <w:rPr>
+                <w:sz w:val="21"/>
+                <w:szCs w:val="21"/>
+              </w:rPr>
+              <w:t>：</w:t>
+            </w:r>
+            <w:r>
+              <w:rPr>
+                <w:sz w:val="21"/>
+                <w:szCs w:val="21"/>
+              </w:rPr>
+              <w:br/>
+              <w:t>yes = 1, no = 0</w:t>
+            </w:r>
+          </w:p>
+        </w:tc>
+        <w:tc>
+          <w:tcPr>
+            <w:tcW w:w="1819" w:type="dxa"/>
+            <w:tcMar>
+              <w:top w:w="28" w:type="dxa"/>
+              <w:left w:w="28" w:type="dxa"/>
+              <w:bottom w:w="28" w:type="dxa"/>
+              <w:right w:w="28" w:type="dxa"/>
+            </w:tcMar>
+          </w:tcPr>
+          <w:p>
+            <w:pPr>
+              <w:pStyle w:val="TableContents"/>
+              <w:rPr>
+                <w:rFonts w:hint="eastAsia"/>
+                <w:sz w:val="21"/>
+                <w:szCs w:val="21"/>
+              </w:rPr>
+            </w:pPr>
+          </w:p>
+        </w:tc>
+        <w:tc>
+          <w:tcPr>
+            <w:tcW w:w="3061" w:type="dxa"/>
+            <w:tcMar>
+              <w:top w:w="28" w:type="dxa"/>
+              <w:left w:w="28" w:type="dxa"/>
+              <w:bottom w:w="28" w:type="dxa"/>
+              <w:right w:w="28" w:type="dxa"/>
+            </w:tcMar>
+            <w:vAlign w:val="center"/>
+          </w:tcPr>
+          <w:p>
+            <w:pPr>
+              <w:pStyle w:val="TableContents"/>
+              <w:rPr>
+                <w:rFonts w:hint="eastAsia"/>
+                <w:sz w:val="21"/>
+                <w:szCs w:val="21"/>
+              </w:rPr>
+            </w:pPr>
+          </w:p>
+        </w:tc>
+      </w:tr>
+      <w:tr>
+        <w:trPr>
+          <w:cantSplit/>
+          <w:trHeight w:val="657"/>
+        </w:trPr>
+        <w:tc>
+          <w:tcPr>
+            <w:tcW w:w="1593" w:type="dxa"/>
+            <w:tcMar>
+              <w:top w:w="28" w:type="dxa"/>
+              <w:left w:w="28" w:type="dxa"/>
+              <w:bottom w:w="28" w:type="dxa"/>
+              <w:right w:w="28" w:type="dxa"/>
+            </w:tcMar>
+            <w:vAlign w:val="center"/>
+          </w:tcPr>
+          <w:p>
+            <w:pPr>
+              <w:pStyle w:val="TableContents"/>
+              <w:rPr>
+                <w:rFonts w:hint="eastAsia"/>
+                <w:sz w:val="21"/>
+                <w:szCs w:val="21"/>
+              </w:rPr>
+            </w:pPr>
+            <w:r>
+              <w:rPr>
+                <w:rFonts w:hint="eastAsia"/>
+                <w:sz w:val="21"/>
+                <w:szCs w:val="21"/>
+              </w:rPr>
+              <w:t>full_wtp_missing</w:t>
+            </w:r>
+          </w:p>
+        </w:tc>
+        <w:tc>
+          <w:tcPr>
+            <w:tcW w:w="3146" w:type="dxa"/>
+            <w:tcMar>
+              <w:top w:w="28" w:type="dxa"/>
+              <w:left w:w="28" w:type="dxa"/>
+              <w:bottom w:w="28" w:type="dxa"/>
+              <w:right w:w="28" w:type="dxa"/>
+            </w:tcMar>
+            <w:vAlign w:val="center"/>
+          </w:tcPr>
+          <w:p>
+            <w:pPr>
+              <w:pStyle w:val="TableContents"/>
+              <w:rPr>
+                <w:rFonts w:hint="eastAsia"/>
+                <w:sz w:val="21"/>
+                <w:szCs w:val="21"/>
+              </w:rPr>
+            </w:pPr>
+            <w:r>
+              <w:rPr>
+                <w:rFonts w:hint="eastAsia"/>
+                <w:sz w:val="21"/>
+                <w:szCs w:val="21"/>
+              </w:rPr>
+              <w:t>WTP</w:t>
+            </w:r>
+            <w:r>
+              <w:rPr>
+                <w:rFonts w:hint="eastAsia"/>
+                <w:sz w:val="21"/>
+                <w:szCs w:val="21"/>
+              </w:rPr>
+              <w:t>質問</w:t>
+            </w:r>
+            <w:r>
+              <w:rPr>
+                <w:rFonts w:hint="eastAsia"/>
+                <w:sz w:val="21"/>
+                <w:szCs w:val="21"/>
+              </w:rPr>
+              <w:t>1</w:t>
+            </w:r>
+            <w:r>
+              <w:rPr>
+                <w:rFonts w:hint="eastAsia"/>
+                <w:sz w:val="21"/>
+                <w:szCs w:val="21"/>
+              </w:rPr>
+              <w:t>問目も</w:t>
+            </w:r>
+            <w:r>
+              <w:rPr>
+                <w:rFonts w:hint="eastAsia"/>
+                <w:sz w:val="21"/>
+                <w:szCs w:val="21"/>
+              </w:rPr>
+              <w:t>2</w:t>
+            </w:r>
+            <w:r>
+              <w:rPr>
+                <w:rFonts w:hint="eastAsia"/>
+                <w:sz w:val="21"/>
+                <w:szCs w:val="21"/>
+              </w:rPr>
+              <w:t>問目も未回答（未回答</w:t>
+            </w:r>
+            <w:r>
+              <w:rPr>
+                <w:rFonts w:hint="eastAsia"/>
+                <w:sz w:val="21"/>
+                <w:szCs w:val="21"/>
+              </w:rPr>
+              <w:t>NA</w:t>
+            </w:r>
+            <w:r>
+              <w:rPr>
+                <w:rFonts w:hint="eastAsia"/>
+                <w:sz w:val="21"/>
+                <w:szCs w:val="21"/>
+              </w:rPr>
+              <w:t>）</w:t>
+            </w:r>
+            <w:r>
+              <w:rPr>
+                <w:sz w:val="21"/>
+                <w:szCs w:val="21"/>
+              </w:rPr>
+              <w:t>：</w:t>
+            </w:r>
+            <w:r>
+              <w:rPr>
+                <w:sz w:val="21"/>
+                <w:szCs w:val="21"/>
+              </w:rPr>
+              <w:br/>
+              <w:t>yes = 1, no = 0</w:t>
+            </w:r>
+          </w:p>
+        </w:tc>
+        <w:tc>
+          <w:tcPr>
+            <w:tcW w:w="1819" w:type="dxa"/>
+            <w:tcMar>
+              <w:top w:w="28" w:type="dxa"/>
+              <w:left w:w="28" w:type="dxa"/>
+              <w:bottom w:w="28" w:type="dxa"/>
+              <w:right w:w="28" w:type="dxa"/>
+            </w:tcMar>
+          </w:tcPr>
+          <w:p>
+            <w:pPr>
+              <w:pStyle w:val="TableContents"/>
+              <w:rPr>
+                <w:rFonts w:hint="eastAsia"/>
+                <w:sz w:val="21"/>
+                <w:szCs w:val="21"/>
+              </w:rPr>
+            </w:pPr>
+          </w:p>
+        </w:tc>
+        <w:tc>
+          <w:tcPr>
+            <w:tcW w:w="3061" w:type="dxa"/>
+            <w:tcMar>
+              <w:top w:w="28" w:type="dxa"/>
+              <w:left w:w="28" w:type="dxa"/>
+              <w:bottom w:w="28" w:type="dxa"/>
+              <w:right w:w="28" w:type="dxa"/>
+            </w:tcMar>
+            <w:vAlign w:val="center"/>
+          </w:tcPr>
+          <w:p>
+            <w:pPr>
+              <w:pStyle w:val="TableContents"/>
+              <w:rPr>
+                <w:rFonts w:hint="eastAsia"/>
+                <w:sz w:val="21"/>
+                <w:szCs w:val="21"/>
+              </w:rPr>
+            </w:pPr>
+          </w:p>
+        </w:tc>
+      </w:tr>
+      <w:tr>
+        <w:trPr>
+          <w:cantSplit/>
+          <w:trHeight w:val="657"/>
+        </w:trPr>
+        <w:tc>
+          <w:tcPr>
+            <w:tcW w:w="1593" w:type="dxa"/>
+            <w:tcMar>
+              <w:top w:w="28" w:type="dxa"/>
+              <w:left w:w="28" w:type="dxa"/>
+              <w:bottom w:w="28" w:type="dxa"/>
+              <w:right w:w="28" w:type="dxa"/>
+            </w:tcMar>
+            <w:vAlign w:val="center"/>
+          </w:tcPr>
+          <w:p>
+            <w:pPr>
+              <w:pStyle w:val="TableContents"/>
+              <w:rPr>
+                <w:rFonts w:hint="eastAsia"/>
+                <w:sz w:val="21"/>
+                <w:szCs w:val="21"/>
+              </w:rPr>
+            </w:pPr>
+            <w:r>
+              <w:rPr>
+                <w:rFonts w:hint="eastAsia"/>
+                <w:sz w:val="21"/>
+                <w:szCs w:val="21"/>
+              </w:rPr>
+              <w:t>f</w:t>
+            </w:r>
+            <w:r>
+              <w:rPr>
+                <w:sz w:val="21"/>
+                <w:szCs w:val="21"/>
+              </w:rPr>
+              <w:t>ull_wtp_right</w:t>
+            </w:r>
+          </w:p>
+        </w:tc>
+        <w:tc>
+          <w:tcPr>
+            <w:tcW w:w="3146" w:type="dxa"/>
+            <w:tcMar>
+              <w:top w:w="28" w:type="dxa"/>
+              <w:left w:w="28" w:type="dxa"/>
+              <w:bottom w:w="28" w:type="dxa"/>
+              <w:right w:w="28" w:type="dxa"/>
+            </w:tcMar>
+            <w:vAlign w:val="center"/>
+          </w:tcPr>
+          <w:p>
+            <w:pPr>
+              <w:pStyle w:val="TableContents"/>
+              <w:rPr>
+                <w:rFonts w:hint="eastAsia"/>
+                <w:sz w:val="21"/>
+                <w:szCs w:val="21"/>
+              </w:rPr>
+            </w:pPr>
+            <w:r>
+              <w:rPr>
+                <w:rFonts w:hint="eastAsia"/>
+                <w:sz w:val="21"/>
+                <w:szCs w:val="21"/>
+              </w:rPr>
+              <w:t>WTP</w:t>
+            </w:r>
+            <w:r>
+              <w:rPr>
+                <w:rFonts w:hint="eastAsia"/>
+                <w:sz w:val="21"/>
+                <w:szCs w:val="21"/>
+              </w:rPr>
+              <w:t>質問</w:t>
+            </w:r>
+            <w:r>
+              <w:rPr>
+                <w:rFonts w:hint="eastAsia"/>
+                <w:sz w:val="21"/>
+                <w:szCs w:val="21"/>
+              </w:rPr>
+              <w:t>1</w:t>
+            </w:r>
+            <w:r>
+              <w:rPr>
+                <w:rFonts w:hint="eastAsia"/>
+                <w:sz w:val="21"/>
+                <w:szCs w:val="21"/>
+              </w:rPr>
+              <w:t>問目も</w:t>
+            </w:r>
+            <w:r>
+              <w:rPr>
+                <w:rFonts w:hint="eastAsia"/>
+                <w:sz w:val="21"/>
+                <w:szCs w:val="21"/>
+              </w:rPr>
+              <w:t>2</w:t>
+            </w:r>
+            <w:r>
+              <w:rPr>
+                <w:rFonts w:hint="eastAsia"/>
+                <w:sz w:val="21"/>
+                <w:szCs w:val="21"/>
+              </w:rPr>
+              <w:t>問目も</w:t>
+            </w:r>
+            <w:r>
+              <w:rPr>
+                <w:rFonts w:hint="eastAsia"/>
+                <w:sz w:val="21"/>
+                <w:szCs w:val="21"/>
+              </w:rPr>
+              <w:t>適切に回答</w:t>
+            </w:r>
+            <w:r>
+              <w:rPr>
+                <w:sz w:val="21"/>
+                <w:szCs w:val="21"/>
+              </w:rPr>
+              <w:t>：</w:t>
+            </w:r>
+            <w:r>
+              <w:rPr>
+                <w:sz w:val="21"/>
+                <w:szCs w:val="21"/>
+              </w:rPr>
+              <w:br/>
+              <w:t>yes = 1, no = 0</w:t>
+            </w:r>
+          </w:p>
+        </w:tc>
+        <w:tc>
+          <w:tcPr>
+            <w:tcW w:w="1819" w:type="dxa"/>
+            <w:tcMar>
+              <w:top w:w="28" w:type="dxa"/>
+              <w:left w:w="28" w:type="dxa"/>
+              <w:bottom w:w="28" w:type="dxa"/>
+              <w:right w:w="28" w:type="dxa"/>
+            </w:tcMar>
+          </w:tcPr>
+          <w:p>
+            <w:pPr>
+              <w:pStyle w:val="TableContents"/>
+              <w:rPr>
+                <w:rFonts w:hint="eastAsia"/>
+                <w:sz w:val="21"/>
+                <w:szCs w:val="21"/>
+              </w:rPr>
+            </w:pPr>
           </w:p>
         </w:tc>
         <w:tc>

--- a/tips/変数整理表.docx
+++ b/tips/変数整理表.docx
@@ -8362,7 +8362,23 @@
                 <w:sz w:val="21"/>
                 <w:szCs w:val="21"/>
               </w:rPr>
-              <w:t>件法（以下同様）</w:t>
+              <w:t>件法</w:t>
+            </w:r>
+            <w:r>
+              <w:rPr>
+                <w:rFonts w:hint="eastAsia"/>
+                <w:sz w:val="21"/>
+                <w:szCs w:val="21"/>
+              </w:rPr>
+              <w:t>。値が大きいほど「妨げる」を意味する</w:t>
+            </w:r>
+            <w:r>
+              <w:rPr>
+                <w:rFonts w:hint="eastAsia"/>
+                <w:sz w:val="21"/>
+                <w:szCs w:val="21"/>
+              </w:rPr>
+              <w:t>（以下同様）</w:t>
             </w:r>
           </w:p>
         </w:tc>
@@ -8984,6 +9000,152 @@
                 <w:szCs w:val="21"/>
               </w:rPr>
               <w:t>撮影スポットの明示に対する否定的態度</w:t>
+            </w:r>
+          </w:p>
+        </w:tc>
+        <w:tc>
+          <w:tcPr>
+            <w:tcW w:w="1819" w:type="dxa"/>
+            <w:tcMar>
+              <w:top w:w="28" w:type="dxa"/>
+              <w:left w:w="28" w:type="dxa"/>
+              <w:bottom w:w="28" w:type="dxa"/>
+              <w:right w:w="28" w:type="dxa"/>
+            </w:tcMar>
+          </w:tcPr>
+          <w:p>
+            <w:pPr>
+              <w:pStyle w:val="TableContents"/>
+              <w:rPr>
+                <w:rFonts w:hint="eastAsia"/>
+                <w:sz w:val="21"/>
+                <w:szCs w:val="21"/>
+              </w:rPr>
+            </w:pPr>
+            <w:r>
+              <w:rPr>
+                <w:rFonts w:hint="eastAsia"/>
+                <w:sz w:val="21"/>
+                <w:szCs w:val="21"/>
+              </w:rPr>
+              <w:t>7</w:t>
+            </w:r>
+            <w:r>
+              <w:rPr>
+                <w:rFonts w:hint="eastAsia"/>
+                <w:sz w:val="21"/>
+                <w:szCs w:val="21"/>
+              </w:rPr>
+              <w:t>月調査票のみ</w:t>
+            </w:r>
+          </w:p>
+        </w:tc>
+        <w:tc>
+          <w:tcPr>
+            <w:tcW w:w="3061" w:type="dxa"/>
+            <w:tcMar>
+              <w:top w:w="28" w:type="dxa"/>
+              <w:left w:w="28" w:type="dxa"/>
+              <w:bottom w:w="28" w:type="dxa"/>
+              <w:right w:w="28" w:type="dxa"/>
+            </w:tcMar>
+            <w:vAlign w:val="center"/>
+          </w:tcPr>
+          <w:p>
+            <w:pPr>
+              <w:pStyle w:val="TableContents"/>
+              <w:rPr>
+                <w:rFonts w:hint="eastAsia"/>
+                <w:sz w:val="21"/>
+                <w:szCs w:val="21"/>
+              </w:rPr>
+            </w:pPr>
+          </w:p>
+        </w:tc>
+      </w:tr>
+      <w:tr>
+        <w:trPr>
+          <w:cantSplit/>
+          <w:trHeight w:val="657"/>
+        </w:trPr>
+        <w:tc>
+          <w:tcPr>
+            <w:tcW w:w="1593" w:type="dxa"/>
+            <w:tcMar>
+              <w:top w:w="28" w:type="dxa"/>
+              <w:left w:w="28" w:type="dxa"/>
+              <w:bottom w:w="28" w:type="dxa"/>
+              <w:right w:w="28" w:type="dxa"/>
+            </w:tcMar>
+            <w:vAlign w:val="center"/>
+          </w:tcPr>
+          <w:p>
+            <w:pPr>
+              <w:pStyle w:val="TableContents"/>
+              <w:rPr>
+                <w:sz w:val="21"/>
+                <w:szCs w:val="21"/>
+              </w:rPr>
+            </w:pPr>
+            <w:r>
+              <w:rPr>
+                <w:rFonts w:hint="eastAsia"/>
+                <w:sz w:val="21"/>
+                <w:szCs w:val="21"/>
+              </w:rPr>
+              <w:t>p</w:t>
+            </w:r>
+            <w:r>
+              <w:rPr>
+                <w:sz w:val="21"/>
+                <w:szCs w:val="21"/>
+              </w:rPr>
+              <w:t>urist</w:t>
+            </w:r>
+          </w:p>
+        </w:tc>
+        <w:tc>
+          <w:tcPr>
+            <w:tcW w:w="3146" w:type="dxa"/>
+            <w:tcMar>
+              <w:top w:w="28" w:type="dxa"/>
+              <w:left w:w="28" w:type="dxa"/>
+              <w:bottom w:w="28" w:type="dxa"/>
+              <w:right w:w="28" w:type="dxa"/>
+            </w:tcMar>
+            <w:vAlign w:val="center"/>
+          </w:tcPr>
+          <w:p>
+            <w:pPr>
+              <w:pStyle w:val="TableContents"/>
+              <w:rPr>
+                <w:rFonts w:hint="eastAsia"/>
+                <w:sz w:val="21"/>
+                <w:szCs w:val="21"/>
+              </w:rPr>
+            </w:pPr>
+            <w:r>
+              <w:rPr>
+                <w:rFonts w:hint="eastAsia"/>
+                <w:sz w:val="21"/>
+                <w:szCs w:val="21"/>
+              </w:rPr>
+              <w:t>v</w:t>
+            </w:r>
+            <w:r>
+              <w:rPr>
+                <w:sz w:val="21"/>
+                <w:szCs w:val="21"/>
+              </w:rPr>
+              <w:t>15</w:t>
+            </w:r>
+            <w:r>
+              <w:rPr>
+                <w:rFonts w:hint="eastAsia"/>
+                <w:sz w:val="21"/>
+                <w:szCs w:val="21"/>
+              </w:rPr>
+              <w:t>系の変数の値をすべて足して作成した指標</w:t>
             </w:r>
           </w:p>
         </w:tc>

--- a/tips/変数整理表.docx
+++ b/tips/変数整理表.docx
@@ -9083,6 +9083,7 @@
             <w:pPr>
               <w:pStyle w:val="TableContents"/>
               <w:rPr>
+                <w:rFonts w:hint="eastAsia"/>
                 <w:sz w:val="21"/>
                 <w:szCs w:val="21"/>
               </w:rPr>
@@ -9388,7 +9389,37 @@
                 <w:sz w:val="21"/>
                 <w:szCs w:val="21"/>
               </w:rPr>
-              <w:t>bid2_both_answer</w:t>
+              <w:t>b</w:t>
+            </w:r>
+            <w:r>
+              <w:rPr>
+                <w:sz w:val="21"/>
+                <w:szCs w:val="21"/>
+              </w:rPr>
+              <w:t>id1_right_</w:t>
+            </w:r>
+            <w:r>
+              <w:rPr>
+                <w:rFonts w:hint="eastAsia"/>
+                <w:sz w:val="21"/>
+                <w:szCs w:val="21"/>
+              </w:rPr>
+              <w:t>bid2_</w:t>
+            </w:r>
+            <w:r>
+              <w:rPr>
+                <w:rFonts w:hint="eastAsia"/>
+                <w:sz w:val="21"/>
+                <w:szCs w:val="21"/>
+              </w:rPr>
+              <w:t>m</w:t>
+            </w:r>
+            <w:r>
+              <w:rPr>
+                <w:sz w:val="21"/>
+                <w:szCs w:val="21"/>
+              </w:rPr>
+              <w:t>issing</w:t>
             </w:r>
           </w:p>
         </w:tc>
@@ -9434,6 +9465,22 @@
                 <w:sz w:val="21"/>
                 <w:szCs w:val="21"/>
               </w:rPr>
+              <w:t>1</w:t>
+            </w:r>
+            <w:r>
+              <w:rPr>
+                <w:rFonts w:hint="eastAsia"/>
+                <w:sz w:val="21"/>
+                <w:szCs w:val="21"/>
+              </w:rPr>
+              <w:t>問目に回答して、</w:t>
+            </w:r>
+            <w:r>
+              <w:rPr>
+                <w:rFonts w:hint="eastAsia"/>
+                <w:sz w:val="21"/>
+                <w:szCs w:val="21"/>
+              </w:rPr>
               <w:t>2</w:t>
             </w:r>
             <w:r>
@@ -9442,23 +9489,31 @@
                 <w:sz w:val="21"/>
                 <w:szCs w:val="21"/>
               </w:rPr>
-              <w:t>問目で両方回答している（誤回答</w:t>
-            </w:r>
-            <w:r>
-              <w:rPr>
-                <w:rFonts w:hint="eastAsia"/>
-                <w:sz w:val="21"/>
-                <w:szCs w:val="21"/>
-              </w:rPr>
-              <w:t>NA</w:t>
-            </w:r>
-            <w:r>
-              <w:rPr>
-                <w:rFonts w:hint="eastAsia"/>
-                <w:sz w:val="21"/>
-                <w:szCs w:val="21"/>
-              </w:rPr>
-              <w:t>）</w:t>
+              <w:t>問目</w:t>
+            </w:r>
+            <w:r>
+              <w:rPr>
+                <w:rFonts w:hint="eastAsia"/>
+                <w:sz w:val="21"/>
+                <w:szCs w:val="21"/>
+              </w:rPr>
+              <w:t>は未回答（</w:t>
+            </w:r>
+            <w:r>
+              <w:rPr>
+                <w:rFonts w:hint="eastAsia"/>
+                <w:sz w:val="21"/>
+                <w:szCs w:val="21"/>
+              </w:rPr>
+              <w:t>1</w:t>
+            </w:r>
+            <w:r>
+              <w:rPr>
+                <w:rFonts w:hint="eastAsia"/>
+                <w:sz w:val="21"/>
+                <w:szCs w:val="21"/>
+              </w:rPr>
+              <w:t>問目のみシングルバウンドデータとして利用可能）</w:t>
             </w:r>
             <w:r>
               <w:rPr>
@@ -9552,7 +9607,36 @@
                 <w:sz w:val="21"/>
                 <w:szCs w:val="21"/>
               </w:rPr>
-              <w:t>bid1_missing_only</w:t>
+              <w:t>b</w:t>
+            </w:r>
+            <w:r>
+              <w:rPr>
+                <w:sz w:val="21"/>
+                <w:szCs w:val="21"/>
+              </w:rPr>
+              <w:t>id1_</w:t>
+            </w:r>
+            <w:r>
+              <w:rPr>
+                <w:sz w:val="21"/>
+                <w:szCs w:val="21"/>
+              </w:rPr>
+              <w:t>right</w:t>
+            </w:r>
+            <w:r>
+              <w:rPr>
+                <w:sz w:val="21"/>
+                <w:szCs w:val="21"/>
+              </w:rPr>
+              <w:t>_</w:t>
+            </w:r>
+            <w:r>
+              <w:rPr>
+                <w:rFonts w:hint="eastAsia"/>
+                <w:sz w:val="21"/>
+                <w:szCs w:val="21"/>
+              </w:rPr>
+              <w:t>bid2_both_answer</w:t>
             </w:r>
           </w:p>
         </w:tc>
@@ -9606,7 +9690,7 @@
                 <w:sz w:val="21"/>
                 <w:szCs w:val="21"/>
               </w:rPr>
-              <w:t>問目は未回答で</w:t>
+              <w:t>問目に回答して、</w:t>
             </w:r>
             <w:r>
               <w:rPr>
@@ -9622,7 +9706,7 @@
                 <w:sz w:val="21"/>
                 <w:szCs w:val="21"/>
               </w:rPr>
-              <w:t>問目は正しく回答している（未回答</w:t>
+              <w:t>問目で両方回答している（誤回答</w:t>
             </w:r>
             <w:r>
               <w:rPr>
@@ -9732,7 +9816,7 @@
                 <w:sz w:val="21"/>
                 <w:szCs w:val="21"/>
               </w:rPr>
-              <w:t>bid1_none_bid2_both</w:t>
+              <w:t>bid1_missing_only</w:t>
             </w:r>
           </w:p>
         </w:tc>
@@ -9802,7 +9886,7 @@
                 <w:sz w:val="21"/>
                 <w:szCs w:val="21"/>
               </w:rPr>
-              <w:t>問目は両方回答している（未回答＆誤回答</w:t>
+              <w:t>問目は正しく回答している（未回答</w:t>
             </w:r>
             <w:r>
               <w:rPr>
@@ -9912,6 +9996,217 @@
                 <w:sz w:val="21"/>
                 <w:szCs w:val="21"/>
               </w:rPr>
+              <w:t>bid1_</w:t>
+            </w:r>
+            <w:r>
+              <w:rPr>
+                <w:rFonts w:hint="eastAsia"/>
+                <w:sz w:val="21"/>
+                <w:szCs w:val="21"/>
+              </w:rPr>
+              <w:t>m</w:t>
+            </w:r>
+            <w:r>
+              <w:rPr>
+                <w:sz w:val="21"/>
+                <w:szCs w:val="21"/>
+              </w:rPr>
+              <w:t>issing</w:t>
+            </w:r>
+            <w:r>
+              <w:rPr>
+                <w:rFonts w:hint="eastAsia"/>
+                <w:sz w:val="21"/>
+                <w:szCs w:val="21"/>
+              </w:rPr>
+              <w:t>_bid2_both</w:t>
+            </w:r>
+            <w:r>
+              <w:rPr>
+                <w:sz w:val="21"/>
+                <w:szCs w:val="21"/>
+              </w:rPr>
+              <w:t>_answer</w:t>
+            </w:r>
+          </w:p>
+        </w:tc>
+        <w:tc>
+          <w:tcPr>
+            <w:tcW w:w="3146" w:type="dxa"/>
+            <w:tcMar>
+              <w:top w:w="28" w:type="dxa"/>
+              <w:left w:w="28" w:type="dxa"/>
+              <w:bottom w:w="28" w:type="dxa"/>
+              <w:right w:w="28" w:type="dxa"/>
+            </w:tcMar>
+            <w:vAlign w:val="center"/>
+          </w:tcPr>
+          <w:p>
+            <w:pPr>
+              <w:pStyle w:val="TableContents"/>
+              <w:rPr>
+                <w:rFonts w:hint="eastAsia"/>
+                <w:sz w:val="21"/>
+                <w:szCs w:val="21"/>
+              </w:rPr>
+            </w:pPr>
+            <w:r>
+              <w:rPr>
+                <w:rFonts w:hint="eastAsia"/>
+                <w:sz w:val="21"/>
+                <w:szCs w:val="21"/>
+              </w:rPr>
+              <w:t>WTP</w:t>
+            </w:r>
+            <w:r>
+              <w:rPr>
+                <w:rFonts w:hint="eastAsia"/>
+                <w:sz w:val="21"/>
+                <w:szCs w:val="21"/>
+              </w:rPr>
+              <w:t>質問</w:t>
+            </w:r>
+            <w:r>
+              <w:rPr>
+                <w:rFonts w:hint="eastAsia"/>
+                <w:sz w:val="21"/>
+                <w:szCs w:val="21"/>
+              </w:rPr>
+              <w:t>1</w:t>
+            </w:r>
+            <w:r>
+              <w:rPr>
+                <w:rFonts w:hint="eastAsia"/>
+                <w:sz w:val="21"/>
+                <w:szCs w:val="21"/>
+              </w:rPr>
+              <w:t>問目は未回答で</w:t>
+            </w:r>
+            <w:r>
+              <w:rPr>
+                <w:rFonts w:hint="eastAsia"/>
+                <w:sz w:val="21"/>
+                <w:szCs w:val="21"/>
+              </w:rPr>
+              <w:t>2</w:t>
+            </w:r>
+            <w:r>
+              <w:rPr>
+                <w:rFonts w:hint="eastAsia"/>
+                <w:sz w:val="21"/>
+                <w:szCs w:val="21"/>
+              </w:rPr>
+              <w:t>問目は両方回答している（未回答＆誤回答</w:t>
+            </w:r>
+            <w:r>
+              <w:rPr>
+                <w:rFonts w:hint="eastAsia"/>
+                <w:sz w:val="21"/>
+                <w:szCs w:val="21"/>
+              </w:rPr>
+              <w:t>NA</w:t>
+            </w:r>
+            <w:r>
+              <w:rPr>
+                <w:rFonts w:hint="eastAsia"/>
+                <w:sz w:val="21"/>
+                <w:szCs w:val="21"/>
+              </w:rPr>
+              <w:t>）</w:t>
+            </w:r>
+            <w:r>
+              <w:rPr>
+                <w:sz w:val="21"/>
+                <w:szCs w:val="21"/>
+              </w:rPr>
+              <w:t>：</w:t>
+            </w:r>
+            <w:r>
+              <w:rPr>
+                <w:sz w:val="21"/>
+                <w:szCs w:val="21"/>
+              </w:rPr>
+              <w:br/>
+              <w:t>yes = 1, no = 0</w:t>
+            </w:r>
+          </w:p>
+        </w:tc>
+        <w:tc>
+          <w:tcPr>
+            <w:tcW w:w="1819" w:type="dxa"/>
+            <w:tcMar>
+              <w:top w:w="28" w:type="dxa"/>
+              <w:left w:w="28" w:type="dxa"/>
+              <w:bottom w:w="28" w:type="dxa"/>
+              <w:right w:w="28" w:type="dxa"/>
+            </w:tcMar>
+          </w:tcPr>
+          <w:p>
+            <w:pPr>
+              <w:pStyle w:val="TableContents"/>
+              <w:rPr>
+                <w:rFonts w:hint="eastAsia"/>
+                <w:sz w:val="21"/>
+                <w:szCs w:val="21"/>
+              </w:rPr>
+            </w:pPr>
+          </w:p>
+        </w:tc>
+        <w:tc>
+          <w:tcPr>
+            <w:tcW w:w="3061" w:type="dxa"/>
+            <w:tcMar>
+              <w:top w:w="28" w:type="dxa"/>
+              <w:left w:w="28" w:type="dxa"/>
+              <w:bottom w:w="28" w:type="dxa"/>
+              <w:right w:w="28" w:type="dxa"/>
+            </w:tcMar>
+            <w:vAlign w:val="center"/>
+          </w:tcPr>
+          <w:p>
+            <w:pPr>
+              <w:pStyle w:val="TableContents"/>
+              <w:rPr>
+                <w:rFonts w:hint="eastAsia"/>
+                <w:sz w:val="21"/>
+                <w:szCs w:val="21"/>
+              </w:rPr>
+            </w:pPr>
+          </w:p>
+        </w:tc>
+      </w:tr>
+      <w:tr>
+        <w:trPr>
+          <w:cantSplit/>
+          <w:trHeight w:val="657"/>
+        </w:trPr>
+        <w:tc>
+          <w:tcPr>
+            <w:tcW w:w="1593" w:type="dxa"/>
+            <w:tcMar>
+              <w:top w:w="28" w:type="dxa"/>
+              <w:left w:w="28" w:type="dxa"/>
+              <w:bottom w:w="28" w:type="dxa"/>
+              <w:right w:w="28" w:type="dxa"/>
+            </w:tcMar>
+            <w:vAlign w:val="center"/>
+          </w:tcPr>
+          <w:p>
+            <w:pPr>
+              <w:pStyle w:val="TableContents"/>
+              <w:rPr>
+                <w:rFonts w:hint="eastAsia"/>
+                <w:sz w:val="21"/>
+                <w:szCs w:val="21"/>
+              </w:rPr>
+            </w:pPr>
+            <w:r>
+              <w:rPr>
+                <w:rFonts w:hint="eastAsia"/>
+                <w:sz w:val="21"/>
+                <w:szCs w:val="21"/>
+              </w:rPr>
+              <w:lastRenderedPageBreak/>
               <w:t>full_wtp_missing</w:t>
             </w:r>
           </w:p>

--- a/tips/変数整理表.docx
+++ b/tips/変数整理表.docx
@@ -1394,6 +1394,201 @@
                 <w:sz w:val="21"/>
                 <w:szCs w:val="21"/>
               </w:rPr>
+              <w:t>j</w:t>
+            </w:r>
+            <w:r>
+              <w:rPr>
+                <w:sz w:val="21"/>
+                <w:szCs w:val="21"/>
+              </w:rPr>
+              <w:t>uly_dummy</w:t>
+            </w:r>
+          </w:p>
+        </w:tc>
+        <w:tc>
+          <w:tcPr>
+            <w:tcW w:w="3146" w:type="dxa"/>
+            <w:tcMar>
+              <w:top w:w="28" w:type="dxa"/>
+              <w:left w:w="28" w:type="dxa"/>
+              <w:bottom w:w="28" w:type="dxa"/>
+              <w:right w:w="28" w:type="dxa"/>
+            </w:tcMar>
+            <w:vAlign w:val="center"/>
+          </w:tcPr>
+          <w:p>
+            <w:pPr>
+              <w:pStyle w:val="TableContents"/>
+              <w:rPr>
+                <w:rFonts w:hint="eastAsia"/>
+                <w:sz w:val="21"/>
+                <w:szCs w:val="21"/>
+              </w:rPr>
+            </w:pPr>
+            <w:r>
+              <w:rPr>
+                <w:sz w:val="21"/>
+                <w:szCs w:val="21"/>
+              </w:rPr>
+              <w:t>7</w:t>
+            </w:r>
+            <w:r>
+              <w:rPr>
+                <w:sz w:val="21"/>
+                <w:szCs w:val="21"/>
+              </w:rPr>
+              <w:t>月</w:t>
+            </w:r>
+            <w:r>
+              <w:rPr>
+                <w:sz w:val="21"/>
+                <w:szCs w:val="21"/>
+              </w:rPr>
+              <w:t>20</w:t>
+            </w:r>
+            <w:r>
+              <w:rPr>
+                <w:rFonts w:hint="eastAsia"/>
+                <w:sz w:val="21"/>
+                <w:szCs w:val="21"/>
+              </w:rPr>
+              <w:t>-</w:t>
+            </w:r>
+            <w:r>
+              <w:rPr>
+                <w:sz w:val="21"/>
+                <w:szCs w:val="21"/>
+              </w:rPr>
+              <w:t>21</w:t>
+            </w:r>
+            <w:r>
+              <w:rPr>
+                <w:sz w:val="21"/>
+                <w:szCs w:val="21"/>
+              </w:rPr>
+              <w:t>日</w:t>
+            </w:r>
+            <w:r>
+              <w:rPr>
+                <w:rFonts w:hint="eastAsia"/>
+                <w:sz w:val="21"/>
+                <w:szCs w:val="21"/>
+              </w:rPr>
+              <w:t>であれば</w:t>
+            </w:r>
+            <w:r>
+              <w:rPr>
+                <w:rFonts w:hint="eastAsia"/>
+                <w:sz w:val="21"/>
+                <w:szCs w:val="21"/>
+              </w:rPr>
+              <w:t>1</w:t>
+            </w:r>
+            <w:r>
+              <w:rPr>
+                <w:rFonts w:hint="eastAsia"/>
+                <w:sz w:val="21"/>
+                <w:szCs w:val="21"/>
+              </w:rPr>
+              <w:t>、そうでなければ</w:t>
+            </w:r>
+            <w:r>
+              <w:rPr>
+                <w:sz w:val="21"/>
+                <w:szCs w:val="21"/>
+              </w:rPr>
+              <w:t>0</w:t>
+            </w:r>
+            <w:r>
+              <w:rPr>
+                <w:rFonts w:hint="eastAsia"/>
+                <w:sz w:val="21"/>
+                <w:szCs w:val="21"/>
+              </w:rPr>
+              <w:t>のダミー変数</w:t>
+            </w:r>
+          </w:p>
+        </w:tc>
+        <w:tc>
+          <w:tcPr>
+            <w:tcW w:w="1819" w:type="dxa"/>
+            <w:tcMar>
+              <w:top w:w="28" w:type="dxa"/>
+              <w:left w:w="28" w:type="dxa"/>
+              <w:bottom w:w="28" w:type="dxa"/>
+              <w:right w:w="28" w:type="dxa"/>
+            </w:tcMar>
+            <w:vAlign w:val="center"/>
+          </w:tcPr>
+          <w:p>
+            <w:pPr>
+              <w:pStyle w:val="TableContents"/>
+              <w:rPr>
+                <w:rFonts w:hint="eastAsia"/>
+                <w:sz w:val="21"/>
+                <w:szCs w:val="21"/>
+              </w:rPr>
+            </w:pPr>
+            <w:r>
+              <w:rPr>
+                <w:rFonts w:hint="eastAsia"/>
+                <w:sz w:val="21"/>
+                <w:szCs w:val="21"/>
+              </w:rPr>
+              <w:t>すべて</w:t>
+            </w:r>
+          </w:p>
+        </w:tc>
+        <w:tc>
+          <w:tcPr>
+            <w:tcW w:w="3061" w:type="dxa"/>
+            <w:tcMar>
+              <w:top w:w="28" w:type="dxa"/>
+              <w:left w:w="28" w:type="dxa"/>
+              <w:bottom w:w="28" w:type="dxa"/>
+              <w:right w:w="28" w:type="dxa"/>
+            </w:tcMar>
+            <w:vAlign w:val="center"/>
+          </w:tcPr>
+          <w:p>
+            <w:pPr>
+              <w:pStyle w:val="TableContents"/>
+              <w:rPr>
+                <w:rFonts w:hint="eastAsia"/>
+                <w:sz w:val="21"/>
+                <w:szCs w:val="21"/>
+              </w:rPr>
+            </w:pPr>
+          </w:p>
+        </w:tc>
+      </w:tr>
+      <w:tr>
+        <w:tc>
+          <w:tcPr>
+            <w:tcW w:w="1593" w:type="dxa"/>
+            <w:tcMar>
+              <w:top w:w="28" w:type="dxa"/>
+              <w:left w:w="28" w:type="dxa"/>
+              <w:bottom w:w="28" w:type="dxa"/>
+              <w:right w:w="28" w:type="dxa"/>
+            </w:tcMar>
+            <w:vAlign w:val="center"/>
+          </w:tcPr>
+          <w:p>
+            <w:pPr>
+              <w:pStyle w:val="TableContents"/>
+              <w:rPr>
+                <w:rFonts w:hint="eastAsia"/>
+                <w:sz w:val="21"/>
+                <w:szCs w:val="21"/>
+              </w:rPr>
+            </w:pPr>
+            <w:r>
+              <w:rPr>
+                <w:rFonts w:hint="eastAsia"/>
+                <w:sz w:val="21"/>
+                <w:szCs w:val="21"/>
+              </w:rPr>
               <w:t>v</w:t>
             </w:r>
             <w:r>
@@ -2587,7 +2782,16 @@
                 <w:sz w:val="21"/>
                 <w:szCs w:val="21"/>
               </w:rPr>
-              <w:t>回目はともに</w:t>
+              <w:t>回目</w:t>
+            </w:r>
+            <w:r>
+              <w:rPr>
+                <w:rFonts w:hint="eastAsia"/>
+                <w:sz w:val="21"/>
+                <w:szCs w:val="21"/>
+              </w:rPr>
+              <w:lastRenderedPageBreak/>
+              <w:t>はともに</w:t>
             </w:r>
             <w:r>
               <w:rPr>
@@ -2605,6 +2809,189 @@
               </w:rPr>
               <w:t>回目以上とみなす）</w:t>
             </w:r>
+          </w:p>
+        </w:tc>
+      </w:tr>
+      <w:tr>
+        <w:tc>
+          <w:tcPr>
+            <w:tcW w:w="1593" w:type="dxa"/>
+            <w:tcMar>
+              <w:top w:w="28" w:type="dxa"/>
+              <w:left w:w="28" w:type="dxa"/>
+              <w:bottom w:w="28" w:type="dxa"/>
+              <w:right w:w="28" w:type="dxa"/>
+            </w:tcMar>
+            <w:vAlign w:val="center"/>
+          </w:tcPr>
+          <w:p>
+            <w:pPr>
+              <w:pStyle w:val="TableContents"/>
+              <w:rPr>
+                <w:sz w:val="21"/>
+                <w:szCs w:val="21"/>
+              </w:rPr>
+            </w:pPr>
+            <w:r>
+              <w:rPr>
+                <w:rFonts w:hint="eastAsia"/>
+                <w:sz w:val="21"/>
+                <w:szCs w:val="21"/>
+              </w:rPr>
+              <w:lastRenderedPageBreak/>
+              <w:t>p</w:t>
+            </w:r>
+            <w:r>
+              <w:rPr>
+                <w:sz w:val="21"/>
+                <w:szCs w:val="21"/>
+              </w:rPr>
+              <w:t>air</w:t>
+            </w:r>
+          </w:p>
+        </w:tc>
+        <w:tc>
+          <w:tcPr>
+            <w:tcW w:w="3146" w:type="dxa"/>
+            <w:tcMar>
+              <w:top w:w="28" w:type="dxa"/>
+              <w:left w:w="28" w:type="dxa"/>
+              <w:bottom w:w="28" w:type="dxa"/>
+              <w:right w:w="28" w:type="dxa"/>
+            </w:tcMar>
+            <w:vAlign w:val="center"/>
+          </w:tcPr>
+          <w:p>
+            <w:pPr>
+              <w:pStyle w:val="TableContents"/>
+              <w:rPr>
+                <w:rFonts w:hint="eastAsia"/>
+                <w:sz w:val="21"/>
+                <w:szCs w:val="21"/>
+              </w:rPr>
+            </w:pPr>
+            <w:r>
+              <w:rPr>
+                <w:rFonts w:hint="eastAsia"/>
+                <w:sz w:val="21"/>
+                <w:szCs w:val="21"/>
+              </w:rPr>
+              <w:t>2</w:t>
+            </w:r>
+            <w:r>
+              <w:rPr>
+                <w:rFonts w:hint="eastAsia"/>
+                <w:sz w:val="21"/>
+                <w:szCs w:val="21"/>
+              </w:rPr>
+              <w:t>人連れの人が特殊な動きをしているようなので</w:t>
+            </w:r>
+            <w:r>
+              <w:rPr>
+                <w:rFonts w:hint="eastAsia"/>
+                <w:sz w:val="21"/>
+                <w:szCs w:val="21"/>
+              </w:rPr>
+              <w:t>2</w:t>
+            </w:r>
+            <w:r>
+              <w:rPr>
+                <w:rFonts w:hint="eastAsia"/>
+                <w:sz w:val="21"/>
+                <w:szCs w:val="21"/>
+              </w:rPr>
+              <w:t>人連れダミーを作った（</w:t>
+            </w:r>
+            <w:r>
+              <w:rPr>
+                <w:rFonts w:hint="eastAsia"/>
+                <w:sz w:val="21"/>
+                <w:szCs w:val="21"/>
+              </w:rPr>
+              <w:t>2</w:t>
+            </w:r>
+            <w:r>
+              <w:rPr>
+                <w:rFonts w:hint="eastAsia"/>
+                <w:sz w:val="21"/>
+                <w:szCs w:val="21"/>
+              </w:rPr>
+              <w:t>人連れなら</w:t>
+            </w:r>
+            <w:r>
+              <w:rPr>
+                <w:rFonts w:hint="eastAsia"/>
+                <w:sz w:val="21"/>
+                <w:szCs w:val="21"/>
+              </w:rPr>
+              <w:t>1</w:t>
+            </w:r>
+            <w:r>
+              <w:rPr>
+                <w:rFonts w:hint="eastAsia"/>
+                <w:sz w:val="21"/>
+                <w:szCs w:val="21"/>
+              </w:rPr>
+              <w:t>、そうでなければ</w:t>
+            </w:r>
+            <w:r>
+              <w:rPr>
+                <w:rFonts w:hint="eastAsia"/>
+                <w:sz w:val="21"/>
+                <w:szCs w:val="21"/>
+              </w:rPr>
+              <w:t>0</w:t>
+            </w:r>
+            <w:r>
+              <w:rPr>
+                <w:rFonts w:hint="eastAsia"/>
+                <w:sz w:val="21"/>
+                <w:szCs w:val="21"/>
+              </w:rPr>
+              <w:t>）</w:t>
+            </w:r>
+          </w:p>
+        </w:tc>
+        <w:tc>
+          <w:tcPr>
+            <w:tcW w:w="1819" w:type="dxa"/>
+            <w:tcMar>
+              <w:top w:w="28" w:type="dxa"/>
+              <w:left w:w="28" w:type="dxa"/>
+              <w:bottom w:w="28" w:type="dxa"/>
+              <w:right w:w="28" w:type="dxa"/>
+            </w:tcMar>
+            <w:vAlign w:val="center"/>
+          </w:tcPr>
+          <w:p>
+            <w:pPr>
+              <w:pStyle w:val="TableContents"/>
+              <w:rPr>
+                <w:sz w:val="21"/>
+                <w:szCs w:val="21"/>
+              </w:rPr>
+            </w:pPr>
+          </w:p>
+        </w:tc>
+        <w:tc>
+          <w:tcPr>
+            <w:tcW w:w="3061" w:type="dxa"/>
+            <w:tcMar>
+              <w:top w:w="28" w:type="dxa"/>
+              <w:left w:w="28" w:type="dxa"/>
+              <w:bottom w:w="28" w:type="dxa"/>
+              <w:right w:w="28" w:type="dxa"/>
+            </w:tcMar>
+            <w:vAlign w:val="center"/>
+          </w:tcPr>
+          <w:p>
+            <w:pPr>
+              <w:pStyle w:val="TableContents"/>
+              <w:rPr>
+                <w:sz w:val="21"/>
+                <w:szCs w:val="21"/>
+              </w:rPr>
+            </w:pPr>
           </w:p>
         </w:tc>
       </w:tr>
@@ -2688,15 +3075,7 @@
                 <w:sz w:val="21"/>
                 <w:szCs w:val="21"/>
               </w:rPr>
-              <w:t>清</w:t>
-            </w:r>
-            <w:r>
-              <w:rPr>
-                <w:sz w:val="21"/>
-                <w:szCs w:val="21"/>
-              </w:rPr>
-              <w:lastRenderedPageBreak/>
-              <w:t>里町・観光協会の</w:t>
+              <w:t>清里町・観光協会の</w:t>
             </w:r>
             <w:r>
               <w:rPr>
@@ -2771,7 +3150,6 @@
                 <w:sz w:val="21"/>
                 <w:szCs w:val="21"/>
               </w:rPr>
-              <w:lastRenderedPageBreak/>
               <w:t>7</w:t>
             </w:r>
             <w:r>
@@ -2779,15 +3157,7 @@
                 <w:sz w:val="21"/>
                 <w:szCs w:val="21"/>
               </w:rPr>
-              <w:t>月調査票には含</w:t>
-            </w:r>
-            <w:r>
-              <w:rPr>
-                <w:sz w:val="21"/>
-                <w:szCs w:val="21"/>
-              </w:rPr>
-              <w:lastRenderedPageBreak/>
-              <w:t>まれていない</w:t>
+              <w:t>月調査票には含まれていない</w:t>
             </w:r>
           </w:p>
         </w:tc>
@@ -4837,6 +5207,7 @@
                 <w:sz w:val="21"/>
                 <w:szCs w:val="21"/>
               </w:rPr>
+              <w:lastRenderedPageBreak/>
               <w:t>v</w:t>
             </w:r>
             <w:r>
@@ -5261,7 +5632,6 @@
                 <w:sz w:val="21"/>
                 <w:szCs w:val="21"/>
               </w:rPr>
-              <w:lastRenderedPageBreak/>
               <w:t>v</w:t>
             </w:r>
             <w:r>
@@ -7366,6 +7736,7 @@
                 <w:sz w:val="21"/>
                 <w:szCs w:val="21"/>
               </w:rPr>
+              <w:lastRenderedPageBreak/>
               <w:t>v</w:t>
             </w:r>
             <w:r>
@@ -7913,7 +8284,6 @@
                 <w:sz w:val="21"/>
                 <w:szCs w:val="21"/>
               </w:rPr>
-              <w:lastRenderedPageBreak/>
               <w:t>支払う</w:t>
             </w:r>
             <w:r>
@@ -7964,7 +8334,6 @@
                 <w:sz w:val="21"/>
                 <w:szCs w:val="21"/>
               </w:rPr>
-              <w:lastRenderedPageBreak/>
               <w:t>すべて</w:t>
             </w:r>
           </w:p>
@@ -9816,6 +10185,7 @@
                 <w:sz w:val="21"/>
                 <w:szCs w:val="21"/>
               </w:rPr>
+              <w:lastRenderedPageBreak/>
               <w:t>bid1_missing_only</w:t>
             </w:r>
           </w:p>
@@ -10206,7 +10576,6 @@
                 <w:sz w:val="21"/>
                 <w:szCs w:val="21"/>
               </w:rPr>
-              <w:lastRenderedPageBreak/>
               <w:t>full_wtp_missing</w:t>
             </w:r>
           </w:p>

--- a/tips/変数整理表.docx
+++ b/tips/変数整理表.docx
@@ -2828,6 +2828,7 @@
             <w:pPr>
               <w:pStyle w:val="TableContents"/>
               <w:rPr>
+                <w:rFonts w:hint="eastAsia"/>
                 <w:sz w:val="21"/>
                 <w:szCs w:val="21"/>
               </w:rPr>
@@ -2967,6 +2968,7 @@
             <w:pPr>
               <w:pStyle w:val="TableContents"/>
               <w:rPr>
+                <w:rFonts w:hint="eastAsia"/>
                 <w:sz w:val="21"/>
                 <w:szCs w:val="21"/>
               </w:rPr>
@@ -2988,6 +2990,7 @@
             <w:pPr>
               <w:pStyle w:val="TableContents"/>
               <w:rPr>
+                <w:rFonts w:hint="eastAsia"/>
                 <w:sz w:val="21"/>
                 <w:szCs w:val="21"/>
               </w:rPr>
@@ -9610,7 +9613,14 @@
                 <w:sz w:val="21"/>
                 <w:szCs w:val="21"/>
               </w:rPr>
-              <w:t>bid2_any_answer</w:t>
+              <w:t>p</w:t>
+            </w:r>
+            <w:r>
+              <w:rPr>
+                <w:sz w:val="21"/>
+                <w:szCs w:val="21"/>
+              </w:rPr>
+              <w:t>urist_dummy</w:t>
             </w:r>
           </w:p>
         </w:tc>
@@ -9640,15 +9650,22 @@
                 <w:sz w:val="21"/>
                 <w:szCs w:val="21"/>
               </w:rPr>
-              <w:t>WTP</w:t>
-            </w:r>
-            <w:r>
-              <w:rPr>
-                <w:rFonts w:hint="eastAsia"/>
-                <w:sz w:val="21"/>
-                <w:szCs w:val="21"/>
-              </w:rPr>
-              <w:t>質問</w:t>
+              <w:t>p</w:t>
+            </w:r>
+            <w:r>
+              <w:rPr>
+                <w:sz w:val="21"/>
+                <w:szCs w:val="21"/>
+              </w:rPr>
+              <w:t>urist</w:t>
+            </w:r>
+            <w:r>
+              <w:rPr>
+                <w:rFonts w:hint="eastAsia"/>
+                <w:sz w:val="21"/>
+                <w:szCs w:val="21"/>
+              </w:rPr>
+              <w:t>指標の値が</w:t>
             </w:r>
             <w:r>
               <w:rPr>
@@ -9660,26 +9677,42 @@
             </w:r>
             <w:r>
               <w:rPr>
-                <w:rFonts w:hint="eastAsia"/>
-                <w:sz w:val="21"/>
-                <w:szCs w:val="21"/>
-              </w:rPr>
-              <w:t>問目でいずれかに回答している（両方回答も含む）</w:t>
-            </w:r>
-            <w:r>
-              <w:rPr>
-                <w:sz w:val="21"/>
-                <w:szCs w:val="21"/>
-              </w:rPr>
-              <w:t>：</w:t>
-            </w:r>
-            <w:r>
-              <w:rPr>
-                <w:sz w:val="21"/>
-                <w:szCs w:val="21"/>
-              </w:rPr>
-              <w:br/>
-              <w:t>yes = 1, no = 0</w:t>
+                <w:sz w:val="21"/>
+                <w:szCs w:val="21"/>
+              </w:rPr>
+              <w:t>5</w:t>
+            </w:r>
+            <w:r>
+              <w:rPr>
+                <w:rFonts w:hint="eastAsia"/>
+                <w:sz w:val="21"/>
+                <w:szCs w:val="21"/>
+              </w:rPr>
+              <w:t>以上であれば</w:t>
+            </w:r>
+            <w:r>
+              <w:rPr>
+                <w:rFonts w:hint="eastAsia"/>
+                <w:sz w:val="21"/>
+                <w:szCs w:val="21"/>
+              </w:rPr>
+              <w:t>1</w:t>
+            </w:r>
+            <w:r>
+              <w:rPr>
+                <w:rFonts w:hint="eastAsia"/>
+                <w:sz w:val="21"/>
+                <w:szCs w:val="21"/>
+              </w:rPr>
+              <w:t>、そうでなければ</w:t>
+            </w:r>
+            <w:r>
+              <w:rPr>
+                <w:rFonts w:hint="eastAsia"/>
+                <w:sz w:val="21"/>
+                <w:szCs w:val="21"/>
+              </w:rPr>
+              <w:t>0</w:t>
             </w:r>
           </w:p>
         </w:tc>
@@ -9702,6 +9735,22 @@
                 <w:szCs w:val="21"/>
               </w:rPr>
             </w:pPr>
+            <w:r>
+              <w:rPr>
+                <w:rFonts w:hint="eastAsia"/>
+                <w:sz w:val="21"/>
+                <w:szCs w:val="21"/>
+              </w:rPr>
+              <w:t>7</w:t>
+            </w:r>
+            <w:r>
+              <w:rPr>
+                <w:rFonts w:hint="eastAsia"/>
+                <w:sz w:val="21"/>
+                <w:szCs w:val="21"/>
+              </w:rPr>
+              <w:t>月調査票のみ</w:t>
+            </w:r>
           </w:p>
         </w:tc>
         <w:tc>
@@ -9758,37 +9807,14 @@
                 <w:sz w:val="21"/>
                 <w:szCs w:val="21"/>
               </w:rPr>
-              <w:t>b</w:t>
-            </w:r>
-            <w:r>
-              <w:rPr>
-                <w:sz w:val="21"/>
-                <w:szCs w:val="21"/>
-              </w:rPr>
-              <w:t>id1_right_</w:t>
-            </w:r>
-            <w:r>
-              <w:rPr>
-                <w:rFonts w:hint="eastAsia"/>
-                <w:sz w:val="21"/>
-                <w:szCs w:val="21"/>
-              </w:rPr>
-              <w:t>bid2_</w:t>
-            </w:r>
-            <w:r>
-              <w:rPr>
-                <w:rFonts w:hint="eastAsia"/>
-                <w:sz w:val="21"/>
-                <w:szCs w:val="21"/>
-              </w:rPr>
-              <w:t>m</w:t>
-            </w:r>
-            <w:r>
-              <w:rPr>
-                <w:sz w:val="21"/>
-                <w:szCs w:val="21"/>
-              </w:rPr>
-              <w:t>issing</w:t>
+              <w:t>p</w:t>
+            </w:r>
+            <w:r>
+              <w:rPr>
+                <w:sz w:val="21"/>
+                <w:szCs w:val="21"/>
+              </w:rPr>
+              <w:t>urist_dummy2</w:t>
             </w:r>
           </w:p>
         </w:tc>
@@ -9807,26 +9833,78 @@
             <w:pPr>
               <w:pStyle w:val="TableContents"/>
               <w:rPr>
-                <w:rFonts w:hint="eastAsia"/>
-                <w:sz w:val="21"/>
-                <w:szCs w:val="21"/>
-              </w:rPr>
-            </w:pPr>
-            <w:r>
-              <w:rPr>
-                <w:rFonts w:hint="eastAsia"/>
-                <w:sz w:val="21"/>
-                <w:szCs w:val="21"/>
-              </w:rPr>
-              <w:t>WTP</w:t>
-            </w:r>
-            <w:r>
-              <w:rPr>
-                <w:rFonts w:hint="eastAsia"/>
-                <w:sz w:val="21"/>
-                <w:szCs w:val="21"/>
-              </w:rPr>
-              <w:t>質問</w:t>
+                <w:sz w:val="21"/>
+                <w:szCs w:val="21"/>
+              </w:rPr>
+            </w:pPr>
+            <w:r>
+              <w:rPr>
+                <w:sz w:val="21"/>
+                <w:szCs w:val="21"/>
+              </w:rPr>
+              <w:t>v15_</w:t>
+            </w:r>
+            <w:r>
+              <w:rPr>
+                <w:rFonts w:hint="eastAsia"/>
+                <w:sz w:val="21"/>
+                <w:szCs w:val="21"/>
+              </w:rPr>
+              <w:t>critical_access_attitude</w:t>
+            </w:r>
+            <w:r>
+              <w:rPr>
+                <w:rFonts w:hint="eastAsia"/>
+                <w:sz w:val="21"/>
+                <w:szCs w:val="21"/>
+              </w:rPr>
+              <w:t>と</w:t>
+            </w:r>
+            <w:r>
+              <w:rPr>
+                <w:sz w:val="21"/>
+                <w:szCs w:val="21"/>
+              </w:rPr>
+              <w:t>v15_</w:t>
+            </w:r>
+            <w:r>
+              <w:rPr>
+                <w:rFonts w:hint="eastAsia"/>
+                <w:sz w:val="21"/>
+                <w:szCs w:val="21"/>
+              </w:rPr>
+              <w:t>critical_</w:t>
+            </w:r>
+            <w:r>
+              <w:rPr>
+                <w:rFonts w:hint="eastAsia"/>
+                <w:sz w:val="21"/>
+                <w:szCs w:val="21"/>
+              </w:rPr>
+              <w:t>p</w:t>
+            </w:r>
+            <w:r>
+              <w:rPr>
+                <w:sz w:val="21"/>
+                <w:szCs w:val="21"/>
+              </w:rPr>
+              <w:t>arking</w:t>
+            </w:r>
+            <w:r>
+              <w:rPr>
+                <w:rFonts w:hint="eastAsia"/>
+                <w:sz w:val="21"/>
+                <w:szCs w:val="21"/>
+              </w:rPr>
+              <w:t>_attitude</w:t>
+            </w:r>
+            <w:r>
+              <w:rPr>
+                <w:rFonts w:hint="eastAsia"/>
+                <w:sz w:val="21"/>
+                <w:szCs w:val="21"/>
+              </w:rPr>
+              <w:t>の合計が</w:t>
             </w:r>
             <w:r>
               <w:rPr>
@@ -9838,11 +9916,60 @@
             </w:r>
             <w:r>
               <w:rPr>
-                <w:rFonts w:hint="eastAsia"/>
-                <w:sz w:val="21"/>
-                <w:szCs w:val="21"/>
-              </w:rPr>
-              <w:t>問目に回答して、</w:t>
+                <w:sz w:val="21"/>
+                <w:szCs w:val="21"/>
+              </w:rPr>
+              <w:t>1</w:t>
+            </w:r>
+            <w:r>
+              <w:rPr>
+                <w:rFonts w:hint="eastAsia"/>
+                <w:sz w:val="21"/>
+                <w:szCs w:val="21"/>
+              </w:rPr>
+              <w:t>以上なら</w:t>
+            </w:r>
+            <w:r>
+              <w:rPr>
+                <w:rFonts w:hint="eastAsia"/>
+                <w:sz w:val="21"/>
+                <w:szCs w:val="21"/>
+              </w:rPr>
+              <w:t>1</w:t>
+            </w:r>
+            <w:r>
+              <w:rPr>
+                <w:rFonts w:hint="eastAsia"/>
+                <w:sz w:val="21"/>
+                <w:szCs w:val="21"/>
+              </w:rPr>
+              <w:t>、そうでなければ</w:t>
+            </w:r>
+            <w:r>
+              <w:rPr>
+                <w:rFonts w:hint="eastAsia"/>
+                <w:sz w:val="21"/>
+                <w:szCs w:val="21"/>
+              </w:rPr>
+              <w:t>0</w:t>
+            </w:r>
+          </w:p>
+          <w:p>
+            <w:pPr>
+              <w:pStyle w:val="TableContents"/>
+              <w:rPr>
+                <w:rFonts w:hint="eastAsia"/>
+                <w:sz w:val="21"/>
+                <w:szCs w:val="21"/>
+              </w:rPr>
+            </w:pPr>
+            <w:r>
+              <w:rPr>
+                <w:rFonts w:hint="eastAsia"/>
+                <w:sz w:val="21"/>
+                <w:szCs w:val="21"/>
+              </w:rPr>
+              <w:t>（この</w:t>
             </w:r>
             <w:r>
               <w:rPr>
@@ -9858,46 +9985,30 @@
                 <w:sz w:val="21"/>
                 <w:szCs w:val="21"/>
               </w:rPr>
-              <w:t>問目</w:t>
-            </w:r>
-            <w:r>
-              <w:rPr>
-                <w:rFonts w:hint="eastAsia"/>
-                <w:sz w:val="21"/>
-                <w:szCs w:val="21"/>
-              </w:rPr>
-              <w:t>は未回答（</w:t>
-            </w:r>
-            <w:r>
-              <w:rPr>
-                <w:rFonts w:hint="eastAsia"/>
-                <w:sz w:val="21"/>
-                <w:szCs w:val="21"/>
-              </w:rPr>
-              <w:t>1</w:t>
-            </w:r>
-            <w:r>
-              <w:rPr>
-                <w:rFonts w:hint="eastAsia"/>
-                <w:sz w:val="21"/>
-                <w:szCs w:val="21"/>
-              </w:rPr>
-              <w:t>問目のみシングルバウンドデータとして利用可能）</w:t>
-            </w:r>
-            <w:r>
-              <w:rPr>
-                <w:sz w:val="21"/>
-                <w:szCs w:val="21"/>
-              </w:rPr>
-              <w:t>：</w:t>
-            </w:r>
-            <w:r>
-              <w:rPr>
-                <w:sz w:val="21"/>
-                <w:szCs w:val="21"/>
-              </w:rPr>
-              <w:br/>
-              <w:t>yes = 1, no = 0</w:t>
+              <w:t>変数は他の</w:t>
+            </w:r>
+            <w:r>
+              <w:rPr>
+                <w:rFonts w:hint="eastAsia"/>
+                <w:sz w:val="21"/>
+                <w:szCs w:val="21"/>
+              </w:rPr>
+              <w:t>v</w:t>
+            </w:r>
+            <w:r>
+              <w:rPr>
+                <w:sz w:val="21"/>
+                <w:szCs w:val="21"/>
+              </w:rPr>
+              <w:t>15</w:t>
+            </w:r>
+            <w:r>
+              <w:rPr>
+                <w:rFonts w:hint="eastAsia"/>
+                <w:sz w:val="21"/>
+                <w:szCs w:val="21"/>
+              </w:rPr>
+              <w:t>系変数との組み合わせに対し相関が非常に大きい）</w:t>
             </w:r>
           </w:p>
         </w:tc>
@@ -9920,6 +10031,22 @@
                 <w:szCs w:val="21"/>
               </w:rPr>
             </w:pPr>
+            <w:r>
+              <w:rPr>
+                <w:rFonts w:hint="eastAsia"/>
+                <w:sz w:val="21"/>
+                <w:szCs w:val="21"/>
+              </w:rPr>
+              <w:t>7</w:t>
+            </w:r>
+            <w:r>
+              <w:rPr>
+                <w:rFonts w:hint="eastAsia"/>
+                <w:sz w:val="21"/>
+                <w:szCs w:val="21"/>
+              </w:rPr>
+              <w:t>月調査票のみ</w:t>
+            </w:r>
           </w:p>
         </w:tc>
         <w:tc>
@@ -9976,36 +10103,7 @@
                 <w:sz w:val="21"/>
                 <w:szCs w:val="21"/>
               </w:rPr>
-              <w:t>b</w:t>
-            </w:r>
-            <w:r>
-              <w:rPr>
-                <w:sz w:val="21"/>
-                <w:szCs w:val="21"/>
-              </w:rPr>
-              <w:t>id1_</w:t>
-            </w:r>
-            <w:r>
-              <w:rPr>
-                <w:sz w:val="21"/>
-                <w:szCs w:val="21"/>
-              </w:rPr>
-              <w:t>right</w:t>
-            </w:r>
-            <w:r>
-              <w:rPr>
-                <w:sz w:val="21"/>
-                <w:szCs w:val="21"/>
-              </w:rPr>
-              <w:t>_</w:t>
-            </w:r>
-            <w:r>
-              <w:rPr>
-                <w:rFonts w:hint="eastAsia"/>
-                <w:sz w:val="21"/>
-                <w:szCs w:val="21"/>
-              </w:rPr>
-              <w:t>bid2_both_answer</w:t>
+              <w:t>bid2_any_answer</w:t>
             </w:r>
           </w:p>
         </w:tc>
@@ -10051,22 +10149,6 @@
                 <w:sz w:val="21"/>
                 <w:szCs w:val="21"/>
               </w:rPr>
-              <w:t>1</w:t>
-            </w:r>
-            <w:r>
-              <w:rPr>
-                <w:rFonts w:hint="eastAsia"/>
-                <w:sz w:val="21"/>
-                <w:szCs w:val="21"/>
-              </w:rPr>
-              <w:t>問目に回答して、</w:t>
-            </w:r>
-            <w:r>
-              <w:rPr>
-                <w:rFonts w:hint="eastAsia"/>
-                <w:sz w:val="21"/>
-                <w:szCs w:val="21"/>
-              </w:rPr>
               <w:t>2</w:t>
             </w:r>
             <w:r>
@@ -10075,23 +10157,7 @@
                 <w:sz w:val="21"/>
                 <w:szCs w:val="21"/>
               </w:rPr>
-              <w:t>問目で両方回答している（誤回答</w:t>
-            </w:r>
-            <w:r>
-              <w:rPr>
-                <w:rFonts w:hint="eastAsia"/>
-                <w:sz w:val="21"/>
-                <w:szCs w:val="21"/>
-              </w:rPr>
-              <w:t>NA</w:t>
-            </w:r>
-            <w:r>
-              <w:rPr>
-                <w:rFonts w:hint="eastAsia"/>
-                <w:sz w:val="21"/>
-                <w:szCs w:val="21"/>
-              </w:rPr>
-              <w:t>）</w:t>
+              <w:t>問目でいずれかに回答している（両方回答も含む）</w:t>
             </w:r>
             <w:r>
               <w:rPr>
@@ -10186,6 +10252,433 @@
                 <w:szCs w:val="21"/>
               </w:rPr>
               <w:lastRenderedPageBreak/>
+              <w:t>b</w:t>
+            </w:r>
+            <w:r>
+              <w:rPr>
+                <w:sz w:val="21"/>
+                <w:szCs w:val="21"/>
+              </w:rPr>
+              <w:t>id1_right_</w:t>
+            </w:r>
+            <w:r>
+              <w:rPr>
+                <w:rFonts w:hint="eastAsia"/>
+                <w:sz w:val="21"/>
+                <w:szCs w:val="21"/>
+              </w:rPr>
+              <w:t>bid2_</w:t>
+            </w:r>
+            <w:r>
+              <w:rPr>
+                <w:rFonts w:hint="eastAsia"/>
+                <w:sz w:val="21"/>
+                <w:szCs w:val="21"/>
+              </w:rPr>
+              <w:t>m</w:t>
+            </w:r>
+            <w:r>
+              <w:rPr>
+                <w:sz w:val="21"/>
+                <w:szCs w:val="21"/>
+              </w:rPr>
+              <w:t>issing</w:t>
+            </w:r>
+          </w:p>
+        </w:tc>
+        <w:tc>
+          <w:tcPr>
+            <w:tcW w:w="3146" w:type="dxa"/>
+            <w:tcMar>
+              <w:top w:w="28" w:type="dxa"/>
+              <w:left w:w="28" w:type="dxa"/>
+              <w:bottom w:w="28" w:type="dxa"/>
+              <w:right w:w="28" w:type="dxa"/>
+            </w:tcMar>
+            <w:vAlign w:val="center"/>
+          </w:tcPr>
+          <w:p>
+            <w:pPr>
+              <w:pStyle w:val="TableContents"/>
+              <w:rPr>
+                <w:rFonts w:hint="eastAsia"/>
+                <w:sz w:val="21"/>
+                <w:szCs w:val="21"/>
+              </w:rPr>
+            </w:pPr>
+            <w:r>
+              <w:rPr>
+                <w:rFonts w:hint="eastAsia"/>
+                <w:sz w:val="21"/>
+                <w:szCs w:val="21"/>
+              </w:rPr>
+              <w:t>WTP</w:t>
+            </w:r>
+            <w:r>
+              <w:rPr>
+                <w:rFonts w:hint="eastAsia"/>
+                <w:sz w:val="21"/>
+                <w:szCs w:val="21"/>
+              </w:rPr>
+              <w:t>質問</w:t>
+            </w:r>
+            <w:r>
+              <w:rPr>
+                <w:rFonts w:hint="eastAsia"/>
+                <w:sz w:val="21"/>
+                <w:szCs w:val="21"/>
+              </w:rPr>
+              <w:t>1</w:t>
+            </w:r>
+            <w:r>
+              <w:rPr>
+                <w:rFonts w:hint="eastAsia"/>
+                <w:sz w:val="21"/>
+                <w:szCs w:val="21"/>
+              </w:rPr>
+              <w:t>問目に回答して、</w:t>
+            </w:r>
+            <w:r>
+              <w:rPr>
+                <w:rFonts w:hint="eastAsia"/>
+                <w:sz w:val="21"/>
+                <w:szCs w:val="21"/>
+              </w:rPr>
+              <w:t>2</w:t>
+            </w:r>
+            <w:r>
+              <w:rPr>
+                <w:rFonts w:hint="eastAsia"/>
+                <w:sz w:val="21"/>
+                <w:szCs w:val="21"/>
+              </w:rPr>
+              <w:t>問目</w:t>
+            </w:r>
+            <w:r>
+              <w:rPr>
+                <w:rFonts w:hint="eastAsia"/>
+                <w:sz w:val="21"/>
+                <w:szCs w:val="21"/>
+              </w:rPr>
+              <w:t>は未回答（</w:t>
+            </w:r>
+            <w:r>
+              <w:rPr>
+                <w:rFonts w:hint="eastAsia"/>
+                <w:sz w:val="21"/>
+                <w:szCs w:val="21"/>
+              </w:rPr>
+              <w:t>1</w:t>
+            </w:r>
+            <w:r>
+              <w:rPr>
+                <w:rFonts w:hint="eastAsia"/>
+                <w:sz w:val="21"/>
+                <w:szCs w:val="21"/>
+              </w:rPr>
+              <w:t>問目のみシングルバウンドデータとして利用可能）</w:t>
+            </w:r>
+            <w:r>
+              <w:rPr>
+                <w:sz w:val="21"/>
+                <w:szCs w:val="21"/>
+              </w:rPr>
+              <w:t>：</w:t>
+            </w:r>
+            <w:r>
+              <w:rPr>
+                <w:sz w:val="21"/>
+                <w:szCs w:val="21"/>
+              </w:rPr>
+              <w:br/>
+              <w:t>yes = 1, no = 0</w:t>
+            </w:r>
+          </w:p>
+        </w:tc>
+        <w:tc>
+          <w:tcPr>
+            <w:tcW w:w="1819" w:type="dxa"/>
+            <w:tcMar>
+              <w:top w:w="28" w:type="dxa"/>
+              <w:left w:w="28" w:type="dxa"/>
+              <w:bottom w:w="28" w:type="dxa"/>
+              <w:right w:w="28" w:type="dxa"/>
+            </w:tcMar>
+          </w:tcPr>
+          <w:p>
+            <w:pPr>
+              <w:pStyle w:val="TableContents"/>
+              <w:rPr>
+                <w:rFonts w:hint="eastAsia"/>
+                <w:sz w:val="21"/>
+                <w:szCs w:val="21"/>
+              </w:rPr>
+            </w:pPr>
+          </w:p>
+        </w:tc>
+        <w:tc>
+          <w:tcPr>
+            <w:tcW w:w="3061" w:type="dxa"/>
+            <w:tcMar>
+              <w:top w:w="28" w:type="dxa"/>
+              <w:left w:w="28" w:type="dxa"/>
+              <w:bottom w:w="28" w:type="dxa"/>
+              <w:right w:w="28" w:type="dxa"/>
+            </w:tcMar>
+            <w:vAlign w:val="center"/>
+          </w:tcPr>
+          <w:p>
+            <w:pPr>
+              <w:pStyle w:val="TableContents"/>
+              <w:rPr>
+                <w:rFonts w:hint="eastAsia"/>
+                <w:sz w:val="21"/>
+                <w:szCs w:val="21"/>
+              </w:rPr>
+            </w:pPr>
+          </w:p>
+        </w:tc>
+      </w:tr>
+      <w:tr>
+        <w:trPr>
+          <w:cantSplit/>
+          <w:trHeight w:val="657"/>
+        </w:trPr>
+        <w:tc>
+          <w:tcPr>
+            <w:tcW w:w="1593" w:type="dxa"/>
+            <w:tcMar>
+              <w:top w:w="28" w:type="dxa"/>
+              <w:left w:w="28" w:type="dxa"/>
+              <w:bottom w:w="28" w:type="dxa"/>
+              <w:right w:w="28" w:type="dxa"/>
+            </w:tcMar>
+            <w:vAlign w:val="center"/>
+          </w:tcPr>
+          <w:p>
+            <w:pPr>
+              <w:pStyle w:val="TableContents"/>
+              <w:rPr>
+                <w:rFonts w:hint="eastAsia"/>
+                <w:sz w:val="21"/>
+                <w:szCs w:val="21"/>
+              </w:rPr>
+            </w:pPr>
+            <w:r>
+              <w:rPr>
+                <w:rFonts w:hint="eastAsia"/>
+                <w:sz w:val="21"/>
+                <w:szCs w:val="21"/>
+              </w:rPr>
+              <w:t>b</w:t>
+            </w:r>
+            <w:r>
+              <w:rPr>
+                <w:sz w:val="21"/>
+                <w:szCs w:val="21"/>
+              </w:rPr>
+              <w:t>id1_</w:t>
+            </w:r>
+            <w:r>
+              <w:rPr>
+                <w:sz w:val="21"/>
+                <w:szCs w:val="21"/>
+              </w:rPr>
+              <w:t>right</w:t>
+            </w:r>
+            <w:r>
+              <w:rPr>
+                <w:sz w:val="21"/>
+                <w:szCs w:val="21"/>
+              </w:rPr>
+              <w:t>_</w:t>
+            </w:r>
+            <w:r>
+              <w:rPr>
+                <w:rFonts w:hint="eastAsia"/>
+                <w:sz w:val="21"/>
+                <w:szCs w:val="21"/>
+              </w:rPr>
+              <w:t>bid2_both_answer</w:t>
+            </w:r>
+          </w:p>
+        </w:tc>
+        <w:tc>
+          <w:tcPr>
+            <w:tcW w:w="3146" w:type="dxa"/>
+            <w:tcMar>
+              <w:top w:w="28" w:type="dxa"/>
+              <w:left w:w="28" w:type="dxa"/>
+              <w:bottom w:w="28" w:type="dxa"/>
+              <w:right w:w="28" w:type="dxa"/>
+            </w:tcMar>
+            <w:vAlign w:val="center"/>
+          </w:tcPr>
+          <w:p>
+            <w:pPr>
+              <w:pStyle w:val="TableContents"/>
+              <w:rPr>
+                <w:rFonts w:hint="eastAsia"/>
+                <w:sz w:val="21"/>
+                <w:szCs w:val="21"/>
+              </w:rPr>
+            </w:pPr>
+            <w:r>
+              <w:rPr>
+                <w:rFonts w:hint="eastAsia"/>
+                <w:sz w:val="21"/>
+                <w:szCs w:val="21"/>
+              </w:rPr>
+              <w:t>WTP</w:t>
+            </w:r>
+            <w:r>
+              <w:rPr>
+                <w:rFonts w:hint="eastAsia"/>
+                <w:sz w:val="21"/>
+                <w:szCs w:val="21"/>
+              </w:rPr>
+              <w:t>質問</w:t>
+            </w:r>
+            <w:r>
+              <w:rPr>
+                <w:rFonts w:hint="eastAsia"/>
+                <w:sz w:val="21"/>
+                <w:szCs w:val="21"/>
+              </w:rPr>
+              <w:t>1</w:t>
+            </w:r>
+            <w:r>
+              <w:rPr>
+                <w:rFonts w:hint="eastAsia"/>
+                <w:sz w:val="21"/>
+                <w:szCs w:val="21"/>
+              </w:rPr>
+              <w:t>問目に回答して、</w:t>
+            </w:r>
+            <w:r>
+              <w:rPr>
+                <w:rFonts w:hint="eastAsia"/>
+                <w:sz w:val="21"/>
+                <w:szCs w:val="21"/>
+              </w:rPr>
+              <w:t>2</w:t>
+            </w:r>
+            <w:r>
+              <w:rPr>
+                <w:rFonts w:hint="eastAsia"/>
+                <w:sz w:val="21"/>
+                <w:szCs w:val="21"/>
+              </w:rPr>
+              <w:t>問目で両方回答している（誤回答</w:t>
+            </w:r>
+            <w:r>
+              <w:rPr>
+                <w:rFonts w:hint="eastAsia"/>
+                <w:sz w:val="21"/>
+                <w:szCs w:val="21"/>
+              </w:rPr>
+              <w:t>NA</w:t>
+            </w:r>
+            <w:r>
+              <w:rPr>
+                <w:rFonts w:hint="eastAsia"/>
+                <w:sz w:val="21"/>
+                <w:szCs w:val="21"/>
+              </w:rPr>
+              <w:t>）</w:t>
+            </w:r>
+            <w:r>
+              <w:rPr>
+                <w:sz w:val="21"/>
+                <w:szCs w:val="21"/>
+              </w:rPr>
+              <w:t>：</w:t>
+            </w:r>
+            <w:r>
+              <w:rPr>
+                <w:sz w:val="21"/>
+                <w:szCs w:val="21"/>
+              </w:rPr>
+              <w:br/>
+              <w:t>yes = 1, no = 0</w:t>
+            </w:r>
+          </w:p>
+        </w:tc>
+        <w:tc>
+          <w:tcPr>
+            <w:tcW w:w="1819" w:type="dxa"/>
+            <w:tcMar>
+              <w:top w:w="28" w:type="dxa"/>
+              <w:left w:w="28" w:type="dxa"/>
+              <w:bottom w:w="28" w:type="dxa"/>
+              <w:right w:w="28" w:type="dxa"/>
+            </w:tcMar>
+          </w:tcPr>
+          <w:p>
+            <w:pPr>
+              <w:pStyle w:val="TableContents"/>
+              <w:rPr>
+                <w:rFonts w:hint="eastAsia"/>
+                <w:sz w:val="21"/>
+                <w:szCs w:val="21"/>
+              </w:rPr>
+            </w:pPr>
+          </w:p>
+        </w:tc>
+        <w:tc>
+          <w:tcPr>
+            <w:tcW w:w="3061" w:type="dxa"/>
+            <w:tcMar>
+              <w:top w:w="28" w:type="dxa"/>
+              <w:left w:w="28" w:type="dxa"/>
+              <w:bottom w:w="28" w:type="dxa"/>
+              <w:right w:w="28" w:type="dxa"/>
+            </w:tcMar>
+            <w:vAlign w:val="center"/>
+          </w:tcPr>
+          <w:p>
+            <w:pPr>
+              <w:pStyle w:val="TableContents"/>
+              <w:rPr>
+                <w:rFonts w:hint="eastAsia"/>
+                <w:sz w:val="21"/>
+                <w:szCs w:val="21"/>
+              </w:rPr>
+            </w:pPr>
+          </w:p>
+        </w:tc>
+      </w:tr>
+      <w:tr>
+        <w:trPr>
+          <w:cantSplit/>
+          <w:trHeight w:val="657"/>
+        </w:trPr>
+        <w:tc>
+          <w:tcPr>
+            <w:tcW w:w="1593" w:type="dxa"/>
+            <w:tcMar>
+              <w:top w:w="28" w:type="dxa"/>
+              <w:left w:w="28" w:type="dxa"/>
+              <w:bottom w:w="28" w:type="dxa"/>
+              <w:right w:w="28" w:type="dxa"/>
+            </w:tcMar>
+            <w:vAlign w:val="center"/>
+          </w:tcPr>
+          <w:p>
+            <w:pPr>
+              <w:pStyle w:val="TableContents"/>
+              <w:rPr>
+                <w:rFonts w:hint="eastAsia"/>
+                <w:sz w:val="21"/>
+                <w:szCs w:val="21"/>
+              </w:rPr>
+            </w:pPr>
+            <w:r>
+              <w:rPr>
+                <w:rFonts w:hint="eastAsia"/>
+                <w:sz w:val="21"/>
+                <w:szCs w:val="21"/>
+              </w:rPr>
               <w:t>bid1_missing_only</w:t>
             </w:r>
           </w:p>

--- a/tips/変数整理表.docx
+++ b/tips/変数整理表.docx
@@ -9833,6 +9833,7 @@
             <w:pPr>
               <w:pStyle w:val="TableContents"/>
               <w:rPr>
+                <w:rFonts w:hint="eastAsia"/>
                 <w:sz w:val="21"/>
                 <w:szCs w:val="21"/>
               </w:rPr>
@@ -10103,7 +10104,15 @@
                 <w:sz w:val="21"/>
                 <w:szCs w:val="21"/>
               </w:rPr>
-              <w:t>bid2_any_answer</w:t>
+              <w:lastRenderedPageBreak/>
+              <w:t>p</w:t>
+            </w:r>
+            <w:r>
+              <w:rPr>
+                <w:sz w:val="21"/>
+                <w:szCs w:val="21"/>
+              </w:rPr>
+              <w:t>urist_strong</w:t>
             </w:r>
           </w:p>
         </w:tc>
@@ -10122,57 +10131,168 @@
             <w:pPr>
               <w:pStyle w:val="TableContents"/>
               <w:rPr>
-                <w:rFonts w:hint="eastAsia"/>
-                <w:sz w:val="21"/>
-                <w:szCs w:val="21"/>
-              </w:rPr>
-            </w:pPr>
-            <w:r>
-              <w:rPr>
-                <w:rFonts w:hint="eastAsia"/>
-                <w:sz w:val="21"/>
-                <w:szCs w:val="21"/>
-              </w:rPr>
-              <w:t>WTP</w:t>
-            </w:r>
-            <w:r>
-              <w:rPr>
-                <w:rFonts w:hint="eastAsia"/>
-                <w:sz w:val="21"/>
-                <w:szCs w:val="21"/>
-              </w:rPr>
-              <w:t>質問</w:t>
-            </w:r>
-            <w:r>
-              <w:rPr>
-                <w:rFonts w:hint="eastAsia"/>
-                <w:sz w:val="21"/>
-                <w:szCs w:val="21"/>
-              </w:rPr>
-              <w:t>2</w:t>
-            </w:r>
-            <w:r>
-              <w:rPr>
-                <w:rFonts w:hint="eastAsia"/>
-                <w:sz w:val="21"/>
-                <w:szCs w:val="21"/>
-              </w:rPr>
-              <w:t>問目でいずれかに回答している（両方回答も含む）</w:t>
-            </w:r>
-            <w:r>
-              <w:rPr>
-                <w:sz w:val="21"/>
-                <w:szCs w:val="21"/>
-              </w:rPr>
-              <w:t>：</w:t>
-            </w:r>
-            <w:r>
-              <w:rPr>
-                <w:sz w:val="21"/>
-                <w:szCs w:val="21"/>
-              </w:rPr>
-              <w:br/>
-              <w:t>yes = 1, no = 0</w:t>
+                <w:sz w:val="21"/>
+                <w:szCs w:val="21"/>
+              </w:rPr>
+            </w:pPr>
+            <w:r>
+              <w:rPr>
+                <w:rFonts w:hint="eastAsia"/>
+                <w:sz w:val="21"/>
+                <w:szCs w:val="21"/>
+              </w:rPr>
+              <w:t>Vistad &amp;  Vorkinn (2012)</w:t>
+            </w:r>
+            <w:r>
+              <w:rPr>
+                <w:rFonts w:hint="eastAsia"/>
+                <w:sz w:val="21"/>
+                <w:szCs w:val="21"/>
+              </w:rPr>
+              <w:t>にしたがい、</w:t>
+            </w:r>
+            <w:r>
+              <w:rPr>
+                <w:rFonts w:hint="eastAsia"/>
+                <w:sz w:val="21"/>
+                <w:szCs w:val="21"/>
+              </w:rPr>
+              <w:t>p</w:t>
+            </w:r>
+            <w:r>
+              <w:rPr>
+                <w:sz w:val="21"/>
+                <w:szCs w:val="21"/>
+              </w:rPr>
+              <w:t>urist</w:t>
+            </w:r>
+            <w:r>
+              <w:rPr>
+                <w:rFonts w:hint="eastAsia"/>
+                <w:sz w:val="21"/>
+                <w:szCs w:val="21"/>
+              </w:rPr>
+              <w:t>変数の平均値の大きさに従って</w:t>
+            </w:r>
+            <w:r>
+              <w:rPr>
+                <w:rFonts w:hint="eastAsia"/>
+                <w:sz w:val="21"/>
+                <w:szCs w:val="21"/>
+              </w:rPr>
+              <w:t>s</w:t>
+            </w:r>
+            <w:r>
+              <w:rPr>
+                <w:sz w:val="21"/>
+                <w:szCs w:val="21"/>
+              </w:rPr>
+              <w:t>trong, medium, low</w:t>
+            </w:r>
+            <w:r>
+              <w:rPr>
+                <w:rFonts w:hint="eastAsia"/>
+                <w:sz w:val="21"/>
+                <w:szCs w:val="21"/>
+              </w:rPr>
+              <w:t>の</w:t>
+            </w:r>
+            <w:r>
+              <w:rPr>
+                <w:rFonts w:hint="eastAsia"/>
+                <w:sz w:val="21"/>
+                <w:szCs w:val="21"/>
+              </w:rPr>
+              <w:t>3</w:t>
+            </w:r>
+            <w:r>
+              <w:rPr>
+                <w:rFonts w:hint="eastAsia"/>
+                <w:sz w:val="21"/>
+                <w:szCs w:val="21"/>
+              </w:rPr>
+              <w:t>分類を作った</w:t>
+            </w:r>
+            <w:r>
+              <w:rPr>
+                <w:rStyle w:val="aa"/>
+                <w:rFonts w:hint="eastAsia"/>
+                <w:sz w:val="21"/>
+                <w:szCs w:val="21"/>
+              </w:rPr>
+              <w:footnoteReference w:id="2"/>
+            </w:r>
+            <w:r>
+              <w:rPr>
+                <w:rFonts w:hint="eastAsia"/>
+                <w:sz w:val="21"/>
+                <w:szCs w:val="21"/>
+              </w:rPr>
+              <w:t>。</w:t>
+            </w:r>
+          </w:p>
+          <w:p>
+            <w:pPr>
+              <w:pStyle w:val="TableContents"/>
+              <w:rPr>
+                <w:rFonts w:hint="eastAsia"/>
+                <w:sz w:val="21"/>
+                <w:szCs w:val="21"/>
+              </w:rPr>
+            </w:pPr>
+            <w:r>
+              <w:rPr>
+                <w:rFonts w:hint="eastAsia"/>
+                <w:sz w:val="21"/>
+                <w:szCs w:val="21"/>
+              </w:rPr>
+              <w:t>s</w:t>
+            </w:r>
+            <w:r>
+              <w:rPr>
+                <w:sz w:val="21"/>
+                <w:szCs w:val="21"/>
+              </w:rPr>
+              <w:t>trong</w:t>
+            </w:r>
+            <w:r>
+              <w:rPr>
+                <w:rFonts w:hint="eastAsia"/>
+                <w:sz w:val="21"/>
+                <w:szCs w:val="21"/>
+              </w:rPr>
+              <w:t>であれば</w:t>
+            </w:r>
+            <w:r>
+              <w:rPr>
+                <w:rFonts w:hint="eastAsia"/>
+                <w:sz w:val="21"/>
+                <w:szCs w:val="21"/>
+              </w:rPr>
+              <w:t>1</w:t>
+            </w:r>
+            <w:r>
+              <w:rPr>
+                <w:sz w:val="21"/>
+                <w:szCs w:val="21"/>
+              </w:rPr>
+              <w:t xml:space="preserve">, </w:t>
+            </w:r>
+            <w:r>
+              <w:rPr>
+                <w:rFonts w:hint="eastAsia"/>
+                <w:sz w:val="21"/>
+                <w:szCs w:val="21"/>
+              </w:rPr>
+              <w:t>そうでなければ</w:t>
+            </w:r>
+            <w:r>
+              <w:rPr>
+                <w:rFonts w:hint="eastAsia"/>
+                <w:sz w:val="21"/>
+                <w:szCs w:val="21"/>
+              </w:rPr>
+              <w:t>0</w:t>
             </w:r>
           </w:p>
         </w:tc>
@@ -10251,38 +10371,14 @@
                 <w:sz w:val="21"/>
                 <w:szCs w:val="21"/>
               </w:rPr>
-              <w:lastRenderedPageBreak/>
-              <w:t>b</w:t>
-            </w:r>
-            <w:r>
-              <w:rPr>
-                <w:sz w:val="21"/>
-                <w:szCs w:val="21"/>
-              </w:rPr>
-              <w:t>id1_right_</w:t>
-            </w:r>
-            <w:r>
-              <w:rPr>
-                <w:rFonts w:hint="eastAsia"/>
-                <w:sz w:val="21"/>
-                <w:szCs w:val="21"/>
-              </w:rPr>
-              <w:t>bid2_</w:t>
-            </w:r>
-            <w:r>
-              <w:rPr>
-                <w:rFonts w:hint="eastAsia"/>
-                <w:sz w:val="21"/>
-                <w:szCs w:val="21"/>
-              </w:rPr>
-              <w:t>m</w:t>
-            </w:r>
-            <w:r>
-              <w:rPr>
-                <w:sz w:val="21"/>
-                <w:szCs w:val="21"/>
-              </w:rPr>
-              <w:t>issing</w:t>
+              <w:t>p</w:t>
+            </w:r>
+            <w:r>
+              <w:rPr>
+                <w:sz w:val="21"/>
+                <w:szCs w:val="21"/>
+              </w:rPr>
+              <w:t>urist_medium</w:t>
             </w:r>
           </w:p>
         </w:tc>
@@ -10301,26 +10397,41 @@
             <w:pPr>
               <w:pStyle w:val="TableContents"/>
               <w:rPr>
-                <w:rFonts w:hint="eastAsia"/>
-                <w:sz w:val="21"/>
-                <w:szCs w:val="21"/>
-              </w:rPr>
-            </w:pPr>
-            <w:r>
-              <w:rPr>
-                <w:rFonts w:hint="eastAsia"/>
-                <w:sz w:val="21"/>
-                <w:szCs w:val="21"/>
-              </w:rPr>
-              <w:t>WTP</w:t>
-            </w:r>
-            <w:r>
-              <w:rPr>
-                <w:rFonts w:hint="eastAsia"/>
-                <w:sz w:val="21"/>
-                <w:szCs w:val="21"/>
-              </w:rPr>
-              <w:t>質問</w:t>
+                <w:sz w:val="21"/>
+                <w:szCs w:val="21"/>
+              </w:rPr>
+            </w:pPr>
+            <w:r>
+              <w:rPr>
+                <w:rFonts w:hint="eastAsia"/>
+                <w:sz w:val="21"/>
+                <w:szCs w:val="21"/>
+              </w:rPr>
+              <w:t>同上。</w:t>
+            </w:r>
+          </w:p>
+          <w:p>
+            <w:pPr>
+              <w:pStyle w:val="TableContents"/>
+              <w:rPr>
+                <w:sz w:val="21"/>
+                <w:szCs w:val="21"/>
+              </w:rPr>
+            </w:pPr>
+            <w:r>
+              <w:rPr>
+                <w:sz w:val="21"/>
+                <w:szCs w:val="21"/>
+              </w:rPr>
+              <w:t>medium</w:t>
+            </w:r>
+            <w:r>
+              <w:rPr>
+                <w:rFonts w:hint="eastAsia"/>
+                <w:sz w:val="21"/>
+                <w:szCs w:val="21"/>
+              </w:rPr>
+              <w:t>であれば</w:t>
             </w:r>
             <w:r>
               <w:rPr>
@@ -10332,66 +10443,26 @@
             </w:r>
             <w:r>
               <w:rPr>
-                <w:rFonts w:hint="eastAsia"/>
-                <w:sz w:val="21"/>
-                <w:szCs w:val="21"/>
-              </w:rPr>
-              <w:t>問目に回答して、</w:t>
-            </w:r>
-            <w:r>
-              <w:rPr>
-                <w:rFonts w:hint="eastAsia"/>
-                <w:sz w:val="21"/>
-                <w:szCs w:val="21"/>
-              </w:rPr>
-              <w:t>2</w:t>
-            </w:r>
-            <w:r>
-              <w:rPr>
-                <w:rFonts w:hint="eastAsia"/>
-                <w:sz w:val="21"/>
-                <w:szCs w:val="21"/>
-              </w:rPr>
-              <w:t>問目</w:t>
-            </w:r>
-            <w:r>
-              <w:rPr>
-                <w:rFonts w:hint="eastAsia"/>
-                <w:sz w:val="21"/>
-                <w:szCs w:val="21"/>
-              </w:rPr>
-              <w:t>は未回答（</w:t>
-            </w:r>
-            <w:r>
-              <w:rPr>
-                <w:rFonts w:hint="eastAsia"/>
-                <w:sz w:val="21"/>
-                <w:szCs w:val="21"/>
-              </w:rPr>
-              <w:t>1</w:t>
-            </w:r>
-            <w:r>
-              <w:rPr>
-                <w:rFonts w:hint="eastAsia"/>
-                <w:sz w:val="21"/>
-                <w:szCs w:val="21"/>
-              </w:rPr>
-              <w:t>問目のみシングルバウンドデータとして利用可能）</w:t>
-            </w:r>
-            <w:r>
-              <w:rPr>
-                <w:sz w:val="21"/>
-                <w:szCs w:val="21"/>
-              </w:rPr>
-              <w:t>：</w:t>
-            </w:r>
-            <w:r>
-              <w:rPr>
-                <w:sz w:val="21"/>
-                <w:szCs w:val="21"/>
-              </w:rPr>
-              <w:br/>
-              <w:t>yes = 1, no = 0</w:t>
+                <w:sz w:val="21"/>
+                <w:szCs w:val="21"/>
+              </w:rPr>
+              <w:t xml:space="preserve">, </w:t>
+            </w:r>
+            <w:r>
+              <w:rPr>
+                <w:rFonts w:hint="eastAsia"/>
+                <w:sz w:val="21"/>
+                <w:szCs w:val="21"/>
+              </w:rPr>
+              <w:t>そうでなければ</w:t>
+            </w:r>
+            <w:r>
+              <w:rPr>
+                <w:rFonts w:hint="eastAsia"/>
+                <w:sz w:val="21"/>
+                <w:szCs w:val="21"/>
+              </w:rPr>
+              <w:t>0</w:t>
             </w:r>
           </w:p>
         </w:tc>
@@ -10470,36 +10541,14 @@
                 <w:sz w:val="21"/>
                 <w:szCs w:val="21"/>
               </w:rPr>
-              <w:t>b</w:t>
-            </w:r>
-            <w:r>
-              <w:rPr>
-                <w:sz w:val="21"/>
-                <w:szCs w:val="21"/>
-              </w:rPr>
-              <w:t>id1_</w:t>
-            </w:r>
-            <w:r>
-              <w:rPr>
-                <w:sz w:val="21"/>
-                <w:szCs w:val="21"/>
-              </w:rPr>
-              <w:t>right</w:t>
-            </w:r>
-            <w:r>
-              <w:rPr>
-                <w:sz w:val="21"/>
-                <w:szCs w:val="21"/>
-              </w:rPr>
-              <w:t>_</w:t>
-            </w:r>
-            <w:r>
-              <w:rPr>
-                <w:rFonts w:hint="eastAsia"/>
-                <w:sz w:val="21"/>
-                <w:szCs w:val="21"/>
-              </w:rPr>
-              <w:t>bid2_both_answer</w:t>
+              <w:t>p</w:t>
+            </w:r>
+            <w:r>
+              <w:rPr>
+                <w:sz w:val="21"/>
+                <w:szCs w:val="21"/>
+              </w:rPr>
+              <w:t>urist_low</w:t>
             </w:r>
           </w:p>
         </w:tc>
@@ -10518,26 +10567,41 @@
             <w:pPr>
               <w:pStyle w:val="TableContents"/>
               <w:rPr>
-                <w:rFonts w:hint="eastAsia"/>
-                <w:sz w:val="21"/>
-                <w:szCs w:val="21"/>
-              </w:rPr>
-            </w:pPr>
-            <w:r>
-              <w:rPr>
-                <w:rFonts w:hint="eastAsia"/>
-                <w:sz w:val="21"/>
-                <w:szCs w:val="21"/>
-              </w:rPr>
-              <w:t>WTP</w:t>
-            </w:r>
-            <w:r>
-              <w:rPr>
-                <w:rFonts w:hint="eastAsia"/>
-                <w:sz w:val="21"/>
-                <w:szCs w:val="21"/>
-              </w:rPr>
-              <w:t>質問</w:t>
+                <w:sz w:val="21"/>
+                <w:szCs w:val="21"/>
+              </w:rPr>
+            </w:pPr>
+            <w:r>
+              <w:rPr>
+                <w:rFonts w:hint="eastAsia"/>
+                <w:sz w:val="21"/>
+                <w:szCs w:val="21"/>
+              </w:rPr>
+              <w:t>同上。</w:t>
+            </w:r>
+          </w:p>
+          <w:p>
+            <w:pPr>
+              <w:pStyle w:val="TableContents"/>
+              <w:rPr>
+                <w:sz w:val="21"/>
+                <w:szCs w:val="21"/>
+              </w:rPr>
+            </w:pPr>
+            <w:r>
+              <w:rPr>
+                <w:sz w:val="21"/>
+                <w:szCs w:val="21"/>
+              </w:rPr>
+              <w:t>low</w:t>
+            </w:r>
+            <w:r>
+              <w:rPr>
+                <w:rFonts w:hint="eastAsia"/>
+                <w:sz w:val="21"/>
+                <w:szCs w:val="21"/>
+              </w:rPr>
+              <w:t>であれば</w:t>
             </w:r>
             <w:r>
               <w:rPr>
@@ -10549,58 +10613,26 @@
             </w:r>
             <w:r>
               <w:rPr>
-                <w:rFonts w:hint="eastAsia"/>
-                <w:sz w:val="21"/>
-                <w:szCs w:val="21"/>
-              </w:rPr>
-              <w:t>問目に回答して、</w:t>
-            </w:r>
-            <w:r>
-              <w:rPr>
-                <w:rFonts w:hint="eastAsia"/>
-                <w:sz w:val="21"/>
-                <w:szCs w:val="21"/>
-              </w:rPr>
-              <w:t>2</w:t>
-            </w:r>
-            <w:r>
-              <w:rPr>
-                <w:rFonts w:hint="eastAsia"/>
-                <w:sz w:val="21"/>
-                <w:szCs w:val="21"/>
-              </w:rPr>
-              <w:t>問目で両方回答している（誤回答</w:t>
-            </w:r>
-            <w:r>
-              <w:rPr>
-                <w:rFonts w:hint="eastAsia"/>
-                <w:sz w:val="21"/>
-                <w:szCs w:val="21"/>
-              </w:rPr>
-              <w:t>NA</w:t>
-            </w:r>
-            <w:r>
-              <w:rPr>
-                <w:rFonts w:hint="eastAsia"/>
-                <w:sz w:val="21"/>
-                <w:szCs w:val="21"/>
-              </w:rPr>
-              <w:t>）</w:t>
-            </w:r>
-            <w:r>
-              <w:rPr>
-                <w:sz w:val="21"/>
-                <w:szCs w:val="21"/>
-              </w:rPr>
-              <w:t>：</w:t>
-            </w:r>
-            <w:r>
-              <w:rPr>
-                <w:sz w:val="21"/>
-                <w:szCs w:val="21"/>
-              </w:rPr>
-              <w:br/>
-              <w:t>yes = 1, no = 0</w:t>
+                <w:sz w:val="21"/>
+                <w:szCs w:val="21"/>
+              </w:rPr>
+              <w:t xml:space="preserve">, </w:t>
+            </w:r>
+            <w:r>
+              <w:rPr>
+                <w:rFonts w:hint="eastAsia"/>
+                <w:sz w:val="21"/>
+                <w:szCs w:val="21"/>
+              </w:rPr>
+              <w:t>そうでなければ</w:t>
+            </w:r>
+            <w:r>
+              <w:rPr>
+                <w:rFonts w:hint="eastAsia"/>
+                <w:sz w:val="21"/>
+                <w:szCs w:val="21"/>
+              </w:rPr>
+              <w:t>0</w:t>
             </w:r>
           </w:p>
         </w:tc>
@@ -10679,7 +10711,7 @@
                 <w:sz w:val="21"/>
                 <w:szCs w:val="21"/>
               </w:rPr>
-              <w:t>bid1_missing_only</w:t>
+              <w:t>bid2_any_answer</w:t>
             </w:r>
           </w:p>
         </w:tc>
@@ -10725,22 +10757,6 @@
                 <w:sz w:val="21"/>
                 <w:szCs w:val="21"/>
               </w:rPr>
-              <w:t>1</w:t>
-            </w:r>
-            <w:r>
-              <w:rPr>
-                <w:rFonts w:hint="eastAsia"/>
-                <w:sz w:val="21"/>
-                <w:szCs w:val="21"/>
-              </w:rPr>
-              <w:t>問目は未回答で</w:t>
-            </w:r>
-            <w:r>
-              <w:rPr>
-                <w:rFonts w:hint="eastAsia"/>
-                <w:sz w:val="21"/>
-                <w:szCs w:val="21"/>
-              </w:rPr>
               <w:t>2</w:t>
             </w:r>
             <w:r>
@@ -10749,23 +10765,7 @@
                 <w:sz w:val="21"/>
                 <w:szCs w:val="21"/>
               </w:rPr>
-              <w:t>問目は正しく回答している（未回答</w:t>
-            </w:r>
-            <w:r>
-              <w:rPr>
-                <w:rFonts w:hint="eastAsia"/>
-                <w:sz w:val="21"/>
-                <w:szCs w:val="21"/>
-              </w:rPr>
-              <w:t>NA</w:t>
-            </w:r>
-            <w:r>
-              <w:rPr>
-                <w:rFonts w:hint="eastAsia"/>
-                <w:sz w:val="21"/>
-                <w:szCs w:val="21"/>
-              </w:rPr>
-              <w:t>）</w:t>
+              <w:t>問目でいずれかに回答している（両方回答も含む）</w:t>
             </w:r>
             <w:r>
               <w:rPr>
@@ -10859,7 +10859,22 @@
                 <w:sz w:val="21"/>
                 <w:szCs w:val="21"/>
               </w:rPr>
-              <w:t>bid1_</w:t>
+              <w:t>b</w:t>
+            </w:r>
+            <w:r>
+              <w:rPr>
+                <w:sz w:val="21"/>
+                <w:szCs w:val="21"/>
+              </w:rPr>
+              <w:t>id1_right_</w:t>
+            </w:r>
+            <w:r>
+              <w:rPr>
+                <w:rFonts w:hint="eastAsia"/>
+                <w:sz w:val="21"/>
+                <w:szCs w:val="21"/>
+              </w:rPr>
+              <w:t>bid2_</w:t>
             </w:r>
             <w:r>
               <w:rPr>
@@ -10876,21 +10891,6 @@
               </w:rPr>
               <w:t>issing</w:t>
             </w:r>
-            <w:r>
-              <w:rPr>
-                <w:rFonts w:hint="eastAsia"/>
-                <w:sz w:val="21"/>
-                <w:szCs w:val="21"/>
-              </w:rPr>
-              <w:t>_bid2_both</w:t>
-            </w:r>
-            <w:r>
-              <w:rPr>
-                <w:sz w:val="21"/>
-                <w:szCs w:val="21"/>
-              </w:rPr>
-              <w:t>_answer</w:t>
-            </w:r>
           </w:p>
         </w:tc>
         <w:tc>
@@ -10943,7 +10943,7 @@
                 <w:sz w:val="21"/>
                 <w:szCs w:val="21"/>
               </w:rPr>
-              <w:t>問目は未回答で</w:t>
+              <w:t>問目に回答して、</w:t>
             </w:r>
             <w:r>
               <w:rPr>
@@ -10959,23 +10959,31 @@
                 <w:sz w:val="21"/>
                 <w:szCs w:val="21"/>
               </w:rPr>
-              <w:t>問目は両方回答している（未回答＆誤回答</w:t>
-            </w:r>
-            <w:r>
-              <w:rPr>
-                <w:rFonts w:hint="eastAsia"/>
-                <w:sz w:val="21"/>
-                <w:szCs w:val="21"/>
-              </w:rPr>
-              <w:t>NA</w:t>
-            </w:r>
-            <w:r>
-              <w:rPr>
-                <w:rFonts w:hint="eastAsia"/>
-                <w:sz w:val="21"/>
-                <w:szCs w:val="21"/>
-              </w:rPr>
-              <w:t>）</w:t>
+              <w:t>問目</w:t>
+            </w:r>
+            <w:r>
+              <w:rPr>
+                <w:rFonts w:hint="eastAsia"/>
+                <w:sz w:val="21"/>
+                <w:szCs w:val="21"/>
+              </w:rPr>
+              <w:t>は未回答（</w:t>
+            </w:r>
+            <w:r>
+              <w:rPr>
+                <w:rFonts w:hint="eastAsia"/>
+                <w:sz w:val="21"/>
+                <w:szCs w:val="21"/>
+              </w:rPr>
+              <w:t>1</w:t>
+            </w:r>
+            <w:r>
+              <w:rPr>
+                <w:rFonts w:hint="eastAsia"/>
+                <w:sz w:val="21"/>
+                <w:szCs w:val="21"/>
+              </w:rPr>
+              <w:t>問目のみシングルバウンドデータとして利用可能）</w:t>
             </w:r>
             <w:r>
               <w:rPr>
@@ -11069,7 +11077,36 @@
                 <w:sz w:val="21"/>
                 <w:szCs w:val="21"/>
               </w:rPr>
-              <w:t>full_wtp_missing</w:t>
+              <w:t>b</w:t>
+            </w:r>
+            <w:r>
+              <w:rPr>
+                <w:sz w:val="21"/>
+                <w:szCs w:val="21"/>
+              </w:rPr>
+              <w:t>id1_</w:t>
+            </w:r>
+            <w:r>
+              <w:rPr>
+                <w:sz w:val="21"/>
+                <w:szCs w:val="21"/>
+              </w:rPr>
+              <w:t>right</w:t>
+            </w:r>
+            <w:r>
+              <w:rPr>
+                <w:sz w:val="21"/>
+                <w:szCs w:val="21"/>
+              </w:rPr>
+              <w:t>_</w:t>
+            </w:r>
+            <w:r>
+              <w:rPr>
+                <w:rFonts w:hint="eastAsia"/>
+                <w:sz w:val="21"/>
+                <w:szCs w:val="21"/>
+              </w:rPr>
+              <w:t>bid2_both_answer</w:t>
             </w:r>
           </w:p>
         </w:tc>
@@ -11123,7 +11160,7 @@
                 <w:sz w:val="21"/>
                 <w:szCs w:val="21"/>
               </w:rPr>
-              <w:t>問目も</w:t>
+              <w:t>問目に回答して、</w:t>
             </w:r>
             <w:r>
               <w:rPr>
@@ -11139,7 +11176,7 @@
                 <w:sz w:val="21"/>
                 <w:szCs w:val="21"/>
               </w:rPr>
-              <w:t>問目も未回答（未回答</w:t>
+              <w:t>問目で両方回答している（誤回答</w:t>
             </w:r>
             <w:r>
               <w:rPr>
@@ -11249,6 +11286,577 @@
                 <w:sz w:val="21"/>
                 <w:szCs w:val="21"/>
               </w:rPr>
+              <w:t>bid1_missing_only</w:t>
+            </w:r>
+          </w:p>
+        </w:tc>
+        <w:tc>
+          <w:tcPr>
+            <w:tcW w:w="3146" w:type="dxa"/>
+            <w:tcMar>
+              <w:top w:w="28" w:type="dxa"/>
+              <w:left w:w="28" w:type="dxa"/>
+              <w:bottom w:w="28" w:type="dxa"/>
+              <w:right w:w="28" w:type="dxa"/>
+            </w:tcMar>
+            <w:vAlign w:val="center"/>
+          </w:tcPr>
+          <w:p>
+            <w:pPr>
+              <w:pStyle w:val="TableContents"/>
+              <w:rPr>
+                <w:rFonts w:hint="eastAsia"/>
+                <w:sz w:val="21"/>
+                <w:szCs w:val="21"/>
+              </w:rPr>
+            </w:pPr>
+            <w:r>
+              <w:rPr>
+                <w:rFonts w:hint="eastAsia"/>
+                <w:sz w:val="21"/>
+                <w:szCs w:val="21"/>
+              </w:rPr>
+              <w:t>WTP</w:t>
+            </w:r>
+            <w:r>
+              <w:rPr>
+                <w:rFonts w:hint="eastAsia"/>
+                <w:sz w:val="21"/>
+                <w:szCs w:val="21"/>
+              </w:rPr>
+              <w:t>質問</w:t>
+            </w:r>
+            <w:r>
+              <w:rPr>
+                <w:rFonts w:hint="eastAsia"/>
+                <w:sz w:val="21"/>
+                <w:szCs w:val="21"/>
+              </w:rPr>
+              <w:t>1</w:t>
+            </w:r>
+            <w:r>
+              <w:rPr>
+                <w:rFonts w:hint="eastAsia"/>
+                <w:sz w:val="21"/>
+                <w:szCs w:val="21"/>
+              </w:rPr>
+              <w:t>問目は未回答で</w:t>
+            </w:r>
+            <w:r>
+              <w:rPr>
+                <w:rFonts w:hint="eastAsia"/>
+                <w:sz w:val="21"/>
+                <w:szCs w:val="21"/>
+              </w:rPr>
+              <w:t>2</w:t>
+            </w:r>
+            <w:r>
+              <w:rPr>
+                <w:rFonts w:hint="eastAsia"/>
+                <w:sz w:val="21"/>
+                <w:szCs w:val="21"/>
+              </w:rPr>
+              <w:t>問目は正しく回答している（未回答</w:t>
+            </w:r>
+            <w:r>
+              <w:rPr>
+                <w:rFonts w:hint="eastAsia"/>
+                <w:sz w:val="21"/>
+                <w:szCs w:val="21"/>
+              </w:rPr>
+              <w:t>NA</w:t>
+            </w:r>
+            <w:r>
+              <w:rPr>
+                <w:rFonts w:hint="eastAsia"/>
+                <w:sz w:val="21"/>
+                <w:szCs w:val="21"/>
+              </w:rPr>
+              <w:t>）</w:t>
+            </w:r>
+            <w:r>
+              <w:rPr>
+                <w:sz w:val="21"/>
+                <w:szCs w:val="21"/>
+              </w:rPr>
+              <w:t>：</w:t>
+            </w:r>
+            <w:r>
+              <w:rPr>
+                <w:sz w:val="21"/>
+                <w:szCs w:val="21"/>
+              </w:rPr>
+              <w:br/>
+              <w:t>yes = 1, no = 0</w:t>
+            </w:r>
+          </w:p>
+        </w:tc>
+        <w:tc>
+          <w:tcPr>
+            <w:tcW w:w="1819" w:type="dxa"/>
+            <w:tcMar>
+              <w:top w:w="28" w:type="dxa"/>
+              <w:left w:w="28" w:type="dxa"/>
+              <w:bottom w:w="28" w:type="dxa"/>
+              <w:right w:w="28" w:type="dxa"/>
+            </w:tcMar>
+          </w:tcPr>
+          <w:p>
+            <w:pPr>
+              <w:pStyle w:val="TableContents"/>
+              <w:rPr>
+                <w:rFonts w:hint="eastAsia"/>
+                <w:sz w:val="21"/>
+                <w:szCs w:val="21"/>
+              </w:rPr>
+            </w:pPr>
+          </w:p>
+        </w:tc>
+        <w:tc>
+          <w:tcPr>
+            <w:tcW w:w="3061" w:type="dxa"/>
+            <w:tcMar>
+              <w:top w:w="28" w:type="dxa"/>
+              <w:left w:w="28" w:type="dxa"/>
+              <w:bottom w:w="28" w:type="dxa"/>
+              <w:right w:w="28" w:type="dxa"/>
+            </w:tcMar>
+            <w:vAlign w:val="center"/>
+          </w:tcPr>
+          <w:p>
+            <w:pPr>
+              <w:pStyle w:val="TableContents"/>
+              <w:rPr>
+                <w:rFonts w:hint="eastAsia"/>
+                <w:sz w:val="21"/>
+                <w:szCs w:val="21"/>
+              </w:rPr>
+            </w:pPr>
+          </w:p>
+        </w:tc>
+      </w:tr>
+      <w:tr>
+        <w:trPr>
+          <w:cantSplit/>
+          <w:trHeight w:val="657"/>
+        </w:trPr>
+        <w:tc>
+          <w:tcPr>
+            <w:tcW w:w="1593" w:type="dxa"/>
+            <w:tcMar>
+              <w:top w:w="28" w:type="dxa"/>
+              <w:left w:w="28" w:type="dxa"/>
+              <w:bottom w:w="28" w:type="dxa"/>
+              <w:right w:w="28" w:type="dxa"/>
+            </w:tcMar>
+            <w:vAlign w:val="center"/>
+          </w:tcPr>
+          <w:p>
+            <w:pPr>
+              <w:pStyle w:val="TableContents"/>
+              <w:rPr>
+                <w:rFonts w:hint="eastAsia"/>
+                <w:sz w:val="21"/>
+                <w:szCs w:val="21"/>
+              </w:rPr>
+            </w:pPr>
+            <w:r>
+              <w:rPr>
+                <w:rFonts w:hint="eastAsia"/>
+                <w:sz w:val="21"/>
+                <w:szCs w:val="21"/>
+              </w:rPr>
+              <w:t>bid1_</w:t>
+            </w:r>
+            <w:r>
+              <w:rPr>
+                <w:rFonts w:hint="eastAsia"/>
+                <w:sz w:val="21"/>
+                <w:szCs w:val="21"/>
+              </w:rPr>
+              <w:t>m</w:t>
+            </w:r>
+            <w:r>
+              <w:rPr>
+                <w:sz w:val="21"/>
+                <w:szCs w:val="21"/>
+              </w:rPr>
+              <w:t>issing</w:t>
+            </w:r>
+            <w:r>
+              <w:rPr>
+                <w:rFonts w:hint="eastAsia"/>
+                <w:sz w:val="21"/>
+                <w:szCs w:val="21"/>
+              </w:rPr>
+              <w:t>_bid2_both</w:t>
+            </w:r>
+            <w:r>
+              <w:rPr>
+                <w:sz w:val="21"/>
+                <w:szCs w:val="21"/>
+              </w:rPr>
+              <w:t>_answer</w:t>
+            </w:r>
+          </w:p>
+        </w:tc>
+        <w:tc>
+          <w:tcPr>
+            <w:tcW w:w="3146" w:type="dxa"/>
+            <w:tcMar>
+              <w:top w:w="28" w:type="dxa"/>
+              <w:left w:w="28" w:type="dxa"/>
+              <w:bottom w:w="28" w:type="dxa"/>
+              <w:right w:w="28" w:type="dxa"/>
+            </w:tcMar>
+            <w:vAlign w:val="center"/>
+          </w:tcPr>
+          <w:p>
+            <w:pPr>
+              <w:pStyle w:val="TableContents"/>
+              <w:rPr>
+                <w:rFonts w:hint="eastAsia"/>
+                <w:sz w:val="21"/>
+                <w:szCs w:val="21"/>
+              </w:rPr>
+            </w:pPr>
+            <w:r>
+              <w:rPr>
+                <w:rFonts w:hint="eastAsia"/>
+                <w:sz w:val="21"/>
+                <w:szCs w:val="21"/>
+              </w:rPr>
+              <w:t>WTP</w:t>
+            </w:r>
+            <w:r>
+              <w:rPr>
+                <w:rFonts w:hint="eastAsia"/>
+                <w:sz w:val="21"/>
+                <w:szCs w:val="21"/>
+              </w:rPr>
+              <w:t>質問</w:t>
+            </w:r>
+            <w:r>
+              <w:rPr>
+                <w:rFonts w:hint="eastAsia"/>
+                <w:sz w:val="21"/>
+                <w:szCs w:val="21"/>
+              </w:rPr>
+              <w:t>1</w:t>
+            </w:r>
+            <w:r>
+              <w:rPr>
+                <w:rFonts w:hint="eastAsia"/>
+                <w:sz w:val="21"/>
+                <w:szCs w:val="21"/>
+              </w:rPr>
+              <w:t>問目は未回答で</w:t>
+            </w:r>
+            <w:r>
+              <w:rPr>
+                <w:rFonts w:hint="eastAsia"/>
+                <w:sz w:val="21"/>
+                <w:szCs w:val="21"/>
+              </w:rPr>
+              <w:t>2</w:t>
+            </w:r>
+            <w:r>
+              <w:rPr>
+                <w:rFonts w:hint="eastAsia"/>
+                <w:sz w:val="21"/>
+                <w:szCs w:val="21"/>
+              </w:rPr>
+              <w:t>問目は両方回答している（未回答＆誤回答</w:t>
+            </w:r>
+            <w:r>
+              <w:rPr>
+                <w:rFonts w:hint="eastAsia"/>
+                <w:sz w:val="21"/>
+                <w:szCs w:val="21"/>
+              </w:rPr>
+              <w:t>NA</w:t>
+            </w:r>
+            <w:r>
+              <w:rPr>
+                <w:rFonts w:hint="eastAsia"/>
+                <w:sz w:val="21"/>
+                <w:szCs w:val="21"/>
+              </w:rPr>
+              <w:t>）</w:t>
+            </w:r>
+            <w:r>
+              <w:rPr>
+                <w:sz w:val="21"/>
+                <w:szCs w:val="21"/>
+              </w:rPr>
+              <w:t>：</w:t>
+            </w:r>
+            <w:r>
+              <w:rPr>
+                <w:sz w:val="21"/>
+                <w:szCs w:val="21"/>
+              </w:rPr>
+              <w:br/>
+              <w:t>yes = 1, no = 0</w:t>
+            </w:r>
+          </w:p>
+        </w:tc>
+        <w:tc>
+          <w:tcPr>
+            <w:tcW w:w="1819" w:type="dxa"/>
+            <w:tcMar>
+              <w:top w:w="28" w:type="dxa"/>
+              <w:left w:w="28" w:type="dxa"/>
+              <w:bottom w:w="28" w:type="dxa"/>
+              <w:right w:w="28" w:type="dxa"/>
+            </w:tcMar>
+          </w:tcPr>
+          <w:p>
+            <w:pPr>
+              <w:pStyle w:val="TableContents"/>
+              <w:rPr>
+                <w:rFonts w:hint="eastAsia"/>
+                <w:sz w:val="21"/>
+                <w:szCs w:val="21"/>
+              </w:rPr>
+            </w:pPr>
+          </w:p>
+        </w:tc>
+        <w:tc>
+          <w:tcPr>
+            <w:tcW w:w="3061" w:type="dxa"/>
+            <w:tcMar>
+              <w:top w:w="28" w:type="dxa"/>
+              <w:left w:w="28" w:type="dxa"/>
+              <w:bottom w:w="28" w:type="dxa"/>
+              <w:right w:w="28" w:type="dxa"/>
+            </w:tcMar>
+            <w:vAlign w:val="center"/>
+          </w:tcPr>
+          <w:p>
+            <w:pPr>
+              <w:pStyle w:val="TableContents"/>
+              <w:rPr>
+                <w:rFonts w:hint="eastAsia"/>
+                <w:sz w:val="21"/>
+                <w:szCs w:val="21"/>
+              </w:rPr>
+            </w:pPr>
+          </w:p>
+        </w:tc>
+      </w:tr>
+      <w:tr>
+        <w:trPr>
+          <w:cantSplit/>
+          <w:trHeight w:val="657"/>
+        </w:trPr>
+        <w:tc>
+          <w:tcPr>
+            <w:tcW w:w="1593" w:type="dxa"/>
+            <w:tcMar>
+              <w:top w:w="28" w:type="dxa"/>
+              <w:left w:w="28" w:type="dxa"/>
+              <w:bottom w:w="28" w:type="dxa"/>
+              <w:right w:w="28" w:type="dxa"/>
+            </w:tcMar>
+            <w:vAlign w:val="center"/>
+          </w:tcPr>
+          <w:p>
+            <w:pPr>
+              <w:pStyle w:val="TableContents"/>
+              <w:rPr>
+                <w:rFonts w:hint="eastAsia"/>
+                <w:sz w:val="21"/>
+                <w:szCs w:val="21"/>
+              </w:rPr>
+            </w:pPr>
+            <w:r>
+              <w:rPr>
+                <w:rFonts w:hint="eastAsia"/>
+                <w:sz w:val="21"/>
+                <w:szCs w:val="21"/>
+              </w:rPr>
+              <w:t>full_wtp_missing</w:t>
+            </w:r>
+          </w:p>
+        </w:tc>
+        <w:tc>
+          <w:tcPr>
+            <w:tcW w:w="3146" w:type="dxa"/>
+            <w:tcMar>
+              <w:top w:w="28" w:type="dxa"/>
+              <w:left w:w="28" w:type="dxa"/>
+              <w:bottom w:w="28" w:type="dxa"/>
+              <w:right w:w="28" w:type="dxa"/>
+            </w:tcMar>
+            <w:vAlign w:val="center"/>
+          </w:tcPr>
+          <w:p>
+            <w:pPr>
+              <w:pStyle w:val="TableContents"/>
+              <w:rPr>
+                <w:rFonts w:hint="eastAsia"/>
+                <w:sz w:val="21"/>
+                <w:szCs w:val="21"/>
+              </w:rPr>
+            </w:pPr>
+            <w:r>
+              <w:rPr>
+                <w:rFonts w:hint="eastAsia"/>
+                <w:sz w:val="21"/>
+                <w:szCs w:val="21"/>
+              </w:rPr>
+              <w:t>WTP</w:t>
+            </w:r>
+            <w:r>
+              <w:rPr>
+                <w:rFonts w:hint="eastAsia"/>
+                <w:sz w:val="21"/>
+                <w:szCs w:val="21"/>
+              </w:rPr>
+              <w:t>質問</w:t>
+            </w:r>
+            <w:r>
+              <w:rPr>
+                <w:rFonts w:hint="eastAsia"/>
+                <w:sz w:val="21"/>
+                <w:szCs w:val="21"/>
+              </w:rPr>
+              <w:t>1</w:t>
+            </w:r>
+            <w:r>
+              <w:rPr>
+                <w:rFonts w:hint="eastAsia"/>
+                <w:sz w:val="21"/>
+                <w:szCs w:val="21"/>
+              </w:rPr>
+              <w:t>問目も</w:t>
+            </w:r>
+            <w:r>
+              <w:rPr>
+                <w:rFonts w:hint="eastAsia"/>
+                <w:sz w:val="21"/>
+                <w:szCs w:val="21"/>
+              </w:rPr>
+              <w:t>2</w:t>
+            </w:r>
+            <w:r>
+              <w:rPr>
+                <w:rFonts w:hint="eastAsia"/>
+                <w:sz w:val="21"/>
+                <w:szCs w:val="21"/>
+              </w:rPr>
+              <w:t>問目も未回答（未回答</w:t>
+            </w:r>
+            <w:r>
+              <w:rPr>
+                <w:rFonts w:hint="eastAsia"/>
+                <w:sz w:val="21"/>
+                <w:szCs w:val="21"/>
+              </w:rPr>
+              <w:t>NA</w:t>
+            </w:r>
+            <w:r>
+              <w:rPr>
+                <w:rFonts w:hint="eastAsia"/>
+                <w:sz w:val="21"/>
+                <w:szCs w:val="21"/>
+              </w:rPr>
+              <w:t>）</w:t>
+            </w:r>
+            <w:r>
+              <w:rPr>
+                <w:sz w:val="21"/>
+                <w:szCs w:val="21"/>
+              </w:rPr>
+              <w:t>：</w:t>
+            </w:r>
+            <w:r>
+              <w:rPr>
+                <w:sz w:val="21"/>
+                <w:szCs w:val="21"/>
+              </w:rPr>
+              <w:br/>
+              <w:t>yes = 1, no = 0</w:t>
+            </w:r>
+          </w:p>
+        </w:tc>
+        <w:tc>
+          <w:tcPr>
+            <w:tcW w:w="1819" w:type="dxa"/>
+            <w:tcMar>
+              <w:top w:w="28" w:type="dxa"/>
+              <w:left w:w="28" w:type="dxa"/>
+              <w:bottom w:w="28" w:type="dxa"/>
+              <w:right w:w="28" w:type="dxa"/>
+            </w:tcMar>
+          </w:tcPr>
+          <w:p>
+            <w:pPr>
+              <w:pStyle w:val="TableContents"/>
+              <w:rPr>
+                <w:rFonts w:hint="eastAsia"/>
+                <w:sz w:val="21"/>
+                <w:szCs w:val="21"/>
+              </w:rPr>
+            </w:pPr>
+          </w:p>
+        </w:tc>
+        <w:tc>
+          <w:tcPr>
+            <w:tcW w:w="3061" w:type="dxa"/>
+            <w:tcMar>
+              <w:top w:w="28" w:type="dxa"/>
+              <w:left w:w="28" w:type="dxa"/>
+              <w:bottom w:w="28" w:type="dxa"/>
+              <w:right w:w="28" w:type="dxa"/>
+            </w:tcMar>
+            <w:vAlign w:val="center"/>
+          </w:tcPr>
+          <w:p>
+            <w:pPr>
+              <w:pStyle w:val="TableContents"/>
+              <w:rPr>
+                <w:rFonts w:hint="eastAsia"/>
+                <w:sz w:val="21"/>
+                <w:szCs w:val="21"/>
+              </w:rPr>
+            </w:pPr>
+          </w:p>
+        </w:tc>
+      </w:tr>
+      <w:tr>
+        <w:trPr>
+          <w:cantSplit/>
+          <w:trHeight w:val="657"/>
+        </w:trPr>
+        <w:tc>
+          <w:tcPr>
+            <w:tcW w:w="1593" w:type="dxa"/>
+            <w:tcMar>
+              <w:top w:w="28" w:type="dxa"/>
+              <w:left w:w="28" w:type="dxa"/>
+              <w:bottom w:w="28" w:type="dxa"/>
+              <w:right w:w="28" w:type="dxa"/>
+            </w:tcMar>
+            <w:vAlign w:val="center"/>
+          </w:tcPr>
+          <w:p>
+            <w:pPr>
+              <w:pStyle w:val="TableContents"/>
+              <w:rPr>
+                <w:rFonts w:hint="eastAsia"/>
+                <w:sz w:val="21"/>
+                <w:szCs w:val="21"/>
+              </w:rPr>
+            </w:pPr>
+            <w:r>
+              <w:rPr>
+                <w:rFonts w:hint="eastAsia"/>
+                <w:sz w:val="21"/>
+                <w:szCs w:val="21"/>
+              </w:rPr>
+              <w:lastRenderedPageBreak/>
               <w:t>f</w:t>
             </w:r>
             <w:r>
@@ -11723,6 +12331,200 @@
           <w:rFonts w:hint="eastAsia"/>
         </w:rPr>
         <w:t>の値を割り当てれば順序変数になる</w:t>
+      </w:r>
+    </w:p>
+  </w:footnote>
+  <w:footnote w:id="2">
+    <w:p>
+      <w:pPr>
+        <w:pStyle w:val="a8"/>
+        <w:rPr>
+          <w:rFonts w:hint="eastAsia"/>
+        </w:rPr>
+      </w:pPr>
+      <w:r>
+        <w:rPr>
+          <w:rStyle w:val="aa"/>
+          <w:rFonts w:hint="eastAsia"/>
+        </w:rPr>
+        <w:footnoteRef/>
+      </w:r>
+      <w:r>
+        <w:rPr>
+          <w:rFonts w:hint="eastAsia"/>
+        </w:rPr>
+        <w:t xml:space="preserve"> </w:t>
+      </w:r>
+      <w:r>
+        <w:rPr>
+          <w:rFonts w:hint="eastAsia"/>
+        </w:rPr>
+        <w:t>Vistad &amp;  Vorkinn (2012)</w:t>
+      </w:r>
+      <w:r>
+        <w:rPr>
+          <w:rFonts w:hint="eastAsia"/>
+        </w:rPr>
+        <w:t>は、</w:t>
+      </w:r>
+      <w:r>
+        <w:rPr>
+          <w:rFonts w:hint="eastAsia"/>
+        </w:rPr>
+        <w:t>p</w:t>
+      </w:r>
+      <w:r>
+        <w:t>urist</w:t>
+      </w:r>
+      <w:r>
+        <w:rPr>
+          <w:rFonts w:hint="eastAsia"/>
+        </w:rPr>
+        <w:t>変数の平均値について、</w:t>
+      </w:r>
+      <w:r>
+        <w:rPr>
+          <w:rFonts w:hint="eastAsia"/>
+        </w:rPr>
+        <w:t>1-3.5</w:t>
+      </w:r>
+      <w:r>
+        <w:rPr>
+          <w:rFonts w:hint="eastAsia"/>
+        </w:rPr>
+        <w:t>を</w:t>
+      </w:r>
+      <w:r>
+        <w:rPr>
+          <w:rFonts w:hint="eastAsia"/>
+        </w:rPr>
+        <w:t>low purist</w:t>
+      </w:r>
+      <w:r>
+        <w:rPr>
+          <w:rFonts w:hint="eastAsia"/>
+        </w:rPr>
+        <w:t>、</w:t>
+      </w:r>
+      <w:r>
+        <w:rPr>
+          <w:rFonts w:hint="eastAsia"/>
+        </w:rPr>
+        <w:t>3.51-4.49</w:t>
+      </w:r>
+      <w:r>
+        <w:rPr>
+          <w:rFonts w:hint="eastAsia"/>
+        </w:rPr>
+        <w:t>を</w:t>
+      </w:r>
+      <w:r>
+        <w:rPr>
+          <w:rFonts w:hint="eastAsia"/>
+        </w:rPr>
+        <w:t>medium purist</w:t>
+      </w:r>
+      <w:r>
+        <w:rPr>
+          <w:rFonts w:hint="eastAsia"/>
+        </w:rPr>
+        <w:t>、</w:t>
+      </w:r>
+      <w:r>
+        <w:rPr>
+          <w:rFonts w:hint="eastAsia"/>
+        </w:rPr>
+        <w:t>4.5-7</w:t>
+      </w:r>
+      <w:r>
+        <w:rPr>
+          <w:rFonts w:hint="eastAsia"/>
+        </w:rPr>
+        <w:t>を</w:t>
+      </w:r>
+      <w:r>
+        <w:rPr>
+          <w:rFonts w:hint="eastAsia"/>
+        </w:rPr>
+        <w:t>Strong purist</w:t>
+      </w:r>
+      <w:r>
+        <w:rPr>
+          <w:rFonts w:hint="eastAsia"/>
+        </w:rPr>
+        <w:t>として、各自然観光地において該当者の割合がどのように異なるかを示している。つまり、「どちらでもない」に該当する</w:t>
+      </w:r>
+      <w:r>
+        <w:rPr>
+          <w:rFonts w:hint="eastAsia"/>
+        </w:rPr>
+        <w:t>4</w:t>
+      </w:r>
+      <w:r>
+        <w:rPr>
+          <w:rFonts w:hint="eastAsia"/>
+        </w:rPr>
+        <w:t>を中心に前後で約</w:t>
+      </w:r>
+      <w:r>
+        <w:rPr>
+          <w:rFonts w:hint="eastAsia"/>
+        </w:rPr>
+        <w:t>0.5</w:t>
+      </w:r>
+      <w:r>
+        <w:rPr>
+          <w:rFonts w:hint="eastAsia"/>
+        </w:rPr>
+        <w:t>ずつの間隔をとって</w:t>
+      </w:r>
+      <w:r>
+        <w:rPr>
+          <w:rFonts w:hint="eastAsia"/>
+        </w:rPr>
+        <w:t>medium</w:t>
+      </w:r>
+      <w:r>
+        <w:rPr>
+          <w:rFonts w:hint="eastAsia"/>
+        </w:rPr>
+        <w:t>とし、</w:t>
+      </w:r>
+      <w:r>
+        <w:rPr>
+          <w:rFonts w:hint="eastAsia"/>
+        </w:rPr>
+        <w:t>medium</w:t>
+      </w:r>
+      <w:r>
+        <w:rPr>
+          <w:rFonts w:hint="eastAsia"/>
+        </w:rPr>
+        <w:t>より大きければ</w:t>
+      </w:r>
+      <w:r>
+        <w:rPr>
+          <w:rFonts w:hint="eastAsia"/>
+        </w:rPr>
+        <w:t>Strong</w:t>
+      </w:r>
+      <w:r>
+        <w:rPr>
+          <w:rFonts w:hint="eastAsia"/>
+        </w:rPr>
+        <w:t>、小さければ</w:t>
+      </w:r>
+      <w:r>
+        <w:rPr>
+          <w:rFonts w:hint="eastAsia"/>
+        </w:rPr>
+        <w:t>low</w:t>
+      </w:r>
+      <w:r>
+        <w:rPr>
+          <w:rFonts w:hint="eastAsia"/>
+        </w:rPr>
+        <w:t>としている。</w:t>
       </w:r>
     </w:p>
   </w:footnote>

--- a/tips/変数整理表.docx
+++ b/tips/変数整理表.docx
@@ -1,6 +1,6 @@
 
 <file path=word/document.xml><?xml version="1.0" encoding="utf-8"?>
-<w:document xmlns:wpc="http://schemas.microsoft.com/office/word/2010/wordprocessingCanvas" xmlns:cx="http://schemas.microsoft.com/office/drawing/2014/chartex" xmlns:cx1="http://schemas.microsoft.com/office/drawing/2015/9/8/chartex" xmlns:cx2="http://schemas.microsoft.com/office/drawing/2015/10/21/chartex" xmlns:cx3="http://schemas.microsoft.com/office/drawing/2016/5/9/chartex" xmlns:cx4="http://schemas.microsoft.com/office/drawing/2016/5/10/chartex" xmlns:cx5="http://schemas.microsoft.com/office/drawing/2016/5/11/chartex" xmlns:cx6="http://schemas.microsoft.com/office/drawing/2016/5/12/chartex" xmlns:cx7="http://schemas.microsoft.com/office/drawing/2016/5/13/chartex" xmlns:cx8="http://schemas.microsoft.com/office/drawing/2016/5/14/chartex" xmlns:mc="http://schemas.openxmlformats.org/markup-compatibility/2006" xmlns:aink="http://schemas.microsoft.com/office/drawing/2016/ink" xmlns:am3d="http://schemas.microsoft.com/office/drawing/2017/model3d" xmlns:o="urn:schemas-microsoft-com:office:office" xmlns:r="http://schemas.openxmlformats.org/officeDocument/2006/relationships" xmlns:m="http://schemas.openxmlformats.org/officeDocument/2006/math" xmlns:v="urn:schemas-microsoft-com:vml" xmlns:wp14="http://schemas.microsoft.com/office/word/2010/wordprocessingDrawing" xmlns:wp="http://schemas.openxmlformats.org/drawingml/2006/wordprocessingDrawing" xmlns:w10="urn:schemas-microsoft-com:office:word" xmlns:w="http://schemas.openxmlformats.org/wordprocessingml/2006/main" xmlns:w14="http://schemas.microsoft.com/office/word/2010/wordml" xmlns:w15="http://schemas.microsoft.com/office/word/2012/wordml" xmlns:w16cex="http://schemas.microsoft.com/office/word/2018/wordml/cex" xmlns:w16cid="http://schemas.microsoft.com/office/word/2016/wordml/cid" xmlns:w16="http://schemas.microsoft.com/office/word/2018/wordml" xmlns:w16sdtdh="http://schemas.microsoft.com/office/word/2020/wordml/sdtdatahash" xmlns:w16se="http://schemas.microsoft.com/office/word/2015/wordml/symex" xmlns:wpg="http://schemas.microsoft.com/office/word/2010/wordprocessingGroup" xmlns:wpi="http://schemas.microsoft.com/office/word/2010/wordprocessingInk" xmlns:wne="http://schemas.microsoft.com/office/word/2006/wordml" xmlns:wps="http://schemas.microsoft.com/office/word/2010/wordprocessingShape" mc:Ignorable="w14 w15 w16se w16cid w16 w16cex w16sdtdh wp14">
+<w:document xmlns:wpc="http://schemas.microsoft.com/office/word/2010/wordprocessingCanvas" xmlns:cx="http://schemas.microsoft.com/office/drawing/2014/chartex" xmlns:cx1="http://schemas.microsoft.com/office/drawing/2015/9/8/chartex" xmlns:cx2="http://schemas.microsoft.com/office/drawing/2015/10/21/chartex" xmlns:cx3="http://schemas.microsoft.com/office/drawing/2016/5/9/chartex" xmlns:cx4="http://schemas.microsoft.com/office/drawing/2016/5/10/chartex" xmlns:cx5="http://schemas.microsoft.com/office/drawing/2016/5/11/chartex" xmlns:cx6="http://schemas.microsoft.com/office/drawing/2016/5/12/chartex" xmlns:cx7="http://schemas.microsoft.com/office/drawing/2016/5/13/chartex" xmlns:cx8="http://schemas.microsoft.com/office/drawing/2016/5/14/chartex" xmlns:mc="http://schemas.openxmlformats.org/markup-compatibility/2006" xmlns:aink="http://schemas.microsoft.com/office/drawing/2016/ink" xmlns:am3d="http://schemas.microsoft.com/office/drawing/2017/model3d" xmlns:o="urn:schemas-microsoft-com:office:office" xmlns:oel="http://schemas.microsoft.com/office/2019/extlst" xmlns:r="http://schemas.openxmlformats.org/officeDocument/2006/relationships" xmlns:m="http://schemas.openxmlformats.org/officeDocument/2006/math" xmlns:v="urn:schemas-microsoft-com:vml" xmlns:wp14="http://schemas.microsoft.com/office/word/2010/wordprocessingDrawing" xmlns:wp="http://schemas.openxmlformats.org/drawingml/2006/wordprocessingDrawing" xmlns:w10="urn:schemas-microsoft-com:office:word" xmlns:w="http://schemas.openxmlformats.org/wordprocessingml/2006/main" xmlns:w14="http://schemas.microsoft.com/office/word/2010/wordml" xmlns:w15="http://schemas.microsoft.com/office/word/2012/wordml" xmlns:w16cex="http://schemas.microsoft.com/office/word/2018/wordml/cex" xmlns:w16cid="http://schemas.microsoft.com/office/word/2016/wordml/cid" xmlns:w16="http://schemas.microsoft.com/office/word/2018/wordml" xmlns:w16du="http://schemas.microsoft.com/office/word/2023/wordml/word16du" xmlns:w16sdtdh="http://schemas.microsoft.com/office/word/2020/wordml/sdtdatahash" xmlns:w16sdtfl="http://schemas.microsoft.com/office/word/2024/wordml/sdtformatlock" xmlns:w16se="http://schemas.microsoft.com/office/word/2015/wordml/symex" xmlns:wpg="http://schemas.microsoft.com/office/word/2010/wordprocessingGroup" xmlns:wpi="http://schemas.microsoft.com/office/word/2010/wordprocessingInk" xmlns:wne="http://schemas.microsoft.com/office/word/2006/wordml" xmlns:wps="http://schemas.microsoft.com/office/word/2010/wordprocessingShape" mc:Ignorable="w14 w15 w16se w16cid w16 w16cex w16sdtdh w16sdtfl w16du wp14">
   <w:body>
     <w:p>
       <w:pPr>
@@ -5472,6 +5472,288 @@
             <w:pPr>
               <w:pStyle w:val="TableContents"/>
               <w:rPr>
+                <w:sz w:val="21"/>
+                <w:szCs w:val="21"/>
+              </w:rPr>
+            </w:pPr>
+            <w:r>
+              <w:rPr>
+                <w:sz w:val="21"/>
+                <w:szCs w:val="21"/>
+              </w:rPr>
+              <w:t>scenery_dummy</w:t>
+            </w:r>
+          </w:p>
+        </w:tc>
+        <w:tc>
+          <w:tcPr>
+            <w:tcW w:w="3146" w:type="dxa"/>
+            <w:tcMar>
+              <w:top w:w="28" w:type="dxa"/>
+              <w:left w:w="28" w:type="dxa"/>
+              <w:bottom w:w="28" w:type="dxa"/>
+              <w:right w:w="28" w:type="dxa"/>
+            </w:tcMar>
+            <w:vAlign w:val="center"/>
+          </w:tcPr>
+          <w:p>
+            <w:pPr>
+              <w:pStyle w:val="TableContents"/>
+              <w:rPr>
+                <w:sz w:val="21"/>
+                <w:szCs w:val="21"/>
+              </w:rPr>
+            </w:pPr>
+            <w:r>
+              <w:rPr>
+                <w:rFonts w:hint="eastAsia"/>
+                <w:sz w:val="21"/>
+                <w:szCs w:val="21"/>
+              </w:rPr>
+              <w:t>景色満足度は天井効果を起こしているので、</w:t>
+            </w:r>
+            <w:r>
+              <w:rPr>
+                <w:rFonts w:hint="eastAsia"/>
+                <w:sz w:val="21"/>
+                <w:szCs w:val="21"/>
+              </w:rPr>
+              <w:t xml:space="preserve">10 = 1, </w:t>
+            </w:r>
+            <w:r>
+              <w:rPr>
+                <w:rFonts w:hint="eastAsia"/>
+                <w:sz w:val="21"/>
+                <w:szCs w:val="21"/>
+              </w:rPr>
+              <w:t>それ以外を</w:t>
+            </w:r>
+            <w:r>
+              <w:rPr>
+                <w:rFonts w:hint="eastAsia"/>
+                <w:sz w:val="21"/>
+                <w:szCs w:val="21"/>
+              </w:rPr>
+              <w:t>0</w:t>
+            </w:r>
+            <w:r>
+              <w:rPr>
+                <w:rFonts w:hint="eastAsia"/>
+                <w:sz w:val="21"/>
+                <w:szCs w:val="21"/>
+              </w:rPr>
+              <w:t>でダミー変数化</w:t>
+            </w:r>
+          </w:p>
+        </w:tc>
+        <w:tc>
+          <w:tcPr>
+            <w:tcW w:w="1819" w:type="dxa"/>
+            <w:tcMar>
+              <w:top w:w="28" w:type="dxa"/>
+              <w:left w:w="28" w:type="dxa"/>
+              <w:bottom w:w="28" w:type="dxa"/>
+              <w:right w:w="28" w:type="dxa"/>
+            </w:tcMar>
+            <w:vAlign w:val="center"/>
+          </w:tcPr>
+          <w:p>
+            <w:pPr>
+              <w:pStyle w:val="TableContents"/>
+              <w:rPr>
+                <w:sz w:val="21"/>
+                <w:szCs w:val="21"/>
+              </w:rPr>
+            </w:pPr>
+            <w:r>
+              <w:rPr>
+                <w:sz w:val="21"/>
+                <w:szCs w:val="21"/>
+              </w:rPr>
+              <w:t>すべて</w:t>
+            </w:r>
+          </w:p>
+        </w:tc>
+        <w:tc>
+          <w:tcPr>
+            <w:tcW w:w="3061" w:type="dxa"/>
+            <w:tcMar>
+              <w:top w:w="28" w:type="dxa"/>
+              <w:left w:w="28" w:type="dxa"/>
+              <w:bottom w:w="28" w:type="dxa"/>
+              <w:right w:w="28" w:type="dxa"/>
+            </w:tcMar>
+            <w:vAlign w:val="center"/>
+          </w:tcPr>
+          <w:p>
+            <w:pPr>
+              <w:pStyle w:val="TableContents"/>
+              <w:rPr>
+                <w:rFonts w:hint="eastAsia"/>
+                <w:sz w:val="21"/>
+                <w:szCs w:val="21"/>
+              </w:rPr>
+            </w:pPr>
+          </w:p>
+        </w:tc>
+      </w:tr>
+      <w:tr>
+        <w:tc>
+          <w:tcPr>
+            <w:tcW w:w="1593" w:type="dxa"/>
+            <w:tcMar>
+              <w:top w:w="28" w:type="dxa"/>
+              <w:left w:w="28" w:type="dxa"/>
+              <w:bottom w:w="28" w:type="dxa"/>
+              <w:right w:w="28" w:type="dxa"/>
+            </w:tcMar>
+            <w:vAlign w:val="center"/>
+          </w:tcPr>
+          <w:p>
+            <w:pPr>
+              <w:pStyle w:val="TableContents"/>
+              <w:rPr>
+                <w:sz w:val="21"/>
+                <w:szCs w:val="21"/>
+              </w:rPr>
+            </w:pPr>
+            <w:r>
+              <w:rPr>
+                <w:sz w:val="21"/>
+                <w:szCs w:val="21"/>
+              </w:rPr>
+              <w:t>general_dummy</w:t>
+            </w:r>
+          </w:p>
+        </w:tc>
+        <w:tc>
+          <w:tcPr>
+            <w:tcW w:w="3146" w:type="dxa"/>
+            <w:tcMar>
+              <w:top w:w="28" w:type="dxa"/>
+              <w:left w:w="28" w:type="dxa"/>
+              <w:bottom w:w="28" w:type="dxa"/>
+              <w:right w:w="28" w:type="dxa"/>
+            </w:tcMar>
+            <w:vAlign w:val="center"/>
+          </w:tcPr>
+          <w:p>
+            <w:pPr>
+              <w:pStyle w:val="TableContents"/>
+              <w:rPr>
+                <w:sz w:val="21"/>
+                <w:szCs w:val="21"/>
+              </w:rPr>
+            </w:pPr>
+            <w:r>
+              <w:rPr>
+                <w:rFonts w:hint="eastAsia"/>
+                <w:sz w:val="21"/>
+                <w:szCs w:val="21"/>
+              </w:rPr>
+              <w:t>総合満足度は天井効果を起こしているので、</w:t>
+            </w:r>
+            <w:r>
+              <w:rPr>
+                <w:rFonts w:hint="eastAsia"/>
+                <w:sz w:val="21"/>
+                <w:szCs w:val="21"/>
+              </w:rPr>
+              <w:t xml:space="preserve">10 = 1, </w:t>
+            </w:r>
+            <w:r>
+              <w:rPr>
+                <w:rFonts w:hint="eastAsia"/>
+                <w:sz w:val="21"/>
+                <w:szCs w:val="21"/>
+              </w:rPr>
+              <w:t>それ以外を</w:t>
+            </w:r>
+            <w:r>
+              <w:rPr>
+                <w:rFonts w:hint="eastAsia"/>
+                <w:sz w:val="21"/>
+                <w:szCs w:val="21"/>
+              </w:rPr>
+              <w:t>0</w:t>
+            </w:r>
+            <w:r>
+              <w:rPr>
+                <w:rFonts w:hint="eastAsia"/>
+                <w:sz w:val="21"/>
+                <w:szCs w:val="21"/>
+              </w:rPr>
+              <w:t>でダミー変数化</w:t>
+            </w:r>
+          </w:p>
+        </w:tc>
+        <w:tc>
+          <w:tcPr>
+            <w:tcW w:w="1819" w:type="dxa"/>
+            <w:tcMar>
+              <w:top w:w="28" w:type="dxa"/>
+              <w:left w:w="28" w:type="dxa"/>
+              <w:bottom w:w="28" w:type="dxa"/>
+              <w:right w:w="28" w:type="dxa"/>
+            </w:tcMar>
+            <w:vAlign w:val="center"/>
+          </w:tcPr>
+          <w:p>
+            <w:pPr>
+              <w:pStyle w:val="TableContents"/>
+              <w:rPr>
+                <w:sz w:val="21"/>
+                <w:szCs w:val="21"/>
+              </w:rPr>
+            </w:pPr>
+            <w:r>
+              <w:rPr>
+                <w:sz w:val="21"/>
+                <w:szCs w:val="21"/>
+              </w:rPr>
+              <w:t>すべて</w:t>
+            </w:r>
+          </w:p>
+        </w:tc>
+        <w:tc>
+          <w:tcPr>
+            <w:tcW w:w="3061" w:type="dxa"/>
+            <w:tcMar>
+              <w:top w:w="28" w:type="dxa"/>
+              <w:left w:w="28" w:type="dxa"/>
+              <w:bottom w:w="28" w:type="dxa"/>
+              <w:right w:w="28" w:type="dxa"/>
+            </w:tcMar>
+            <w:vAlign w:val="center"/>
+          </w:tcPr>
+          <w:p>
+            <w:pPr>
+              <w:pStyle w:val="TableContents"/>
+              <w:rPr>
+                <w:rFonts w:hint="eastAsia"/>
+                <w:sz w:val="21"/>
+                <w:szCs w:val="21"/>
+              </w:rPr>
+            </w:pPr>
+          </w:p>
+        </w:tc>
+      </w:tr>
+      <w:tr>
+        <w:tc>
+          <w:tcPr>
+            <w:tcW w:w="1593" w:type="dxa"/>
+            <w:tcMar>
+              <w:top w:w="28" w:type="dxa"/>
+              <w:left w:w="28" w:type="dxa"/>
+              <w:bottom w:w="28" w:type="dxa"/>
+              <w:right w:w="28" w:type="dxa"/>
+            </w:tcMar>
+            <w:vAlign w:val="center"/>
+          </w:tcPr>
+          <w:p>
+            <w:pPr>
+              <w:pStyle w:val="TableContents"/>
+              <w:rPr>
                 <w:rFonts w:hint="eastAsia"/>
                 <w:sz w:val="21"/>
                 <w:szCs w:val="21"/>
@@ -7195,6 +7477,7 @@
                 <w:sz w:val="21"/>
                 <w:szCs w:val="21"/>
               </w:rPr>
+              <w:lastRenderedPageBreak/>
               <w:t>v</w:t>
             </w:r>
             <w:r>
@@ -7739,7 +8022,6 @@
                 <w:sz w:val="21"/>
                 <w:szCs w:val="21"/>
               </w:rPr>
-              <w:lastRenderedPageBreak/>
               <w:t>v</w:t>
             </w:r>
             <w:r>
@@ -9807,6 +10089,7 @@
                 <w:sz w:val="21"/>
                 <w:szCs w:val="21"/>
               </w:rPr>
+              <w:lastRenderedPageBreak/>
               <w:t>p</w:t>
             </w:r>
             <w:r>
@@ -10104,7 +10387,6 @@
                 <w:sz w:val="21"/>
                 <w:szCs w:val="21"/>
               </w:rPr>
-              <w:lastRenderedPageBreak/>
               <w:t>p</w:t>
             </w:r>
             <w:r>
@@ -10131,6 +10413,7 @@
             <w:pPr>
               <w:pStyle w:val="TableContents"/>
               <w:rPr>
+                <w:rFonts w:hint="eastAsia"/>
                 <w:sz w:val="21"/>
                 <w:szCs w:val="21"/>
               </w:rPr>
@@ -10397,6 +10680,7 @@
             <w:pPr>
               <w:pStyle w:val="TableContents"/>
               <w:rPr>
+                <w:rFonts w:hint="eastAsia"/>
                 <w:sz w:val="21"/>
                 <w:szCs w:val="21"/>
               </w:rPr>
@@ -10414,6 +10698,7 @@
             <w:pPr>
               <w:pStyle w:val="TableContents"/>
               <w:rPr>
+                <w:rFonts w:hint="eastAsia"/>
                 <w:sz w:val="21"/>
                 <w:szCs w:val="21"/>
               </w:rPr>
@@ -10567,6 +10852,7 @@
             <w:pPr>
               <w:pStyle w:val="TableContents"/>
               <w:rPr>
+                <w:rFonts w:hint="eastAsia"/>
                 <w:sz w:val="21"/>
                 <w:szCs w:val="21"/>
               </w:rPr>
@@ -10584,6 +10870,7 @@
             <w:pPr>
               <w:pStyle w:val="TableContents"/>
               <w:rPr>
+                <w:rFonts w:hint="eastAsia"/>
                 <w:sz w:val="21"/>
                 <w:szCs w:val="21"/>
               </w:rPr>
@@ -11466,6 +11753,7 @@
                 <w:sz w:val="21"/>
                 <w:szCs w:val="21"/>
               </w:rPr>
+              <w:lastRenderedPageBreak/>
               <w:t>bid1_</w:t>
             </w:r>
             <w:r>
@@ -11856,7 +12144,6 @@
                 <w:sz w:val="21"/>
                 <w:szCs w:val="21"/>
               </w:rPr>
-              <w:lastRenderedPageBreak/>
               <w:t>f</w:t>
             </w:r>
             <w:r>
@@ -12030,7 +12317,7 @@
 </file>
 
 <file path=word/endnotes.xml><?xml version="1.0" encoding="utf-8"?>
-<w:endnotes xmlns:wpc="http://schemas.microsoft.com/office/word/2010/wordprocessingCanvas" xmlns:cx="http://schemas.microsoft.com/office/drawing/2014/chartex" xmlns:cx1="http://schemas.microsoft.com/office/drawing/2015/9/8/chartex" xmlns:cx2="http://schemas.microsoft.com/office/drawing/2015/10/21/chartex" xmlns:cx3="http://schemas.microsoft.com/office/drawing/2016/5/9/chartex" xmlns:cx4="http://schemas.microsoft.com/office/drawing/2016/5/10/chartex" xmlns:cx5="http://schemas.microsoft.com/office/drawing/2016/5/11/chartex" xmlns:cx6="http://schemas.microsoft.com/office/drawing/2016/5/12/chartex" xmlns:cx7="http://schemas.microsoft.com/office/drawing/2016/5/13/chartex" xmlns:cx8="http://schemas.microsoft.com/office/drawing/2016/5/14/chartex" xmlns:mc="http://schemas.openxmlformats.org/markup-compatibility/2006" xmlns:aink="http://schemas.microsoft.com/office/drawing/2016/ink" xmlns:am3d="http://schemas.microsoft.com/office/drawing/2017/model3d" xmlns:o="urn:schemas-microsoft-com:office:office" xmlns:r="http://schemas.openxmlformats.org/officeDocument/2006/relationships" xmlns:m="http://schemas.openxmlformats.org/officeDocument/2006/math" xmlns:v="urn:schemas-microsoft-com:vml" xmlns:wp14="http://schemas.microsoft.com/office/word/2010/wordprocessingDrawing" xmlns:wp="http://schemas.openxmlformats.org/drawingml/2006/wordprocessingDrawing" xmlns:w10="urn:schemas-microsoft-com:office:word" xmlns:w="http://schemas.openxmlformats.org/wordprocessingml/2006/main" xmlns:w14="http://schemas.microsoft.com/office/word/2010/wordml" xmlns:w15="http://schemas.microsoft.com/office/word/2012/wordml" xmlns:w16cex="http://schemas.microsoft.com/office/word/2018/wordml/cex" xmlns:w16cid="http://schemas.microsoft.com/office/word/2016/wordml/cid" xmlns:w16="http://schemas.microsoft.com/office/word/2018/wordml" xmlns:w16sdtdh="http://schemas.microsoft.com/office/word/2020/wordml/sdtdatahash" xmlns:w16se="http://schemas.microsoft.com/office/word/2015/wordml/symex" xmlns:wpg="http://schemas.microsoft.com/office/word/2010/wordprocessingGroup" xmlns:wpi="http://schemas.microsoft.com/office/word/2010/wordprocessingInk" xmlns:wne="http://schemas.microsoft.com/office/word/2006/wordml" xmlns:wps="http://schemas.microsoft.com/office/word/2010/wordprocessingShape" mc:Ignorable="w14 w15 w16se w16cid w16 w16cex w16sdtdh wp14">
+<w:endnotes xmlns:wpc="http://schemas.microsoft.com/office/word/2010/wordprocessingCanvas" xmlns:cx="http://schemas.microsoft.com/office/drawing/2014/chartex" xmlns:cx1="http://schemas.microsoft.com/office/drawing/2015/9/8/chartex" xmlns:cx2="http://schemas.microsoft.com/office/drawing/2015/10/21/chartex" xmlns:cx3="http://schemas.microsoft.com/office/drawing/2016/5/9/chartex" xmlns:cx4="http://schemas.microsoft.com/office/drawing/2016/5/10/chartex" xmlns:cx5="http://schemas.microsoft.com/office/drawing/2016/5/11/chartex" xmlns:cx6="http://schemas.microsoft.com/office/drawing/2016/5/12/chartex" xmlns:cx7="http://schemas.microsoft.com/office/drawing/2016/5/13/chartex" xmlns:cx8="http://schemas.microsoft.com/office/drawing/2016/5/14/chartex" xmlns:mc="http://schemas.openxmlformats.org/markup-compatibility/2006" xmlns:aink="http://schemas.microsoft.com/office/drawing/2016/ink" xmlns:am3d="http://schemas.microsoft.com/office/drawing/2017/model3d" xmlns:o="urn:schemas-microsoft-com:office:office" xmlns:oel="http://schemas.microsoft.com/office/2019/extlst" xmlns:r="http://schemas.openxmlformats.org/officeDocument/2006/relationships" xmlns:m="http://schemas.openxmlformats.org/officeDocument/2006/math" xmlns:v="urn:schemas-microsoft-com:vml" xmlns:wp14="http://schemas.microsoft.com/office/word/2010/wordprocessingDrawing" xmlns:wp="http://schemas.openxmlformats.org/drawingml/2006/wordprocessingDrawing" xmlns:w10="urn:schemas-microsoft-com:office:word" xmlns:w="http://schemas.openxmlformats.org/wordprocessingml/2006/main" xmlns:w14="http://schemas.microsoft.com/office/word/2010/wordml" xmlns:w15="http://schemas.microsoft.com/office/word/2012/wordml" xmlns:w16cex="http://schemas.microsoft.com/office/word/2018/wordml/cex" xmlns:w16cid="http://schemas.microsoft.com/office/word/2016/wordml/cid" xmlns:w16="http://schemas.microsoft.com/office/word/2018/wordml" xmlns:w16du="http://schemas.microsoft.com/office/word/2023/wordml/word16du" xmlns:w16sdtdh="http://schemas.microsoft.com/office/word/2020/wordml/sdtdatahash" xmlns:w16sdtfl="http://schemas.microsoft.com/office/word/2024/wordml/sdtformatlock" xmlns:w16se="http://schemas.microsoft.com/office/word/2015/wordml/symex" xmlns:wpg="http://schemas.microsoft.com/office/word/2010/wordprocessingGroup" xmlns:wpi="http://schemas.microsoft.com/office/word/2010/wordprocessingInk" xmlns:wne="http://schemas.microsoft.com/office/word/2006/wordml" xmlns:wps="http://schemas.microsoft.com/office/word/2010/wordprocessingShape" mc:Ignorable="w14 w15 w16se w16cid w16 w16cex w16sdtdh w16sdtfl w16du wp14">
   <w:endnote w:type="separator" w:id="-1">
     <w:p>
       <w:pPr>
@@ -12059,7 +12346,7 @@
 </file>
 
 <file path=word/footer1.xml><?xml version="1.0" encoding="utf-8"?>
-<w:ftr xmlns:wpc="http://schemas.microsoft.com/office/word/2010/wordprocessingCanvas" xmlns:cx="http://schemas.microsoft.com/office/drawing/2014/chartex" xmlns:cx1="http://schemas.microsoft.com/office/drawing/2015/9/8/chartex" xmlns:cx2="http://schemas.microsoft.com/office/drawing/2015/10/21/chartex" xmlns:cx3="http://schemas.microsoft.com/office/drawing/2016/5/9/chartex" xmlns:cx4="http://schemas.microsoft.com/office/drawing/2016/5/10/chartex" xmlns:cx5="http://schemas.microsoft.com/office/drawing/2016/5/11/chartex" xmlns:cx6="http://schemas.microsoft.com/office/drawing/2016/5/12/chartex" xmlns:cx7="http://schemas.microsoft.com/office/drawing/2016/5/13/chartex" xmlns:cx8="http://schemas.microsoft.com/office/drawing/2016/5/14/chartex" xmlns:mc="http://schemas.openxmlformats.org/markup-compatibility/2006" xmlns:aink="http://schemas.microsoft.com/office/drawing/2016/ink" xmlns:am3d="http://schemas.microsoft.com/office/drawing/2017/model3d" xmlns:o="urn:schemas-microsoft-com:office:office" xmlns:r="http://schemas.openxmlformats.org/officeDocument/2006/relationships" xmlns:m="http://schemas.openxmlformats.org/officeDocument/2006/math" xmlns:v="urn:schemas-microsoft-com:vml" xmlns:wp14="http://schemas.microsoft.com/office/word/2010/wordprocessingDrawing" xmlns:wp="http://schemas.openxmlformats.org/drawingml/2006/wordprocessingDrawing" xmlns:w10="urn:schemas-microsoft-com:office:word" xmlns:w="http://schemas.openxmlformats.org/wordprocessingml/2006/main" xmlns:w14="http://schemas.microsoft.com/office/word/2010/wordml" xmlns:w15="http://schemas.microsoft.com/office/word/2012/wordml" xmlns:w16cex="http://schemas.microsoft.com/office/word/2018/wordml/cex" xmlns:w16cid="http://schemas.microsoft.com/office/word/2016/wordml/cid" xmlns:w16="http://schemas.microsoft.com/office/word/2018/wordml" xmlns:w16sdtdh="http://schemas.microsoft.com/office/word/2020/wordml/sdtdatahash" xmlns:w16se="http://schemas.microsoft.com/office/word/2015/wordml/symex" xmlns:wpg="http://schemas.microsoft.com/office/word/2010/wordprocessingGroup" xmlns:wpi="http://schemas.microsoft.com/office/word/2010/wordprocessingInk" xmlns:wne="http://schemas.microsoft.com/office/word/2006/wordml" xmlns:wps="http://schemas.microsoft.com/office/word/2010/wordprocessingShape" mc:Ignorable="w14 w15 w16se w16cid w16 w16cex w16sdtdh wp14">
+<w:ftr xmlns:wpc="http://schemas.microsoft.com/office/word/2010/wordprocessingCanvas" xmlns:cx="http://schemas.microsoft.com/office/drawing/2014/chartex" xmlns:cx1="http://schemas.microsoft.com/office/drawing/2015/9/8/chartex" xmlns:cx2="http://schemas.microsoft.com/office/drawing/2015/10/21/chartex" xmlns:cx3="http://schemas.microsoft.com/office/drawing/2016/5/9/chartex" xmlns:cx4="http://schemas.microsoft.com/office/drawing/2016/5/10/chartex" xmlns:cx5="http://schemas.microsoft.com/office/drawing/2016/5/11/chartex" xmlns:cx6="http://schemas.microsoft.com/office/drawing/2016/5/12/chartex" xmlns:cx7="http://schemas.microsoft.com/office/drawing/2016/5/13/chartex" xmlns:cx8="http://schemas.microsoft.com/office/drawing/2016/5/14/chartex" xmlns:mc="http://schemas.openxmlformats.org/markup-compatibility/2006" xmlns:aink="http://schemas.microsoft.com/office/drawing/2016/ink" xmlns:am3d="http://schemas.microsoft.com/office/drawing/2017/model3d" xmlns:o="urn:schemas-microsoft-com:office:office" xmlns:oel="http://schemas.microsoft.com/office/2019/extlst" xmlns:r="http://schemas.openxmlformats.org/officeDocument/2006/relationships" xmlns:m="http://schemas.openxmlformats.org/officeDocument/2006/math" xmlns:v="urn:schemas-microsoft-com:vml" xmlns:wp14="http://schemas.microsoft.com/office/word/2010/wordprocessingDrawing" xmlns:wp="http://schemas.openxmlformats.org/drawingml/2006/wordprocessingDrawing" xmlns:w10="urn:schemas-microsoft-com:office:word" xmlns:w="http://schemas.openxmlformats.org/wordprocessingml/2006/main" xmlns:w14="http://schemas.microsoft.com/office/word/2010/wordml" xmlns:w15="http://schemas.microsoft.com/office/word/2012/wordml" xmlns:w16cex="http://schemas.microsoft.com/office/word/2018/wordml/cex" xmlns:w16cid="http://schemas.microsoft.com/office/word/2016/wordml/cid" xmlns:w16="http://schemas.microsoft.com/office/word/2018/wordml" xmlns:w16du="http://schemas.microsoft.com/office/word/2023/wordml/word16du" xmlns:w16sdtdh="http://schemas.microsoft.com/office/word/2020/wordml/sdtdatahash" xmlns:w16sdtfl="http://schemas.microsoft.com/office/word/2024/wordml/sdtformatlock" xmlns:w16se="http://schemas.microsoft.com/office/word/2015/wordml/symex" xmlns:wpg="http://schemas.microsoft.com/office/word/2010/wordprocessingGroup" xmlns:wpi="http://schemas.microsoft.com/office/word/2010/wordprocessingInk" xmlns:wne="http://schemas.microsoft.com/office/word/2006/wordml" xmlns:wps="http://schemas.microsoft.com/office/word/2010/wordprocessingShape" mc:Ignorable="w14 w15 w16se w16cid w16 w16cex w16sdtdh w16sdtfl w16du wp14">
   <w:p>
     <w:pPr>
       <w:pStyle w:val="ad"/>
@@ -12072,7 +12359,7 @@
 </file>
 
 <file path=word/footer2.xml><?xml version="1.0" encoding="utf-8"?>
-<w:ftr xmlns:wpc="http://schemas.microsoft.com/office/word/2010/wordprocessingCanvas" xmlns:cx="http://schemas.microsoft.com/office/drawing/2014/chartex" xmlns:cx1="http://schemas.microsoft.com/office/drawing/2015/9/8/chartex" xmlns:cx2="http://schemas.microsoft.com/office/drawing/2015/10/21/chartex" xmlns:cx3="http://schemas.microsoft.com/office/drawing/2016/5/9/chartex" xmlns:cx4="http://schemas.microsoft.com/office/drawing/2016/5/10/chartex" xmlns:cx5="http://schemas.microsoft.com/office/drawing/2016/5/11/chartex" xmlns:cx6="http://schemas.microsoft.com/office/drawing/2016/5/12/chartex" xmlns:cx7="http://schemas.microsoft.com/office/drawing/2016/5/13/chartex" xmlns:cx8="http://schemas.microsoft.com/office/drawing/2016/5/14/chartex" xmlns:mc="http://schemas.openxmlformats.org/markup-compatibility/2006" xmlns:aink="http://schemas.microsoft.com/office/drawing/2016/ink" xmlns:am3d="http://schemas.microsoft.com/office/drawing/2017/model3d" xmlns:o="urn:schemas-microsoft-com:office:office" xmlns:r="http://schemas.openxmlformats.org/officeDocument/2006/relationships" xmlns:m="http://schemas.openxmlformats.org/officeDocument/2006/math" xmlns:v="urn:schemas-microsoft-com:vml" xmlns:wp14="http://schemas.microsoft.com/office/word/2010/wordprocessingDrawing" xmlns:wp="http://schemas.openxmlformats.org/drawingml/2006/wordprocessingDrawing" xmlns:w10="urn:schemas-microsoft-com:office:word" xmlns:w="http://schemas.openxmlformats.org/wordprocessingml/2006/main" xmlns:w14="http://schemas.microsoft.com/office/word/2010/wordml" xmlns:w15="http://schemas.microsoft.com/office/word/2012/wordml" xmlns:w16cex="http://schemas.microsoft.com/office/word/2018/wordml/cex" xmlns:w16cid="http://schemas.microsoft.com/office/word/2016/wordml/cid" xmlns:w16="http://schemas.microsoft.com/office/word/2018/wordml" xmlns:w16sdtdh="http://schemas.microsoft.com/office/word/2020/wordml/sdtdatahash" xmlns:w16se="http://schemas.microsoft.com/office/word/2015/wordml/symex" xmlns:wpg="http://schemas.microsoft.com/office/word/2010/wordprocessingGroup" xmlns:wpi="http://schemas.microsoft.com/office/word/2010/wordprocessingInk" xmlns:wne="http://schemas.microsoft.com/office/word/2006/wordml" xmlns:wps="http://schemas.microsoft.com/office/word/2010/wordprocessingShape" mc:Ignorable="w14 w15 w16se w16cid w16 w16cex w16sdtdh wp14">
+<w:ftr xmlns:wpc="http://schemas.microsoft.com/office/word/2010/wordprocessingCanvas" xmlns:cx="http://schemas.microsoft.com/office/drawing/2014/chartex" xmlns:cx1="http://schemas.microsoft.com/office/drawing/2015/9/8/chartex" xmlns:cx2="http://schemas.microsoft.com/office/drawing/2015/10/21/chartex" xmlns:cx3="http://schemas.microsoft.com/office/drawing/2016/5/9/chartex" xmlns:cx4="http://schemas.microsoft.com/office/drawing/2016/5/10/chartex" xmlns:cx5="http://schemas.microsoft.com/office/drawing/2016/5/11/chartex" xmlns:cx6="http://schemas.microsoft.com/office/drawing/2016/5/12/chartex" xmlns:cx7="http://schemas.microsoft.com/office/drawing/2016/5/13/chartex" xmlns:cx8="http://schemas.microsoft.com/office/drawing/2016/5/14/chartex" xmlns:mc="http://schemas.openxmlformats.org/markup-compatibility/2006" xmlns:aink="http://schemas.microsoft.com/office/drawing/2016/ink" xmlns:am3d="http://schemas.microsoft.com/office/drawing/2017/model3d" xmlns:o="urn:schemas-microsoft-com:office:office" xmlns:oel="http://schemas.microsoft.com/office/2019/extlst" xmlns:r="http://schemas.openxmlformats.org/officeDocument/2006/relationships" xmlns:m="http://schemas.openxmlformats.org/officeDocument/2006/math" xmlns:v="urn:schemas-microsoft-com:vml" xmlns:wp14="http://schemas.microsoft.com/office/word/2010/wordprocessingDrawing" xmlns:wp="http://schemas.openxmlformats.org/drawingml/2006/wordprocessingDrawing" xmlns:w10="urn:schemas-microsoft-com:office:word" xmlns:w="http://schemas.openxmlformats.org/wordprocessingml/2006/main" xmlns:w14="http://schemas.microsoft.com/office/word/2010/wordml" xmlns:w15="http://schemas.microsoft.com/office/word/2012/wordml" xmlns:w16cex="http://schemas.microsoft.com/office/word/2018/wordml/cex" xmlns:w16cid="http://schemas.microsoft.com/office/word/2016/wordml/cid" xmlns:w16="http://schemas.microsoft.com/office/word/2018/wordml" xmlns:w16du="http://schemas.microsoft.com/office/word/2023/wordml/word16du" xmlns:w16sdtdh="http://schemas.microsoft.com/office/word/2020/wordml/sdtdatahash" xmlns:w16sdtfl="http://schemas.microsoft.com/office/word/2024/wordml/sdtformatlock" xmlns:w16se="http://schemas.microsoft.com/office/word/2015/wordml/symex" xmlns:wpg="http://schemas.microsoft.com/office/word/2010/wordprocessingGroup" xmlns:wpi="http://schemas.microsoft.com/office/word/2010/wordprocessingInk" xmlns:wne="http://schemas.microsoft.com/office/word/2006/wordml" xmlns:wps="http://schemas.microsoft.com/office/word/2010/wordprocessingShape" mc:Ignorable="w14 w15 w16se w16cid w16 w16cex w16sdtdh w16sdtfl w16du wp14">
   <w:sdt>
     <w:sdtPr>
       <w:id w:val="1011259613"/>
@@ -12081,7 +12368,6 @@
         <w:docPartUnique/>
       </w:docPartObj>
     </w:sdtPr>
-    <w:sdtEndPr/>
     <w:sdtContent>
       <w:sdt>
         <w:sdtPr>
@@ -12091,7 +12377,6 @@
             <w:docPartUnique/>
           </w:docPartObj>
         </w:sdtPr>
-        <w:sdtEndPr/>
         <w:sdtContent>
           <w:p>
             <w:pPr>
@@ -12208,7 +12493,7 @@
 </file>
 
 <file path=word/footer3.xml><?xml version="1.0" encoding="utf-8"?>
-<w:ftr xmlns:wpc="http://schemas.microsoft.com/office/word/2010/wordprocessingCanvas" xmlns:cx="http://schemas.microsoft.com/office/drawing/2014/chartex" xmlns:cx1="http://schemas.microsoft.com/office/drawing/2015/9/8/chartex" xmlns:cx2="http://schemas.microsoft.com/office/drawing/2015/10/21/chartex" xmlns:cx3="http://schemas.microsoft.com/office/drawing/2016/5/9/chartex" xmlns:cx4="http://schemas.microsoft.com/office/drawing/2016/5/10/chartex" xmlns:cx5="http://schemas.microsoft.com/office/drawing/2016/5/11/chartex" xmlns:cx6="http://schemas.microsoft.com/office/drawing/2016/5/12/chartex" xmlns:cx7="http://schemas.microsoft.com/office/drawing/2016/5/13/chartex" xmlns:cx8="http://schemas.microsoft.com/office/drawing/2016/5/14/chartex" xmlns:mc="http://schemas.openxmlformats.org/markup-compatibility/2006" xmlns:aink="http://schemas.microsoft.com/office/drawing/2016/ink" xmlns:am3d="http://schemas.microsoft.com/office/drawing/2017/model3d" xmlns:o="urn:schemas-microsoft-com:office:office" xmlns:r="http://schemas.openxmlformats.org/officeDocument/2006/relationships" xmlns:m="http://schemas.openxmlformats.org/officeDocument/2006/math" xmlns:v="urn:schemas-microsoft-com:vml" xmlns:wp14="http://schemas.microsoft.com/office/word/2010/wordprocessingDrawing" xmlns:wp="http://schemas.openxmlformats.org/drawingml/2006/wordprocessingDrawing" xmlns:w10="urn:schemas-microsoft-com:office:word" xmlns:w="http://schemas.openxmlformats.org/wordprocessingml/2006/main" xmlns:w14="http://schemas.microsoft.com/office/word/2010/wordml" xmlns:w15="http://schemas.microsoft.com/office/word/2012/wordml" xmlns:w16cex="http://schemas.microsoft.com/office/word/2018/wordml/cex" xmlns:w16cid="http://schemas.microsoft.com/office/word/2016/wordml/cid" xmlns:w16="http://schemas.microsoft.com/office/word/2018/wordml" xmlns:w16sdtdh="http://schemas.microsoft.com/office/word/2020/wordml/sdtdatahash" xmlns:w16se="http://schemas.microsoft.com/office/word/2015/wordml/symex" xmlns:wpg="http://schemas.microsoft.com/office/word/2010/wordprocessingGroup" xmlns:wpi="http://schemas.microsoft.com/office/word/2010/wordprocessingInk" xmlns:wne="http://schemas.microsoft.com/office/word/2006/wordml" xmlns:wps="http://schemas.microsoft.com/office/word/2010/wordprocessingShape" mc:Ignorable="w14 w15 w16se w16cid w16 w16cex w16sdtdh wp14">
+<w:ftr xmlns:wpc="http://schemas.microsoft.com/office/word/2010/wordprocessingCanvas" xmlns:cx="http://schemas.microsoft.com/office/drawing/2014/chartex" xmlns:cx1="http://schemas.microsoft.com/office/drawing/2015/9/8/chartex" xmlns:cx2="http://schemas.microsoft.com/office/drawing/2015/10/21/chartex" xmlns:cx3="http://schemas.microsoft.com/office/drawing/2016/5/9/chartex" xmlns:cx4="http://schemas.microsoft.com/office/drawing/2016/5/10/chartex" xmlns:cx5="http://schemas.microsoft.com/office/drawing/2016/5/11/chartex" xmlns:cx6="http://schemas.microsoft.com/office/drawing/2016/5/12/chartex" xmlns:cx7="http://schemas.microsoft.com/office/drawing/2016/5/13/chartex" xmlns:cx8="http://schemas.microsoft.com/office/drawing/2016/5/14/chartex" xmlns:mc="http://schemas.openxmlformats.org/markup-compatibility/2006" xmlns:aink="http://schemas.microsoft.com/office/drawing/2016/ink" xmlns:am3d="http://schemas.microsoft.com/office/drawing/2017/model3d" xmlns:o="urn:schemas-microsoft-com:office:office" xmlns:oel="http://schemas.microsoft.com/office/2019/extlst" xmlns:r="http://schemas.openxmlformats.org/officeDocument/2006/relationships" xmlns:m="http://schemas.openxmlformats.org/officeDocument/2006/math" xmlns:v="urn:schemas-microsoft-com:vml" xmlns:wp14="http://schemas.microsoft.com/office/word/2010/wordprocessingDrawing" xmlns:wp="http://schemas.openxmlformats.org/drawingml/2006/wordprocessingDrawing" xmlns:w10="urn:schemas-microsoft-com:office:word" xmlns:w="http://schemas.openxmlformats.org/wordprocessingml/2006/main" xmlns:w14="http://schemas.microsoft.com/office/word/2010/wordml" xmlns:w15="http://schemas.microsoft.com/office/word/2012/wordml" xmlns:w16cex="http://schemas.microsoft.com/office/word/2018/wordml/cex" xmlns:w16cid="http://schemas.microsoft.com/office/word/2016/wordml/cid" xmlns:w16="http://schemas.microsoft.com/office/word/2018/wordml" xmlns:w16du="http://schemas.microsoft.com/office/word/2023/wordml/word16du" xmlns:w16sdtdh="http://schemas.microsoft.com/office/word/2020/wordml/sdtdatahash" xmlns:w16sdtfl="http://schemas.microsoft.com/office/word/2024/wordml/sdtformatlock" xmlns:w16se="http://schemas.microsoft.com/office/word/2015/wordml/symex" xmlns:wpg="http://schemas.microsoft.com/office/word/2010/wordprocessingGroup" xmlns:wpi="http://schemas.microsoft.com/office/word/2010/wordprocessingInk" xmlns:wne="http://schemas.microsoft.com/office/word/2006/wordml" xmlns:wps="http://schemas.microsoft.com/office/word/2010/wordprocessingShape" mc:Ignorable="w14 w15 w16se w16cid w16 w16cex w16sdtdh w16sdtfl w16du wp14">
   <w:p>
     <w:pPr>
       <w:pStyle w:val="ad"/>
@@ -12221,7 +12506,7 @@
 </file>
 
 <file path=word/footnotes.xml><?xml version="1.0" encoding="utf-8"?>
-<w:footnotes xmlns:wpc="http://schemas.microsoft.com/office/word/2010/wordprocessingCanvas" xmlns:cx="http://schemas.microsoft.com/office/drawing/2014/chartex" xmlns:cx1="http://schemas.microsoft.com/office/drawing/2015/9/8/chartex" xmlns:cx2="http://schemas.microsoft.com/office/drawing/2015/10/21/chartex" xmlns:cx3="http://schemas.microsoft.com/office/drawing/2016/5/9/chartex" xmlns:cx4="http://schemas.microsoft.com/office/drawing/2016/5/10/chartex" xmlns:cx5="http://schemas.microsoft.com/office/drawing/2016/5/11/chartex" xmlns:cx6="http://schemas.microsoft.com/office/drawing/2016/5/12/chartex" xmlns:cx7="http://schemas.microsoft.com/office/drawing/2016/5/13/chartex" xmlns:cx8="http://schemas.microsoft.com/office/drawing/2016/5/14/chartex" xmlns:mc="http://schemas.openxmlformats.org/markup-compatibility/2006" xmlns:aink="http://schemas.microsoft.com/office/drawing/2016/ink" xmlns:am3d="http://schemas.microsoft.com/office/drawing/2017/model3d" xmlns:o="urn:schemas-microsoft-com:office:office" xmlns:r="http://schemas.openxmlformats.org/officeDocument/2006/relationships" xmlns:m="http://schemas.openxmlformats.org/officeDocument/2006/math" xmlns:v="urn:schemas-microsoft-com:vml" xmlns:wp14="http://schemas.microsoft.com/office/word/2010/wordprocessingDrawing" xmlns:wp="http://schemas.openxmlformats.org/drawingml/2006/wordprocessingDrawing" xmlns:w10="urn:schemas-microsoft-com:office:word" xmlns:w="http://schemas.openxmlformats.org/wordprocessingml/2006/main" xmlns:w14="http://schemas.microsoft.com/office/word/2010/wordml" xmlns:w15="http://schemas.microsoft.com/office/word/2012/wordml" xmlns:w16cex="http://schemas.microsoft.com/office/word/2018/wordml/cex" xmlns:w16cid="http://schemas.microsoft.com/office/word/2016/wordml/cid" xmlns:w16="http://schemas.microsoft.com/office/word/2018/wordml" xmlns:w16sdtdh="http://schemas.microsoft.com/office/word/2020/wordml/sdtdatahash" xmlns:w16se="http://schemas.microsoft.com/office/word/2015/wordml/symex" xmlns:wpg="http://schemas.microsoft.com/office/word/2010/wordprocessingGroup" xmlns:wpi="http://schemas.microsoft.com/office/word/2010/wordprocessingInk" xmlns:wne="http://schemas.microsoft.com/office/word/2006/wordml" xmlns:wps="http://schemas.microsoft.com/office/word/2010/wordprocessingShape" mc:Ignorable="w14 w15 w16se w16cid w16 w16cex w16sdtdh wp14">
+<w:footnotes xmlns:wpc="http://schemas.microsoft.com/office/word/2010/wordprocessingCanvas" xmlns:cx="http://schemas.microsoft.com/office/drawing/2014/chartex" xmlns:cx1="http://schemas.microsoft.com/office/drawing/2015/9/8/chartex" xmlns:cx2="http://schemas.microsoft.com/office/drawing/2015/10/21/chartex" xmlns:cx3="http://schemas.microsoft.com/office/drawing/2016/5/9/chartex" xmlns:cx4="http://schemas.microsoft.com/office/drawing/2016/5/10/chartex" xmlns:cx5="http://schemas.microsoft.com/office/drawing/2016/5/11/chartex" xmlns:cx6="http://schemas.microsoft.com/office/drawing/2016/5/12/chartex" xmlns:cx7="http://schemas.microsoft.com/office/drawing/2016/5/13/chartex" xmlns:cx8="http://schemas.microsoft.com/office/drawing/2016/5/14/chartex" xmlns:mc="http://schemas.openxmlformats.org/markup-compatibility/2006" xmlns:aink="http://schemas.microsoft.com/office/drawing/2016/ink" xmlns:am3d="http://schemas.microsoft.com/office/drawing/2017/model3d" xmlns:o="urn:schemas-microsoft-com:office:office" xmlns:oel="http://schemas.microsoft.com/office/2019/extlst" xmlns:r="http://schemas.openxmlformats.org/officeDocument/2006/relationships" xmlns:m="http://schemas.openxmlformats.org/officeDocument/2006/math" xmlns:v="urn:schemas-microsoft-com:vml" xmlns:wp14="http://schemas.microsoft.com/office/word/2010/wordprocessingDrawing" xmlns:wp="http://schemas.openxmlformats.org/drawingml/2006/wordprocessingDrawing" xmlns:w10="urn:schemas-microsoft-com:office:word" xmlns:w="http://schemas.openxmlformats.org/wordprocessingml/2006/main" xmlns:w14="http://schemas.microsoft.com/office/word/2010/wordml" xmlns:w15="http://schemas.microsoft.com/office/word/2012/wordml" xmlns:w16cex="http://schemas.microsoft.com/office/word/2018/wordml/cex" xmlns:w16cid="http://schemas.microsoft.com/office/word/2016/wordml/cid" xmlns:w16="http://schemas.microsoft.com/office/word/2018/wordml" xmlns:w16du="http://schemas.microsoft.com/office/word/2023/wordml/word16du" xmlns:w16sdtdh="http://schemas.microsoft.com/office/word/2020/wordml/sdtdatahash" xmlns:w16sdtfl="http://schemas.microsoft.com/office/word/2024/wordml/sdtformatlock" xmlns:w16se="http://schemas.microsoft.com/office/word/2015/wordml/symex" xmlns:wpg="http://schemas.microsoft.com/office/word/2010/wordprocessingGroup" xmlns:wpi="http://schemas.microsoft.com/office/word/2010/wordprocessingInk" xmlns:wne="http://schemas.microsoft.com/office/word/2006/wordml" xmlns:wps="http://schemas.microsoft.com/office/word/2010/wordprocessingShape" mc:Ignorable="w14 w15 w16se w16cid w16 w16cex w16sdtdh w16sdtfl w16du wp14">
   <w:footnote w:type="separator" w:id="-1">
     <w:p>
       <w:pPr>
@@ -12532,7 +12817,7 @@
 </file>
 
 <file path=word/header1.xml><?xml version="1.0" encoding="utf-8"?>
-<w:hdr xmlns:wpc="http://schemas.microsoft.com/office/word/2010/wordprocessingCanvas" xmlns:cx="http://schemas.microsoft.com/office/drawing/2014/chartex" xmlns:cx1="http://schemas.microsoft.com/office/drawing/2015/9/8/chartex" xmlns:cx2="http://schemas.microsoft.com/office/drawing/2015/10/21/chartex" xmlns:cx3="http://schemas.microsoft.com/office/drawing/2016/5/9/chartex" xmlns:cx4="http://schemas.microsoft.com/office/drawing/2016/5/10/chartex" xmlns:cx5="http://schemas.microsoft.com/office/drawing/2016/5/11/chartex" xmlns:cx6="http://schemas.microsoft.com/office/drawing/2016/5/12/chartex" xmlns:cx7="http://schemas.microsoft.com/office/drawing/2016/5/13/chartex" xmlns:cx8="http://schemas.microsoft.com/office/drawing/2016/5/14/chartex" xmlns:mc="http://schemas.openxmlformats.org/markup-compatibility/2006" xmlns:aink="http://schemas.microsoft.com/office/drawing/2016/ink" xmlns:am3d="http://schemas.microsoft.com/office/drawing/2017/model3d" xmlns:o="urn:schemas-microsoft-com:office:office" xmlns:r="http://schemas.openxmlformats.org/officeDocument/2006/relationships" xmlns:m="http://schemas.openxmlformats.org/officeDocument/2006/math" xmlns:v="urn:schemas-microsoft-com:vml" xmlns:wp14="http://schemas.microsoft.com/office/word/2010/wordprocessingDrawing" xmlns:wp="http://schemas.openxmlformats.org/drawingml/2006/wordprocessingDrawing" xmlns:w10="urn:schemas-microsoft-com:office:word" xmlns:w="http://schemas.openxmlformats.org/wordprocessingml/2006/main" xmlns:w14="http://schemas.microsoft.com/office/word/2010/wordml" xmlns:w15="http://schemas.microsoft.com/office/word/2012/wordml" xmlns:w16cex="http://schemas.microsoft.com/office/word/2018/wordml/cex" xmlns:w16cid="http://schemas.microsoft.com/office/word/2016/wordml/cid" xmlns:w16="http://schemas.microsoft.com/office/word/2018/wordml" xmlns:w16sdtdh="http://schemas.microsoft.com/office/word/2020/wordml/sdtdatahash" xmlns:w16se="http://schemas.microsoft.com/office/word/2015/wordml/symex" xmlns:wpg="http://schemas.microsoft.com/office/word/2010/wordprocessingGroup" xmlns:wpi="http://schemas.microsoft.com/office/word/2010/wordprocessingInk" xmlns:wne="http://schemas.microsoft.com/office/word/2006/wordml" xmlns:wps="http://schemas.microsoft.com/office/word/2010/wordprocessingShape" mc:Ignorable="w14 w15 w16se w16cid w16 w16cex w16sdtdh wp14">
+<w:hdr xmlns:wpc="http://schemas.microsoft.com/office/word/2010/wordprocessingCanvas" xmlns:cx="http://schemas.microsoft.com/office/drawing/2014/chartex" xmlns:cx1="http://schemas.microsoft.com/office/drawing/2015/9/8/chartex" xmlns:cx2="http://schemas.microsoft.com/office/drawing/2015/10/21/chartex" xmlns:cx3="http://schemas.microsoft.com/office/drawing/2016/5/9/chartex" xmlns:cx4="http://schemas.microsoft.com/office/drawing/2016/5/10/chartex" xmlns:cx5="http://schemas.microsoft.com/office/drawing/2016/5/11/chartex" xmlns:cx6="http://schemas.microsoft.com/office/drawing/2016/5/12/chartex" xmlns:cx7="http://schemas.microsoft.com/office/drawing/2016/5/13/chartex" xmlns:cx8="http://schemas.microsoft.com/office/drawing/2016/5/14/chartex" xmlns:mc="http://schemas.openxmlformats.org/markup-compatibility/2006" xmlns:aink="http://schemas.microsoft.com/office/drawing/2016/ink" xmlns:am3d="http://schemas.microsoft.com/office/drawing/2017/model3d" xmlns:o="urn:schemas-microsoft-com:office:office" xmlns:oel="http://schemas.microsoft.com/office/2019/extlst" xmlns:r="http://schemas.openxmlformats.org/officeDocument/2006/relationships" xmlns:m="http://schemas.openxmlformats.org/officeDocument/2006/math" xmlns:v="urn:schemas-microsoft-com:vml" xmlns:wp14="http://schemas.microsoft.com/office/word/2010/wordprocessingDrawing" xmlns:wp="http://schemas.openxmlformats.org/drawingml/2006/wordprocessingDrawing" xmlns:w10="urn:schemas-microsoft-com:office:word" xmlns:w="http://schemas.openxmlformats.org/wordprocessingml/2006/main" xmlns:w14="http://schemas.microsoft.com/office/word/2010/wordml" xmlns:w15="http://schemas.microsoft.com/office/word/2012/wordml" xmlns:w16cex="http://schemas.microsoft.com/office/word/2018/wordml/cex" xmlns:w16cid="http://schemas.microsoft.com/office/word/2016/wordml/cid" xmlns:w16="http://schemas.microsoft.com/office/word/2018/wordml" xmlns:w16du="http://schemas.microsoft.com/office/word/2023/wordml/word16du" xmlns:w16sdtdh="http://schemas.microsoft.com/office/word/2020/wordml/sdtdatahash" xmlns:w16sdtfl="http://schemas.microsoft.com/office/word/2024/wordml/sdtformatlock" xmlns:w16se="http://schemas.microsoft.com/office/word/2015/wordml/symex" xmlns:wpg="http://schemas.microsoft.com/office/word/2010/wordprocessingGroup" xmlns:wpi="http://schemas.microsoft.com/office/word/2010/wordprocessingInk" xmlns:wne="http://schemas.microsoft.com/office/word/2006/wordml" xmlns:wps="http://schemas.microsoft.com/office/word/2010/wordprocessingShape" mc:Ignorable="w14 w15 w16se w16cid w16 w16cex w16sdtdh w16sdtfl w16du wp14">
   <w:p>
     <w:pPr>
       <w:pStyle w:val="ab"/>
@@ -12545,7 +12830,7 @@
 </file>
 
 <file path=word/header2.xml><?xml version="1.0" encoding="utf-8"?>
-<w:hdr xmlns:wpc="http://schemas.microsoft.com/office/word/2010/wordprocessingCanvas" xmlns:cx="http://schemas.microsoft.com/office/drawing/2014/chartex" xmlns:cx1="http://schemas.microsoft.com/office/drawing/2015/9/8/chartex" xmlns:cx2="http://schemas.microsoft.com/office/drawing/2015/10/21/chartex" xmlns:cx3="http://schemas.microsoft.com/office/drawing/2016/5/9/chartex" xmlns:cx4="http://schemas.microsoft.com/office/drawing/2016/5/10/chartex" xmlns:cx5="http://schemas.microsoft.com/office/drawing/2016/5/11/chartex" xmlns:cx6="http://schemas.microsoft.com/office/drawing/2016/5/12/chartex" xmlns:cx7="http://schemas.microsoft.com/office/drawing/2016/5/13/chartex" xmlns:cx8="http://schemas.microsoft.com/office/drawing/2016/5/14/chartex" xmlns:mc="http://schemas.openxmlformats.org/markup-compatibility/2006" xmlns:aink="http://schemas.microsoft.com/office/drawing/2016/ink" xmlns:am3d="http://schemas.microsoft.com/office/drawing/2017/model3d" xmlns:o="urn:schemas-microsoft-com:office:office" xmlns:r="http://schemas.openxmlformats.org/officeDocument/2006/relationships" xmlns:m="http://schemas.openxmlformats.org/officeDocument/2006/math" xmlns:v="urn:schemas-microsoft-com:vml" xmlns:wp14="http://schemas.microsoft.com/office/word/2010/wordprocessingDrawing" xmlns:wp="http://schemas.openxmlformats.org/drawingml/2006/wordprocessingDrawing" xmlns:w10="urn:schemas-microsoft-com:office:word" xmlns:w="http://schemas.openxmlformats.org/wordprocessingml/2006/main" xmlns:w14="http://schemas.microsoft.com/office/word/2010/wordml" xmlns:w15="http://schemas.microsoft.com/office/word/2012/wordml" xmlns:w16cex="http://schemas.microsoft.com/office/word/2018/wordml/cex" xmlns:w16cid="http://schemas.microsoft.com/office/word/2016/wordml/cid" xmlns:w16="http://schemas.microsoft.com/office/word/2018/wordml" xmlns:w16sdtdh="http://schemas.microsoft.com/office/word/2020/wordml/sdtdatahash" xmlns:w16se="http://schemas.microsoft.com/office/word/2015/wordml/symex" xmlns:wpg="http://schemas.microsoft.com/office/word/2010/wordprocessingGroup" xmlns:wpi="http://schemas.microsoft.com/office/word/2010/wordprocessingInk" xmlns:wne="http://schemas.microsoft.com/office/word/2006/wordml" xmlns:wps="http://schemas.microsoft.com/office/word/2010/wordprocessingShape" mc:Ignorable="w14 w15 w16se w16cid w16 w16cex w16sdtdh wp14">
+<w:hdr xmlns:wpc="http://schemas.microsoft.com/office/word/2010/wordprocessingCanvas" xmlns:cx="http://schemas.microsoft.com/office/drawing/2014/chartex" xmlns:cx1="http://schemas.microsoft.com/office/drawing/2015/9/8/chartex" xmlns:cx2="http://schemas.microsoft.com/office/drawing/2015/10/21/chartex" xmlns:cx3="http://schemas.microsoft.com/office/drawing/2016/5/9/chartex" xmlns:cx4="http://schemas.microsoft.com/office/drawing/2016/5/10/chartex" xmlns:cx5="http://schemas.microsoft.com/office/drawing/2016/5/11/chartex" xmlns:cx6="http://schemas.microsoft.com/office/drawing/2016/5/12/chartex" xmlns:cx7="http://schemas.microsoft.com/office/drawing/2016/5/13/chartex" xmlns:cx8="http://schemas.microsoft.com/office/drawing/2016/5/14/chartex" xmlns:mc="http://schemas.openxmlformats.org/markup-compatibility/2006" xmlns:aink="http://schemas.microsoft.com/office/drawing/2016/ink" xmlns:am3d="http://schemas.microsoft.com/office/drawing/2017/model3d" xmlns:o="urn:schemas-microsoft-com:office:office" xmlns:oel="http://schemas.microsoft.com/office/2019/extlst" xmlns:r="http://schemas.openxmlformats.org/officeDocument/2006/relationships" xmlns:m="http://schemas.openxmlformats.org/officeDocument/2006/math" xmlns:v="urn:schemas-microsoft-com:vml" xmlns:wp14="http://schemas.microsoft.com/office/word/2010/wordprocessingDrawing" xmlns:wp="http://schemas.openxmlformats.org/drawingml/2006/wordprocessingDrawing" xmlns:w10="urn:schemas-microsoft-com:office:word" xmlns:w="http://schemas.openxmlformats.org/wordprocessingml/2006/main" xmlns:w14="http://schemas.microsoft.com/office/word/2010/wordml" xmlns:w15="http://schemas.microsoft.com/office/word/2012/wordml" xmlns:w16cex="http://schemas.microsoft.com/office/word/2018/wordml/cex" xmlns:w16cid="http://schemas.microsoft.com/office/word/2016/wordml/cid" xmlns:w16="http://schemas.microsoft.com/office/word/2018/wordml" xmlns:w16du="http://schemas.microsoft.com/office/word/2023/wordml/word16du" xmlns:w16sdtdh="http://schemas.microsoft.com/office/word/2020/wordml/sdtdatahash" xmlns:w16sdtfl="http://schemas.microsoft.com/office/word/2024/wordml/sdtformatlock" xmlns:w16se="http://schemas.microsoft.com/office/word/2015/wordml/symex" xmlns:wpg="http://schemas.microsoft.com/office/word/2010/wordprocessingGroup" xmlns:wpi="http://schemas.microsoft.com/office/word/2010/wordprocessingInk" xmlns:wne="http://schemas.microsoft.com/office/word/2006/wordml" xmlns:wps="http://schemas.microsoft.com/office/word/2010/wordprocessingShape" mc:Ignorable="w14 w15 w16se w16cid w16 w16cex w16sdtdh w16sdtfl w16du wp14">
   <w:p>
     <w:pPr>
       <w:pStyle w:val="ab"/>
@@ -12558,7 +12843,7 @@
 </file>
 
 <file path=word/header3.xml><?xml version="1.0" encoding="utf-8"?>
-<w:hdr xmlns:wpc="http://schemas.microsoft.com/office/word/2010/wordprocessingCanvas" xmlns:cx="http://schemas.microsoft.com/office/drawing/2014/chartex" xmlns:cx1="http://schemas.microsoft.com/office/drawing/2015/9/8/chartex" xmlns:cx2="http://schemas.microsoft.com/office/drawing/2015/10/21/chartex" xmlns:cx3="http://schemas.microsoft.com/office/drawing/2016/5/9/chartex" xmlns:cx4="http://schemas.microsoft.com/office/drawing/2016/5/10/chartex" xmlns:cx5="http://schemas.microsoft.com/office/drawing/2016/5/11/chartex" xmlns:cx6="http://schemas.microsoft.com/office/drawing/2016/5/12/chartex" xmlns:cx7="http://schemas.microsoft.com/office/drawing/2016/5/13/chartex" xmlns:cx8="http://schemas.microsoft.com/office/drawing/2016/5/14/chartex" xmlns:mc="http://schemas.openxmlformats.org/markup-compatibility/2006" xmlns:aink="http://schemas.microsoft.com/office/drawing/2016/ink" xmlns:am3d="http://schemas.microsoft.com/office/drawing/2017/model3d" xmlns:o="urn:schemas-microsoft-com:office:office" xmlns:r="http://schemas.openxmlformats.org/officeDocument/2006/relationships" xmlns:m="http://schemas.openxmlformats.org/officeDocument/2006/math" xmlns:v="urn:schemas-microsoft-com:vml" xmlns:wp14="http://schemas.microsoft.com/office/word/2010/wordprocessingDrawing" xmlns:wp="http://schemas.openxmlformats.org/drawingml/2006/wordprocessingDrawing" xmlns:w10="urn:schemas-microsoft-com:office:word" xmlns:w="http://schemas.openxmlformats.org/wordprocessingml/2006/main" xmlns:w14="http://schemas.microsoft.com/office/word/2010/wordml" xmlns:w15="http://schemas.microsoft.com/office/word/2012/wordml" xmlns:w16cex="http://schemas.microsoft.com/office/word/2018/wordml/cex" xmlns:w16cid="http://schemas.microsoft.com/office/word/2016/wordml/cid" xmlns:w16="http://schemas.microsoft.com/office/word/2018/wordml" xmlns:w16sdtdh="http://schemas.microsoft.com/office/word/2020/wordml/sdtdatahash" xmlns:w16se="http://schemas.microsoft.com/office/word/2015/wordml/symex" xmlns:wpg="http://schemas.microsoft.com/office/word/2010/wordprocessingGroup" xmlns:wpi="http://schemas.microsoft.com/office/word/2010/wordprocessingInk" xmlns:wne="http://schemas.microsoft.com/office/word/2006/wordml" xmlns:wps="http://schemas.microsoft.com/office/word/2010/wordprocessingShape" mc:Ignorable="w14 w15 w16se w16cid w16 w16cex w16sdtdh wp14">
+<w:hdr xmlns:wpc="http://schemas.microsoft.com/office/word/2010/wordprocessingCanvas" xmlns:cx="http://schemas.microsoft.com/office/drawing/2014/chartex" xmlns:cx1="http://schemas.microsoft.com/office/drawing/2015/9/8/chartex" xmlns:cx2="http://schemas.microsoft.com/office/drawing/2015/10/21/chartex" xmlns:cx3="http://schemas.microsoft.com/office/drawing/2016/5/9/chartex" xmlns:cx4="http://schemas.microsoft.com/office/drawing/2016/5/10/chartex" xmlns:cx5="http://schemas.microsoft.com/office/drawing/2016/5/11/chartex" xmlns:cx6="http://schemas.microsoft.com/office/drawing/2016/5/12/chartex" xmlns:cx7="http://schemas.microsoft.com/office/drawing/2016/5/13/chartex" xmlns:cx8="http://schemas.microsoft.com/office/drawing/2016/5/14/chartex" xmlns:mc="http://schemas.openxmlformats.org/markup-compatibility/2006" xmlns:aink="http://schemas.microsoft.com/office/drawing/2016/ink" xmlns:am3d="http://schemas.microsoft.com/office/drawing/2017/model3d" xmlns:o="urn:schemas-microsoft-com:office:office" xmlns:oel="http://schemas.microsoft.com/office/2019/extlst" xmlns:r="http://schemas.openxmlformats.org/officeDocument/2006/relationships" xmlns:m="http://schemas.openxmlformats.org/officeDocument/2006/math" xmlns:v="urn:schemas-microsoft-com:vml" xmlns:wp14="http://schemas.microsoft.com/office/word/2010/wordprocessingDrawing" xmlns:wp="http://schemas.openxmlformats.org/drawingml/2006/wordprocessingDrawing" xmlns:w10="urn:schemas-microsoft-com:office:word" xmlns:w="http://schemas.openxmlformats.org/wordprocessingml/2006/main" xmlns:w14="http://schemas.microsoft.com/office/word/2010/wordml" xmlns:w15="http://schemas.microsoft.com/office/word/2012/wordml" xmlns:w16cex="http://schemas.microsoft.com/office/word/2018/wordml/cex" xmlns:w16cid="http://schemas.microsoft.com/office/word/2016/wordml/cid" xmlns:w16="http://schemas.microsoft.com/office/word/2018/wordml" xmlns:w16du="http://schemas.microsoft.com/office/word/2023/wordml/word16du" xmlns:w16sdtdh="http://schemas.microsoft.com/office/word/2020/wordml/sdtdatahash" xmlns:w16sdtfl="http://schemas.microsoft.com/office/word/2024/wordml/sdtformatlock" xmlns:w16se="http://schemas.microsoft.com/office/word/2015/wordml/symex" xmlns:wpg="http://schemas.microsoft.com/office/word/2010/wordprocessingGroup" xmlns:wpi="http://schemas.microsoft.com/office/word/2010/wordprocessingInk" xmlns:wne="http://schemas.microsoft.com/office/word/2006/wordml" xmlns:wps="http://schemas.microsoft.com/office/word/2010/wordprocessingShape" mc:Ignorable="w14 w15 w16se w16cid w16 w16cex w16sdtdh w16sdtfl w16du wp14">
   <w:p>
     <w:pPr>
       <w:pStyle w:val="ab"/>
@@ -12571,7 +12856,7 @@
 </file>
 
 <file path=word/numbering.xml><?xml version="1.0" encoding="utf-8"?>
-<w:numbering xmlns:wpc="http://schemas.microsoft.com/office/word/2010/wordprocessingCanvas" xmlns:cx="http://schemas.microsoft.com/office/drawing/2014/chartex" xmlns:cx1="http://schemas.microsoft.com/office/drawing/2015/9/8/chartex" xmlns:cx2="http://schemas.microsoft.com/office/drawing/2015/10/21/chartex" xmlns:cx3="http://schemas.microsoft.com/office/drawing/2016/5/9/chartex" xmlns:cx4="http://schemas.microsoft.com/office/drawing/2016/5/10/chartex" xmlns:cx5="http://schemas.microsoft.com/office/drawing/2016/5/11/chartex" xmlns:cx6="http://schemas.microsoft.com/office/drawing/2016/5/12/chartex" xmlns:cx7="http://schemas.microsoft.com/office/drawing/2016/5/13/chartex" xmlns:cx8="http://schemas.microsoft.com/office/drawing/2016/5/14/chartex" xmlns:mc="http://schemas.openxmlformats.org/markup-compatibility/2006" xmlns:aink="http://schemas.microsoft.com/office/drawing/2016/ink" xmlns:am3d="http://schemas.microsoft.com/office/drawing/2017/model3d" xmlns:o="urn:schemas-microsoft-com:office:office" xmlns:r="http://schemas.openxmlformats.org/officeDocument/2006/relationships" xmlns:m="http://schemas.openxmlformats.org/officeDocument/2006/math" xmlns:v="urn:schemas-microsoft-com:vml" xmlns:wp14="http://schemas.microsoft.com/office/word/2010/wordprocessingDrawing" xmlns:wp="http://schemas.openxmlformats.org/drawingml/2006/wordprocessingDrawing" xmlns:w10="urn:schemas-microsoft-com:office:word" xmlns:w="http://schemas.openxmlformats.org/wordprocessingml/2006/main" xmlns:w14="http://schemas.microsoft.com/office/word/2010/wordml" xmlns:w15="http://schemas.microsoft.com/office/word/2012/wordml" xmlns:w16cex="http://schemas.microsoft.com/office/word/2018/wordml/cex" xmlns:w16cid="http://schemas.microsoft.com/office/word/2016/wordml/cid" xmlns:w16="http://schemas.microsoft.com/office/word/2018/wordml" xmlns:w16sdtdh="http://schemas.microsoft.com/office/word/2020/wordml/sdtdatahash" xmlns:w16se="http://schemas.microsoft.com/office/word/2015/wordml/symex" xmlns:wpg="http://schemas.microsoft.com/office/word/2010/wordprocessingGroup" xmlns:wpi="http://schemas.microsoft.com/office/word/2010/wordprocessingInk" xmlns:wne="http://schemas.microsoft.com/office/word/2006/wordml" xmlns:wps="http://schemas.microsoft.com/office/word/2010/wordprocessingShape" mc:Ignorable="w14 w15 w16se w16cid w16 w16cex w16sdtdh wp14">
+<w:numbering xmlns:wpc="http://schemas.microsoft.com/office/word/2010/wordprocessingCanvas" xmlns:cx="http://schemas.microsoft.com/office/drawing/2014/chartex" xmlns:cx1="http://schemas.microsoft.com/office/drawing/2015/9/8/chartex" xmlns:cx2="http://schemas.microsoft.com/office/drawing/2015/10/21/chartex" xmlns:cx3="http://schemas.microsoft.com/office/drawing/2016/5/9/chartex" xmlns:cx4="http://schemas.microsoft.com/office/drawing/2016/5/10/chartex" xmlns:cx5="http://schemas.microsoft.com/office/drawing/2016/5/11/chartex" xmlns:cx6="http://schemas.microsoft.com/office/drawing/2016/5/12/chartex" xmlns:cx7="http://schemas.microsoft.com/office/drawing/2016/5/13/chartex" xmlns:cx8="http://schemas.microsoft.com/office/drawing/2016/5/14/chartex" xmlns:mc="http://schemas.openxmlformats.org/markup-compatibility/2006" xmlns:aink="http://schemas.microsoft.com/office/drawing/2016/ink" xmlns:am3d="http://schemas.microsoft.com/office/drawing/2017/model3d" xmlns:o="urn:schemas-microsoft-com:office:office" xmlns:oel="http://schemas.microsoft.com/office/2019/extlst" xmlns:r="http://schemas.openxmlformats.org/officeDocument/2006/relationships" xmlns:m="http://schemas.openxmlformats.org/officeDocument/2006/math" xmlns:v="urn:schemas-microsoft-com:vml" xmlns:wp14="http://schemas.microsoft.com/office/word/2010/wordprocessingDrawing" xmlns:wp="http://schemas.openxmlformats.org/drawingml/2006/wordprocessingDrawing" xmlns:w10="urn:schemas-microsoft-com:office:word" xmlns:w="http://schemas.openxmlformats.org/wordprocessingml/2006/main" xmlns:w14="http://schemas.microsoft.com/office/word/2010/wordml" xmlns:w15="http://schemas.microsoft.com/office/word/2012/wordml" xmlns:w16cex="http://schemas.microsoft.com/office/word/2018/wordml/cex" xmlns:w16cid="http://schemas.microsoft.com/office/word/2016/wordml/cid" xmlns:w16="http://schemas.microsoft.com/office/word/2018/wordml" xmlns:w16du="http://schemas.microsoft.com/office/word/2023/wordml/word16du" xmlns:w16sdtdh="http://schemas.microsoft.com/office/word/2020/wordml/sdtdatahash" xmlns:w16sdtfl="http://schemas.microsoft.com/office/word/2024/wordml/sdtformatlock" xmlns:w16se="http://schemas.microsoft.com/office/word/2015/wordml/symex" xmlns:wpg="http://schemas.microsoft.com/office/word/2010/wordprocessingGroup" xmlns:wpi="http://schemas.microsoft.com/office/word/2010/wordprocessingInk" xmlns:wne="http://schemas.microsoft.com/office/word/2006/wordml" xmlns:wps="http://schemas.microsoft.com/office/word/2010/wordprocessingShape" mc:Ignorable="w14 w15 w16se w16cid w16 w16cex w16sdtdh w16sdtfl w16du wp14">
   <w:abstractNum w:abstractNumId="0" w15:restartNumberingAfterBreak="0">
     <w:nsid w:val="39A522B6"/>
     <w:multiLevelType w:val="hybridMultilevel"/>
@@ -12685,14 +12970,14 @@
       </w:rPr>
     </w:lvl>
   </w:abstractNum>
-  <w:num w:numId="1">
+  <w:num w:numId="1" w16cid:durableId="583614026">
     <w:abstractNumId w:val="0"/>
   </w:num>
 </w:numbering>
 </file>
 
 <file path=word/styles.xml><?xml version="1.0" encoding="utf-8"?>
-<w:styles xmlns:mc="http://schemas.openxmlformats.org/markup-compatibility/2006" xmlns:r="http://schemas.openxmlformats.org/officeDocument/2006/relationships" xmlns:w="http://schemas.openxmlformats.org/wordprocessingml/2006/main" xmlns:w14="http://schemas.microsoft.com/office/word/2010/wordml" xmlns:w15="http://schemas.microsoft.com/office/word/2012/wordml" xmlns:w16cex="http://schemas.microsoft.com/office/word/2018/wordml/cex" xmlns:w16cid="http://schemas.microsoft.com/office/word/2016/wordml/cid" xmlns:w16="http://schemas.microsoft.com/office/word/2018/wordml" xmlns:w16sdtdh="http://schemas.microsoft.com/office/word/2020/wordml/sdtdatahash" xmlns:w16se="http://schemas.microsoft.com/office/word/2015/wordml/symex" mc:Ignorable="w14 w15 w16se w16cid w16 w16cex w16sdtdh">
+<w:styles xmlns:mc="http://schemas.openxmlformats.org/markup-compatibility/2006" xmlns:r="http://schemas.openxmlformats.org/officeDocument/2006/relationships" xmlns:w="http://schemas.openxmlformats.org/wordprocessingml/2006/main" xmlns:w14="http://schemas.microsoft.com/office/word/2010/wordml" xmlns:w15="http://schemas.microsoft.com/office/word/2012/wordml" xmlns:w16cex="http://schemas.microsoft.com/office/word/2018/wordml/cex" xmlns:w16cid="http://schemas.microsoft.com/office/word/2016/wordml/cid" xmlns:w16="http://schemas.microsoft.com/office/word/2018/wordml" xmlns:w16du="http://schemas.microsoft.com/office/word/2023/wordml/word16du" xmlns:w16sdtdh="http://schemas.microsoft.com/office/word/2020/wordml/sdtdatahash" xmlns:w16sdtfl="http://schemas.microsoft.com/office/word/2024/wordml/sdtformatlock" xmlns:w16se="http://schemas.microsoft.com/office/word/2015/wordml/symex" mc:Ignorable="w14 w15 w16se w16cid w16 w16cex w16sdtdh w16sdtfl w16du">
   <w:docDefaults>
     <w:rPrDefault>
       <w:rPr>
